--- a/Atividade Requisitos.docx
+++ b/Atividade Requisitos.docx
@@ -1,60 +1,239 @@
 
 <file path=word/document.xml><?xml version="1.0" encoding="utf-8"?>
-<w:document xmlns:wpc="http://schemas.microsoft.com/office/word/2010/wordprocessingCanvas" xmlns:mc="http://schemas.openxmlformats.org/markup-compatibility/2006" xmlns:o="urn:schemas-microsoft-com:office:office" xmlns:r="http://schemas.openxmlformats.org/officeDocument/2006/relationships" xmlns:m="http://schemas.openxmlformats.org/officeDocument/2006/math" xmlns:v="urn:schemas-microsoft-com:vml" xmlns:wp14="http://schemas.microsoft.com/office/word/2010/wordprocessingDrawing" xmlns:wp="http://schemas.openxmlformats.org/drawingml/2006/wordprocessingDrawing" xmlns:w10="urn:schemas-microsoft-com:office:word" xmlns:w="http://schemas.openxmlformats.org/wordprocessingml/2006/main" xmlns:w14="http://schemas.microsoft.com/office/word/2010/wordml" xmlns:wpg="http://schemas.microsoft.com/office/word/2010/wordprocessingGroup" xmlns:wpi="http://schemas.microsoft.com/office/word/2010/wordprocessingInk" xmlns:wne="http://schemas.microsoft.com/office/word/2006/wordml" xmlns:wps="http://schemas.microsoft.com/office/word/2010/wordprocessingShape" mc:Ignorable="w14 wp14">
+<w:document xmlns:wpc="http://schemas.microsoft.com/office/word/2010/wordprocessingCanvas" xmlns:cx="http://schemas.microsoft.com/office/drawing/2014/chartex" xmlns:cx1="http://schemas.microsoft.com/office/drawing/2015/9/8/chartex" xmlns:cx2="http://schemas.microsoft.com/office/drawing/2015/10/21/chartex" xmlns:cx3="http://schemas.microsoft.com/office/drawing/2016/5/9/chartex" xmlns:cx4="http://schemas.microsoft.com/office/drawing/2016/5/10/chartex" xmlns:cx5="http://schemas.microsoft.com/office/drawing/2016/5/11/chartex" xmlns:cx6="http://schemas.microsoft.com/office/drawing/2016/5/12/chartex" xmlns:cx7="http://schemas.microsoft.com/office/drawing/2016/5/13/chartex" xmlns:cx8="http://schemas.microsoft.com/office/drawing/2016/5/14/chartex" xmlns:mc="http://schemas.openxmlformats.org/markup-compatibility/2006" xmlns:aink="http://schemas.microsoft.com/office/drawing/2016/ink" xmlns:am3d="http://schemas.microsoft.com/office/drawing/2017/model3d" xmlns:o="urn:schemas-microsoft-com:office:office" xmlns:r="http://schemas.openxmlformats.org/officeDocument/2006/relationships" xmlns:m="http://schemas.openxmlformats.org/officeDocument/2006/math" xmlns:v="urn:schemas-microsoft-com:vml" xmlns:wp14="http://schemas.microsoft.com/office/word/2010/wordprocessingDrawing" xmlns:wp="http://schemas.openxmlformats.org/drawingml/2006/wordprocessingDrawing" xmlns:w10="urn:schemas-microsoft-com:office:word" xmlns:w="http://schemas.openxmlformats.org/wordprocessingml/2006/main" xmlns:w14="http://schemas.microsoft.com/office/word/2010/wordml" xmlns:w15="http://schemas.microsoft.com/office/word/2012/wordml" xmlns:w16cid="http://schemas.microsoft.com/office/word/2016/wordml/cid" xmlns:w16se="http://schemas.microsoft.com/office/word/2015/wordml/symex" xmlns:wpg="http://schemas.microsoft.com/office/word/2010/wordprocessingGroup" xmlns:wpi="http://schemas.microsoft.com/office/word/2010/wordprocessingInk" xmlns:wne="http://schemas.microsoft.com/office/word/2006/wordml" xmlns:wps="http://schemas.microsoft.com/office/word/2010/wordprocessingShape" mc:Ignorable="w14 w15 w16se w16cid wp14">
   <w:body>
     <w:p>
       <w:pPr>
-        <w:jc w:val="center"/>
+        <w:jc w:val="both"/>
         <w:rPr>
           <w:rFonts w:ascii="Arial" w:hAnsi="Arial" w:cs="Arial"/>
-          <w:sz w:val="40"/>
-          <w:szCs w:val="40"/>
-        </w:rPr>
-      </w:pPr>
-      <w:r>
+          <w:b/>
+          <w:sz w:val="28"/>
+          <w:szCs w:val="28"/>
+        </w:rPr>
+      </w:pPr>
+      <w:bookmarkStart w:id="0" w:name="_GoBack"/>
+      <w:bookmarkEnd w:id="0"/>
+    </w:p>
+    <w:p>
+      <w:pPr>
+        <w:jc w:val="both"/>
         <w:rPr>
           <w:rFonts w:ascii="Arial" w:hAnsi="Arial" w:cs="Arial"/>
-          <w:sz w:val="40"/>
-          <w:szCs w:val="40"/>
-        </w:rPr>
-        <w:t>Atividade Requisitos</w:t>
-      </w:r>
-    </w:p>
-    <w:p>
-      <w:pPr>
-        <w:jc w:val="right"/>
+          <w:b/>
+          <w:sz w:val="28"/>
+          <w:szCs w:val="28"/>
+        </w:rPr>
+      </w:pPr>
+    </w:p>
+    <w:p>
+      <w:pPr>
+        <w:jc w:val="both"/>
         <w:rPr>
           <w:rFonts w:ascii="Arial" w:hAnsi="Arial" w:cs="Arial"/>
-          <w:sz w:val="32"/>
-          <w:szCs w:val="32"/>
-        </w:rPr>
-      </w:pPr>
-      <w:r>
+          <w:b/>
+          <w:sz w:val="28"/>
+          <w:szCs w:val="28"/>
+        </w:rPr>
+      </w:pPr>
+    </w:p>
+    <w:p>
+      <w:pPr>
+        <w:jc w:val="both"/>
         <w:rPr>
           <w:rFonts w:ascii="Arial" w:hAnsi="Arial" w:cs="Arial"/>
-          <w:sz w:val="32"/>
-          <w:szCs w:val="32"/>
-        </w:rPr>
-        <w:t>Felipe Rocha Gomes</w:t>
-      </w:r>
-    </w:p>
-    <w:p>
-      <w:pPr>
-        <w:jc w:val="right"/>
+          <w:b/>
+          <w:sz w:val="28"/>
+          <w:szCs w:val="28"/>
+        </w:rPr>
+      </w:pPr>
+    </w:p>
+    <w:p>
+      <w:pPr>
+        <w:jc w:val="both"/>
         <w:rPr>
           <w:rFonts w:ascii="Arial" w:hAnsi="Arial" w:cs="Arial"/>
-          <w:sz w:val="32"/>
-          <w:szCs w:val="32"/>
-        </w:rPr>
-      </w:pPr>
-      <w:r>
+          <w:b/>
+          <w:sz w:val="28"/>
+          <w:szCs w:val="28"/>
+        </w:rPr>
+      </w:pPr>
+    </w:p>
+    <w:p>
+      <w:pPr>
+        <w:jc w:val="both"/>
         <w:rPr>
           <w:rFonts w:ascii="Arial" w:hAnsi="Arial" w:cs="Arial"/>
-          <w:sz w:val="32"/>
-          <w:szCs w:val="32"/>
-        </w:rPr>
-        <w:t>Fernando Fiani de Pina Saraiva</w:t>
-      </w:r>
+          <w:b/>
+          <w:sz w:val="28"/>
+          <w:szCs w:val="28"/>
+        </w:rPr>
+      </w:pPr>
+    </w:p>
+    <w:p>
+      <w:pPr>
+        <w:jc w:val="both"/>
+        <w:rPr>
+          <w:rFonts w:ascii="Arial" w:hAnsi="Arial" w:cs="Arial"/>
+          <w:b/>
+          <w:sz w:val="28"/>
+          <w:szCs w:val="28"/>
+        </w:rPr>
+      </w:pPr>
+    </w:p>
+    <w:p>
+      <w:pPr>
+        <w:jc w:val="both"/>
+        <w:rPr>
+          <w:rFonts w:ascii="Arial" w:hAnsi="Arial" w:cs="Arial"/>
+          <w:b/>
+          <w:sz w:val="28"/>
+          <w:szCs w:val="28"/>
+        </w:rPr>
+      </w:pPr>
+    </w:p>
+    <w:p>
+      <w:pPr>
+        <w:jc w:val="both"/>
+        <w:rPr>
+          <w:rFonts w:ascii="Arial" w:hAnsi="Arial" w:cs="Arial"/>
+          <w:b/>
+          <w:sz w:val="28"/>
+          <w:szCs w:val="28"/>
+        </w:rPr>
+      </w:pPr>
+    </w:p>
+    <w:p>
+      <w:pPr>
+        <w:jc w:val="both"/>
+        <w:rPr>
+          <w:rFonts w:ascii="Arial" w:hAnsi="Arial" w:cs="Arial"/>
+          <w:b/>
+          <w:sz w:val="28"/>
+          <w:szCs w:val="28"/>
+        </w:rPr>
+      </w:pPr>
+    </w:p>
+    <w:p>
+      <w:pPr>
+        <w:jc w:val="both"/>
+        <w:rPr>
+          <w:rFonts w:ascii="Arial" w:hAnsi="Arial" w:cs="Arial"/>
+          <w:b/>
+          <w:sz w:val="28"/>
+          <w:szCs w:val="28"/>
+        </w:rPr>
+      </w:pPr>
+    </w:p>
+    <w:p>
+      <w:pPr>
+        <w:jc w:val="both"/>
+        <w:rPr>
+          <w:rFonts w:ascii="Arial" w:hAnsi="Arial" w:cs="Arial"/>
+          <w:b/>
+          <w:sz w:val="28"/>
+          <w:szCs w:val="28"/>
+        </w:rPr>
+      </w:pPr>
+    </w:p>
+    <w:p>
+      <w:pPr>
+        <w:jc w:val="both"/>
+        <w:rPr>
+          <w:rFonts w:ascii="Arial" w:hAnsi="Arial" w:cs="Arial"/>
+          <w:b/>
+          <w:sz w:val="28"/>
+          <w:szCs w:val="28"/>
+        </w:rPr>
+      </w:pPr>
+    </w:p>
+    <w:p>
+      <w:pPr>
+        <w:jc w:val="both"/>
+        <w:rPr>
+          <w:rFonts w:ascii="Arial" w:hAnsi="Arial" w:cs="Arial"/>
+          <w:b/>
+          <w:sz w:val="28"/>
+          <w:szCs w:val="28"/>
+        </w:rPr>
+      </w:pPr>
+    </w:p>
+    <w:p>
+      <w:pPr>
+        <w:jc w:val="both"/>
+        <w:rPr>
+          <w:rFonts w:ascii="Arial" w:hAnsi="Arial" w:cs="Arial"/>
+          <w:b/>
+          <w:sz w:val="28"/>
+          <w:szCs w:val="28"/>
+        </w:rPr>
+      </w:pPr>
+    </w:p>
+    <w:p>
+      <w:pPr>
+        <w:jc w:val="both"/>
+        <w:rPr>
+          <w:rFonts w:ascii="Arial" w:hAnsi="Arial" w:cs="Arial"/>
+          <w:b/>
+          <w:sz w:val="28"/>
+          <w:szCs w:val="28"/>
+        </w:rPr>
+      </w:pPr>
+    </w:p>
+    <w:p>
+      <w:pPr>
+        <w:jc w:val="both"/>
+        <w:rPr>
+          <w:rFonts w:ascii="Arial" w:hAnsi="Arial" w:cs="Arial"/>
+          <w:b/>
+          <w:sz w:val="28"/>
+          <w:szCs w:val="28"/>
+        </w:rPr>
+      </w:pPr>
+    </w:p>
+    <w:p>
+      <w:pPr>
+        <w:jc w:val="both"/>
+        <w:rPr>
+          <w:rFonts w:ascii="Arial" w:hAnsi="Arial" w:cs="Arial"/>
+          <w:b/>
+          <w:sz w:val="28"/>
+          <w:szCs w:val="28"/>
+        </w:rPr>
+      </w:pPr>
+    </w:p>
+    <w:p>
+      <w:pPr>
+        <w:jc w:val="both"/>
+        <w:rPr>
+          <w:rFonts w:ascii="Arial" w:hAnsi="Arial" w:cs="Arial"/>
+          <w:b/>
+          <w:sz w:val="28"/>
+          <w:szCs w:val="28"/>
+        </w:rPr>
+      </w:pPr>
+    </w:p>
+    <w:p>
+      <w:pPr>
+        <w:jc w:val="both"/>
+        <w:rPr>
+          <w:rFonts w:ascii="Arial" w:hAnsi="Arial" w:cs="Arial"/>
+          <w:b/>
+          <w:sz w:val="28"/>
+          <w:szCs w:val="28"/>
+        </w:rPr>
+      </w:pPr>
+    </w:p>
+    <w:p>
+      <w:pPr>
+        <w:jc w:val="both"/>
+        <w:rPr>
+          <w:rFonts w:ascii="Arial" w:hAnsi="Arial" w:cs="Arial"/>
+          <w:b/>
+          <w:sz w:val="28"/>
+          <w:szCs w:val="28"/>
+        </w:rPr>
+      </w:pPr>
     </w:p>
     <w:p>
       <w:pPr>
@@ -142,25 +321,7 @@
           <w:sz w:val="24"/>
           <w:szCs w:val="28"/>
         </w:rPr>
-        <w:t xml:space="preserve">Tela inicial com uma parte superior que reúna </w:t>
-      </w:r>
-      <w:proofErr w:type="gramStart"/>
-      <w:r>
-        <w:rPr>
-          <w:rFonts w:ascii="Arial" w:hAnsi="Arial" w:cs="Arial"/>
-          <w:sz w:val="24"/>
-          <w:szCs w:val="28"/>
-        </w:rPr>
-        <w:t>links</w:t>
-      </w:r>
-      <w:proofErr w:type="gramEnd"/>
-      <w:r>
-        <w:rPr>
-          <w:rFonts w:ascii="Arial" w:hAnsi="Arial" w:cs="Arial"/>
-          <w:sz w:val="24"/>
-          <w:szCs w:val="28"/>
-        </w:rPr>
-        <w:t xml:space="preserve"> de redirecionamento para outras telas,</w:t>
+        <w:t>Tela inicial com uma parte superior que reúna links de redirecionamento para outras telas,</w:t>
       </w:r>
     </w:p>
     <w:p>
@@ -183,7 +344,8 @@
           <w:sz w:val="24"/>
           <w:szCs w:val="28"/>
         </w:rPr>
-        <w:t xml:space="preserve">Dentro da barra superior </w:t>
+        <w:lastRenderedPageBreak/>
+        <w:t>Dentro da barra superior links lado a lado:</w:t>
       </w:r>
       <w:proofErr w:type="gramStart"/>
       <w:r>
@@ -192,7 +354,7 @@
           <w:sz w:val="24"/>
           <w:szCs w:val="28"/>
         </w:rPr>
-        <w:t>links</w:t>
+        <w:t>Categorias,Ínicio</w:t>
       </w:r>
       <w:proofErr w:type="gramEnd"/>
       <w:r>
@@ -201,7 +363,7 @@
           <w:sz w:val="24"/>
           <w:szCs w:val="28"/>
         </w:rPr>
-        <w:t xml:space="preserve"> lado a lado:Categorias,Ínicio, Melhor Avaliação e Populares,</w:t>
+        <w:t>, Melhor Avaliação e Populares,</w:t>
       </w:r>
     </w:p>
     <w:p>
@@ -322,6 +484,7 @@
     <w:p>
       <w:pPr>
         <w:spacing w:before="100" w:beforeAutospacing="1" w:after="100" w:afterAutospacing="1" w:line="240" w:lineRule="auto"/>
+        <w:jc w:val="both"/>
         <w:outlineLvl w:val="0"/>
         <w:rPr>
           <w:rFonts w:ascii="Arial" w:eastAsia="Times New Roman" w:hAnsi="Arial" w:cs="Arial"/>
@@ -343,12 +506,13 @@
           <w:szCs w:val="32"/>
           <w:lang w:eastAsia="pt-BR"/>
         </w:rPr>
-        <w:t>1. Requisitos Funcionais (RF)</w:t>
+        <w:t>Requisitos Funcionais (RF)</w:t>
       </w:r>
     </w:p>
     <w:p>
       <w:pPr>
         <w:spacing w:before="100" w:beforeAutospacing="1" w:after="100" w:afterAutospacing="1" w:line="240" w:lineRule="auto"/>
+        <w:jc w:val="both"/>
         <w:rPr>
           <w:rFonts w:ascii="Arial" w:eastAsia="Times New Roman" w:hAnsi="Arial" w:cs="Arial"/>
           <w:sz w:val="24"/>
@@ -369,6 +533,7 @@
     <w:p>
       <w:pPr>
         <w:spacing w:before="100" w:beforeAutospacing="1" w:after="100" w:afterAutospacing="1" w:line="240" w:lineRule="auto"/>
+        <w:jc w:val="both"/>
         <w:outlineLvl w:val="2"/>
         <w:rPr>
           <w:rFonts w:ascii="Arial" w:eastAsia="Times New Roman" w:hAnsi="Arial" w:cs="Arial"/>
@@ -398,32 +563,22 @@
           <w:numId w:val="2"/>
         </w:numPr>
         <w:spacing w:before="100" w:beforeAutospacing="1" w:after="100" w:afterAutospacing="1" w:line="240" w:lineRule="auto"/>
-        <w:rPr>
-          <w:rFonts w:ascii="Arial" w:eastAsia="Times New Roman" w:hAnsi="Arial" w:cs="Arial"/>
-          <w:sz w:val="24"/>
-          <w:szCs w:val="24"/>
-          <w:lang w:eastAsia="pt-BR"/>
-        </w:rPr>
-      </w:pPr>
-      <w:r>
-        <w:rPr>
-          <w:rFonts w:ascii="Arial" w:eastAsia="Times New Roman" w:hAnsi="Arial" w:cs="Arial"/>
-          <w:b/>
-          <w:bCs/>
-          <w:sz w:val="24"/>
-          <w:szCs w:val="24"/>
-          <w:lang w:eastAsia="pt-BR"/>
-        </w:rPr>
-        <w:t>RF01</w:t>
-      </w:r>
-      <w:r>
-        <w:rPr>
-          <w:rFonts w:ascii="Arial" w:eastAsia="Times New Roman" w:hAnsi="Arial" w:cs="Arial"/>
-          <w:sz w:val="24"/>
-          <w:szCs w:val="24"/>
-          <w:lang w:eastAsia="pt-BR"/>
-        </w:rPr>
-        <w:t xml:space="preserve">: O sistema deve permitir cadastro de novos usuários. </w:t>
+        <w:jc w:val="both"/>
+        <w:rPr>
+          <w:rFonts w:ascii="Arial" w:eastAsia="Times New Roman" w:hAnsi="Arial" w:cs="Arial"/>
+          <w:sz w:val="24"/>
+          <w:szCs w:val="24"/>
+          <w:lang w:eastAsia="pt-BR"/>
+        </w:rPr>
+      </w:pPr>
+      <w:r>
+        <w:rPr>
+          <w:rFonts w:ascii="Arial" w:eastAsia="Times New Roman" w:hAnsi="Arial" w:cs="Arial"/>
+          <w:sz w:val="24"/>
+          <w:szCs w:val="24"/>
+          <w:lang w:eastAsia="pt-BR"/>
+        </w:rPr>
+        <w:t xml:space="preserve">O sistema deve permitir cadastro de novos usuários. </w:t>
       </w:r>
     </w:p>
     <w:p>
@@ -433,72 +588,28 @@
           <w:numId w:val="2"/>
         </w:numPr>
         <w:spacing w:before="100" w:beforeAutospacing="1" w:after="100" w:afterAutospacing="1" w:line="240" w:lineRule="auto"/>
-        <w:rPr>
-          <w:rFonts w:ascii="Arial" w:eastAsia="Times New Roman" w:hAnsi="Arial" w:cs="Arial"/>
-          <w:sz w:val="24"/>
-          <w:szCs w:val="24"/>
-          <w:lang w:eastAsia="pt-BR"/>
-        </w:rPr>
-      </w:pPr>
-      <w:r>
-        <w:rPr>
-          <w:rFonts w:ascii="Arial" w:eastAsia="Times New Roman" w:hAnsi="Arial" w:cs="Arial"/>
-          <w:b/>
-          <w:bCs/>
-          <w:sz w:val="24"/>
-          <w:szCs w:val="24"/>
-          <w:lang w:eastAsia="pt-BR"/>
-        </w:rPr>
-        <w:t>RF02</w:t>
-      </w:r>
-      <w:r>
-        <w:rPr>
-          <w:rFonts w:ascii="Arial" w:eastAsia="Times New Roman" w:hAnsi="Arial" w:cs="Arial"/>
-          <w:sz w:val="24"/>
-          <w:szCs w:val="24"/>
-          <w:lang w:eastAsia="pt-BR"/>
-        </w:rPr>
-        <w:t xml:space="preserve">: O sistema deve permitir login com credenciais (email e senha). </w:t>
-      </w:r>
-    </w:p>
-    <w:p>
-      <w:pPr>
-        <w:numPr>
-          <w:ilvl w:val="0"/>
-          <w:numId w:val="2"/>
-        </w:numPr>
+        <w:jc w:val="both"/>
+        <w:rPr>
+          <w:rFonts w:ascii="Arial" w:eastAsia="Times New Roman" w:hAnsi="Arial" w:cs="Arial"/>
+          <w:sz w:val="24"/>
+          <w:szCs w:val="24"/>
+          <w:lang w:eastAsia="pt-BR"/>
+        </w:rPr>
+      </w:pPr>
+      <w:r>
+        <w:rPr>
+          <w:rFonts w:ascii="Arial" w:eastAsia="Times New Roman" w:hAnsi="Arial" w:cs="Arial"/>
+          <w:sz w:val="24"/>
+          <w:szCs w:val="24"/>
+          <w:lang w:eastAsia="pt-BR"/>
+        </w:rPr>
+        <w:t xml:space="preserve">O sistema deve permitir login com credenciais (email e senha). </w:t>
+      </w:r>
+    </w:p>
+    <w:p>
+      <w:pPr>
         <w:spacing w:before="100" w:beforeAutospacing="1" w:after="100" w:afterAutospacing="1" w:line="240" w:lineRule="auto"/>
-        <w:rPr>
-          <w:rFonts w:ascii="Arial" w:eastAsia="Times New Roman" w:hAnsi="Arial" w:cs="Arial"/>
-          <w:sz w:val="24"/>
-          <w:szCs w:val="24"/>
-          <w:lang w:eastAsia="pt-BR"/>
-        </w:rPr>
-      </w:pPr>
-      <w:r>
-        <w:rPr>
-          <w:rFonts w:ascii="Arial" w:eastAsia="Times New Roman" w:hAnsi="Arial" w:cs="Arial"/>
-          <w:b/>
-          <w:bCs/>
-          <w:sz w:val="24"/>
-          <w:szCs w:val="24"/>
-          <w:lang w:eastAsia="pt-BR"/>
-        </w:rPr>
-        <w:t>RF03</w:t>
-      </w:r>
-      <w:r>
-        <w:rPr>
-          <w:rFonts w:ascii="Arial" w:eastAsia="Times New Roman" w:hAnsi="Arial" w:cs="Arial"/>
-          <w:sz w:val="24"/>
-          <w:szCs w:val="24"/>
-          <w:lang w:eastAsia="pt-BR"/>
-        </w:rPr>
-        <w:t xml:space="preserve">: O sistema deve permitir logout do usuário. </w:t>
-      </w:r>
-    </w:p>
-    <w:p>
-      <w:pPr>
-        <w:spacing w:before="100" w:beforeAutospacing="1" w:after="100" w:afterAutospacing="1" w:line="240" w:lineRule="auto"/>
+        <w:jc w:val="both"/>
         <w:outlineLvl w:val="2"/>
         <w:rPr>
           <w:rFonts w:ascii="Arial" w:eastAsia="Times New Roman" w:hAnsi="Arial" w:cs="Arial"/>
@@ -528,32 +639,22 @@
           <w:numId w:val="3"/>
         </w:numPr>
         <w:spacing w:before="100" w:beforeAutospacing="1" w:after="100" w:afterAutospacing="1" w:line="240" w:lineRule="auto"/>
-        <w:rPr>
-          <w:rFonts w:ascii="Arial" w:eastAsia="Times New Roman" w:hAnsi="Arial" w:cs="Arial"/>
-          <w:sz w:val="24"/>
-          <w:szCs w:val="24"/>
-          <w:lang w:eastAsia="pt-BR"/>
-        </w:rPr>
-      </w:pPr>
-      <w:r>
-        <w:rPr>
-          <w:rFonts w:ascii="Arial" w:eastAsia="Times New Roman" w:hAnsi="Arial" w:cs="Arial"/>
-          <w:b/>
-          <w:bCs/>
-          <w:sz w:val="24"/>
-          <w:szCs w:val="24"/>
-          <w:lang w:eastAsia="pt-BR"/>
-        </w:rPr>
-        <w:t>RF04</w:t>
-      </w:r>
-      <w:r>
-        <w:rPr>
-          <w:rFonts w:ascii="Arial" w:eastAsia="Times New Roman" w:hAnsi="Arial" w:cs="Arial"/>
-          <w:sz w:val="24"/>
-          <w:szCs w:val="24"/>
-          <w:lang w:eastAsia="pt-BR"/>
-        </w:rPr>
-        <w:t xml:space="preserve">: O sistema deve exibir uma tela inicial com barra superior de navegação. </w:t>
+        <w:jc w:val="both"/>
+        <w:rPr>
+          <w:rFonts w:ascii="Arial" w:eastAsia="Times New Roman" w:hAnsi="Arial" w:cs="Arial"/>
+          <w:sz w:val="24"/>
+          <w:szCs w:val="24"/>
+          <w:lang w:eastAsia="pt-BR"/>
+        </w:rPr>
+      </w:pPr>
+      <w:r>
+        <w:rPr>
+          <w:rFonts w:ascii="Arial" w:eastAsia="Times New Roman" w:hAnsi="Arial" w:cs="Arial"/>
+          <w:sz w:val="24"/>
+          <w:szCs w:val="24"/>
+          <w:lang w:eastAsia="pt-BR"/>
+        </w:rPr>
+        <w:t xml:space="preserve">O sistema deve exibir uma tela inicial com barra superior de navegação. </w:t>
       </w:r>
     </w:p>
     <w:p>
@@ -563,61 +664,33 @@
           <w:numId w:val="3"/>
         </w:numPr>
         <w:spacing w:before="100" w:beforeAutospacing="1" w:after="100" w:afterAutospacing="1" w:line="240" w:lineRule="auto"/>
-        <w:rPr>
-          <w:rFonts w:ascii="Arial" w:eastAsia="Times New Roman" w:hAnsi="Arial" w:cs="Arial"/>
-          <w:sz w:val="24"/>
-          <w:szCs w:val="24"/>
-          <w:lang w:eastAsia="pt-BR"/>
-        </w:rPr>
-      </w:pPr>
-      <w:r>
-        <w:rPr>
-          <w:rFonts w:ascii="Arial" w:eastAsia="Times New Roman" w:hAnsi="Arial" w:cs="Arial"/>
-          <w:b/>
-          <w:bCs/>
-          <w:sz w:val="24"/>
-          <w:szCs w:val="24"/>
-          <w:lang w:eastAsia="pt-BR"/>
-        </w:rPr>
-        <w:t>RF05</w:t>
-      </w:r>
-      <w:r>
-        <w:rPr>
-          <w:rFonts w:ascii="Arial" w:eastAsia="Times New Roman" w:hAnsi="Arial" w:cs="Arial"/>
-          <w:sz w:val="24"/>
-          <w:szCs w:val="24"/>
-          <w:lang w:eastAsia="pt-BR"/>
-        </w:rPr>
-        <w:t xml:space="preserve">: A barra superior deve conter os </w:t>
-      </w:r>
-      <w:proofErr w:type="gramStart"/>
-      <w:r>
-        <w:rPr>
-          <w:rFonts w:ascii="Arial" w:eastAsia="Times New Roman" w:hAnsi="Arial" w:cs="Arial"/>
-          <w:sz w:val="24"/>
-          <w:szCs w:val="24"/>
-          <w:lang w:eastAsia="pt-BR"/>
-        </w:rPr>
-        <w:t>links</w:t>
-      </w:r>
-      <w:proofErr w:type="gramEnd"/>
-      <w:r>
-        <w:rPr>
-          <w:rFonts w:ascii="Arial" w:eastAsia="Times New Roman" w:hAnsi="Arial" w:cs="Arial"/>
-          <w:sz w:val="24"/>
-          <w:szCs w:val="24"/>
-          <w:lang w:eastAsia="pt-BR"/>
-        </w:rPr>
-        <w:t xml:space="preserve">: </w:t>
-      </w:r>
-    </w:p>
-    <w:p>
-      <w:pPr>
+        <w:jc w:val="both"/>
+        <w:rPr>
+          <w:rFonts w:ascii="Arial" w:eastAsia="Times New Roman" w:hAnsi="Arial" w:cs="Arial"/>
+          <w:sz w:val="24"/>
+          <w:szCs w:val="24"/>
+          <w:lang w:eastAsia="pt-BR"/>
+        </w:rPr>
+      </w:pPr>
+      <w:r>
+        <w:rPr>
+          <w:rFonts w:ascii="Arial" w:eastAsia="Times New Roman" w:hAnsi="Arial" w:cs="Arial"/>
+          <w:sz w:val="24"/>
+          <w:szCs w:val="24"/>
+          <w:lang w:eastAsia="pt-BR"/>
+        </w:rPr>
+        <w:t xml:space="preserve">A barra superior deve conter os links: </w:t>
+      </w:r>
+    </w:p>
+    <w:p>
+      <w:pPr>
+        <w:pStyle w:val="PargrafodaLista"/>
         <w:numPr>
-          <w:ilvl w:val="1"/>
-          <w:numId w:val="3"/>
+          <w:ilvl w:val="2"/>
+          <w:numId w:val="32"/>
         </w:numPr>
         <w:spacing w:before="100" w:beforeAutospacing="1" w:after="100" w:afterAutospacing="1" w:line="240" w:lineRule="auto"/>
+        <w:jc w:val="both"/>
         <w:rPr>
           <w:rFonts w:ascii="Arial" w:eastAsia="Times New Roman" w:hAnsi="Arial" w:cs="Arial"/>
           <w:sz w:val="24"/>
@@ -637,11 +710,13 @@
     </w:p>
     <w:p>
       <w:pPr>
+        <w:pStyle w:val="PargrafodaLista"/>
         <w:numPr>
-          <w:ilvl w:val="1"/>
-          <w:numId w:val="3"/>
+          <w:ilvl w:val="2"/>
+          <w:numId w:val="32"/>
         </w:numPr>
         <w:spacing w:before="100" w:beforeAutospacing="1" w:after="100" w:afterAutospacing="1" w:line="240" w:lineRule="auto"/>
+        <w:jc w:val="both"/>
         <w:rPr>
           <w:rFonts w:ascii="Arial" w:eastAsia="Times New Roman" w:hAnsi="Arial" w:cs="Arial"/>
           <w:sz w:val="24"/>
@@ -661,11 +736,13 @@
     </w:p>
     <w:p>
       <w:pPr>
+        <w:pStyle w:val="PargrafodaLista"/>
         <w:numPr>
-          <w:ilvl w:val="1"/>
-          <w:numId w:val="3"/>
+          <w:ilvl w:val="2"/>
+          <w:numId w:val="32"/>
         </w:numPr>
         <w:spacing w:before="100" w:beforeAutospacing="1" w:after="100" w:afterAutospacing="1" w:line="240" w:lineRule="auto"/>
+        <w:jc w:val="both"/>
         <w:rPr>
           <w:rFonts w:ascii="Arial" w:eastAsia="Times New Roman" w:hAnsi="Arial" w:cs="Arial"/>
           <w:sz w:val="24"/>
@@ -685,11 +762,13 @@
     </w:p>
     <w:p>
       <w:pPr>
+        <w:pStyle w:val="PargrafodaLista"/>
         <w:numPr>
-          <w:ilvl w:val="1"/>
-          <w:numId w:val="3"/>
+          <w:ilvl w:val="2"/>
+          <w:numId w:val="32"/>
         </w:numPr>
         <w:spacing w:before="100" w:beforeAutospacing="1" w:after="100" w:afterAutospacing="1" w:line="240" w:lineRule="auto"/>
+        <w:jc w:val="both"/>
         <w:rPr>
           <w:rFonts w:ascii="Arial" w:eastAsia="Times New Roman" w:hAnsi="Arial" w:cs="Arial"/>
           <w:sz w:val="24"/>
@@ -714,57 +793,28 @@
           <w:numId w:val="3"/>
         </w:numPr>
         <w:spacing w:before="100" w:beforeAutospacing="1" w:after="100" w:afterAutospacing="1" w:line="240" w:lineRule="auto"/>
-        <w:rPr>
-          <w:rFonts w:ascii="Arial" w:eastAsia="Times New Roman" w:hAnsi="Arial" w:cs="Arial"/>
-          <w:sz w:val="24"/>
-          <w:szCs w:val="24"/>
-          <w:lang w:eastAsia="pt-BR"/>
-        </w:rPr>
-      </w:pPr>
-      <w:r>
-        <w:rPr>
-          <w:rFonts w:ascii="Arial" w:eastAsia="Times New Roman" w:hAnsi="Arial" w:cs="Arial"/>
-          <w:b/>
-          <w:bCs/>
-          <w:sz w:val="24"/>
-          <w:szCs w:val="24"/>
-          <w:lang w:eastAsia="pt-BR"/>
-        </w:rPr>
-        <w:t>RF06</w:t>
-      </w:r>
-      <w:r>
-        <w:rPr>
-          <w:rFonts w:ascii="Arial" w:eastAsia="Times New Roman" w:hAnsi="Arial" w:cs="Arial"/>
-          <w:sz w:val="24"/>
-          <w:szCs w:val="24"/>
-          <w:lang w:eastAsia="pt-BR"/>
-        </w:rPr>
-        <w:t xml:space="preserve">: O sistema deve redirecionar o usuário ao clicar nos </w:t>
-      </w:r>
-      <w:proofErr w:type="gramStart"/>
-      <w:r>
-        <w:rPr>
-          <w:rFonts w:ascii="Arial" w:eastAsia="Times New Roman" w:hAnsi="Arial" w:cs="Arial"/>
-          <w:sz w:val="24"/>
-          <w:szCs w:val="24"/>
-          <w:lang w:eastAsia="pt-BR"/>
-        </w:rPr>
-        <w:t>links</w:t>
-      </w:r>
-      <w:proofErr w:type="gramEnd"/>
-      <w:r>
-        <w:rPr>
-          <w:rFonts w:ascii="Arial" w:eastAsia="Times New Roman" w:hAnsi="Arial" w:cs="Arial"/>
-          <w:sz w:val="24"/>
-          <w:szCs w:val="24"/>
-          <w:lang w:eastAsia="pt-BR"/>
-        </w:rPr>
-        <w:t xml:space="preserve">. </w:t>
+        <w:jc w:val="both"/>
+        <w:rPr>
+          <w:rFonts w:ascii="Arial" w:eastAsia="Times New Roman" w:hAnsi="Arial" w:cs="Arial"/>
+          <w:sz w:val="24"/>
+          <w:szCs w:val="24"/>
+          <w:lang w:eastAsia="pt-BR"/>
+        </w:rPr>
+      </w:pPr>
+      <w:r>
+        <w:rPr>
+          <w:rFonts w:ascii="Arial" w:eastAsia="Times New Roman" w:hAnsi="Arial" w:cs="Arial"/>
+          <w:sz w:val="24"/>
+          <w:szCs w:val="24"/>
+          <w:lang w:eastAsia="pt-BR"/>
+        </w:rPr>
+        <w:t xml:space="preserve">O sistema deve redirecionar o usuário ao clicar nos links. </w:t>
       </w:r>
     </w:p>
     <w:p>
       <w:pPr>
         <w:spacing w:before="100" w:beforeAutospacing="1" w:after="100" w:afterAutospacing="1" w:line="240" w:lineRule="auto"/>
+        <w:jc w:val="both"/>
         <w:outlineLvl w:val="2"/>
         <w:rPr>
           <w:rFonts w:ascii="Arial" w:eastAsia="Times New Roman" w:hAnsi="Arial" w:cs="Arial"/>
@@ -794,32 +844,22 @@
           <w:numId w:val="4"/>
         </w:numPr>
         <w:spacing w:before="100" w:beforeAutospacing="1" w:after="100" w:afterAutospacing="1" w:line="240" w:lineRule="auto"/>
-        <w:rPr>
-          <w:rFonts w:ascii="Arial" w:eastAsia="Times New Roman" w:hAnsi="Arial" w:cs="Arial"/>
-          <w:sz w:val="24"/>
-          <w:szCs w:val="24"/>
-          <w:lang w:eastAsia="pt-BR"/>
-        </w:rPr>
-      </w:pPr>
-      <w:r>
-        <w:rPr>
-          <w:rFonts w:ascii="Arial" w:eastAsia="Times New Roman" w:hAnsi="Arial" w:cs="Arial"/>
-          <w:b/>
-          <w:bCs/>
-          <w:sz w:val="24"/>
-          <w:szCs w:val="24"/>
-          <w:lang w:eastAsia="pt-BR"/>
-        </w:rPr>
-        <w:t>RF07</w:t>
-      </w:r>
-      <w:r>
-        <w:rPr>
-          <w:rFonts w:ascii="Arial" w:eastAsia="Times New Roman" w:hAnsi="Arial" w:cs="Arial"/>
-          <w:sz w:val="24"/>
-          <w:szCs w:val="24"/>
-          <w:lang w:eastAsia="pt-BR"/>
-        </w:rPr>
-        <w:t xml:space="preserve">: O sistema deve listar filmes na tela inicial. </w:t>
+        <w:jc w:val="both"/>
+        <w:rPr>
+          <w:rFonts w:ascii="Arial" w:eastAsia="Times New Roman" w:hAnsi="Arial" w:cs="Arial"/>
+          <w:sz w:val="24"/>
+          <w:szCs w:val="24"/>
+          <w:lang w:eastAsia="pt-BR"/>
+        </w:rPr>
+      </w:pPr>
+      <w:r>
+        <w:rPr>
+          <w:rFonts w:ascii="Arial" w:eastAsia="Times New Roman" w:hAnsi="Arial" w:cs="Arial"/>
+          <w:sz w:val="24"/>
+          <w:szCs w:val="24"/>
+          <w:lang w:eastAsia="pt-BR"/>
+        </w:rPr>
+        <w:t xml:space="preserve">O sistema deve listar filmes na tela inicial. </w:t>
       </w:r>
     </w:p>
     <w:p>
@@ -829,97 +869,58 @@
           <w:numId w:val="4"/>
         </w:numPr>
         <w:spacing w:before="100" w:beforeAutospacing="1" w:after="100" w:afterAutospacing="1" w:line="240" w:lineRule="auto"/>
-        <w:rPr>
-          <w:rFonts w:ascii="Arial" w:eastAsia="Times New Roman" w:hAnsi="Arial" w:cs="Arial"/>
-          <w:sz w:val="24"/>
-          <w:szCs w:val="24"/>
-          <w:lang w:eastAsia="pt-BR"/>
-        </w:rPr>
-      </w:pPr>
-      <w:r>
-        <w:rPr>
-          <w:rFonts w:ascii="Arial" w:eastAsia="Times New Roman" w:hAnsi="Arial" w:cs="Arial"/>
-          <w:b/>
-          <w:bCs/>
-          <w:sz w:val="24"/>
-          <w:szCs w:val="24"/>
-          <w:lang w:eastAsia="pt-BR"/>
-        </w:rPr>
-        <w:t>RF08</w:t>
-      </w:r>
-      <w:r>
-        <w:rPr>
-          <w:rFonts w:ascii="Arial" w:eastAsia="Times New Roman" w:hAnsi="Arial" w:cs="Arial"/>
-          <w:sz w:val="24"/>
-          <w:szCs w:val="24"/>
-          <w:lang w:eastAsia="pt-BR"/>
-        </w:rPr>
-        <w:t xml:space="preserve">: O sistema deve permitir visualizar detalhes de um filme. </w:t>
+        <w:jc w:val="both"/>
+        <w:rPr>
+          <w:rFonts w:ascii="Arial" w:eastAsia="Times New Roman" w:hAnsi="Arial" w:cs="Arial"/>
+          <w:sz w:val="24"/>
+          <w:szCs w:val="24"/>
+          <w:lang w:eastAsia="pt-BR"/>
+        </w:rPr>
+      </w:pPr>
+      <w:r>
+        <w:rPr>
+          <w:rFonts w:ascii="Arial" w:eastAsia="Times New Roman" w:hAnsi="Arial" w:cs="Arial"/>
+          <w:sz w:val="24"/>
+          <w:szCs w:val="24"/>
+          <w:lang w:eastAsia="pt-BR"/>
+        </w:rPr>
+        <w:t xml:space="preserve">O sistema deve permitir visualizar detalhes de um filme. </w:t>
       </w:r>
     </w:p>
     <w:p>
       <w:pPr>
         <w:numPr>
           <w:ilvl w:val="0"/>
-          <w:numId w:val="4"/>
+          <w:numId w:val="20"/>
         </w:numPr>
         <w:spacing w:before="100" w:beforeAutospacing="1" w:after="100" w:afterAutospacing="1" w:line="240" w:lineRule="auto"/>
-        <w:rPr>
-          <w:rFonts w:ascii="Arial" w:eastAsia="Times New Roman" w:hAnsi="Arial" w:cs="Arial"/>
-          <w:sz w:val="24"/>
-          <w:szCs w:val="24"/>
-          <w:lang w:eastAsia="pt-BR"/>
-        </w:rPr>
-      </w:pPr>
-      <w:r>
-        <w:rPr>
-          <w:rFonts w:ascii="Arial" w:eastAsia="Times New Roman" w:hAnsi="Arial" w:cs="Arial"/>
-          <w:b/>
-          <w:bCs/>
-          <w:sz w:val="24"/>
-          <w:szCs w:val="24"/>
-          <w:lang w:eastAsia="pt-BR"/>
-        </w:rPr>
-        <w:lastRenderedPageBreak/>
-        <w:t>RF09</w:t>
-      </w:r>
-      <w:r>
-        <w:rPr>
-          <w:rFonts w:ascii="Arial" w:eastAsia="Times New Roman" w:hAnsi="Arial" w:cs="Arial"/>
-          <w:sz w:val="24"/>
-          <w:szCs w:val="24"/>
-          <w:lang w:eastAsia="pt-BR"/>
-        </w:rPr>
-        <w:t xml:space="preserve">: O sistema deve permitir listar filmes </w:t>
-      </w:r>
-      <w:proofErr w:type="gramStart"/>
-      <w:r>
-        <w:rPr>
-          <w:rFonts w:ascii="Arial" w:eastAsia="Times New Roman" w:hAnsi="Arial" w:cs="Arial"/>
-          <w:sz w:val="24"/>
-          <w:szCs w:val="24"/>
-          <w:lang w:eastAsia="pt-BR"/>
-        </w:rPr>
-        <w:t>por</w:t>
-      </w:r>
-      <w:proofErr w:type="gramEnd"/>
-      <w:r>
-        <w:rPr>
-          <w:rFonts w:ascii="Arial" w:eastAsia="Times New Roman" w:hAnsi="Arial" w:cs="Arial"/>
-          <w:sz w:val="24"/>
-          <w:szCs w:val="24"/>
-          <w:lang w:eastAsia="pt-BR"/>
-        </w:rPr>
-        <w:t xml:space="preserve">: </w:t>
-      </w:r>
-    </w:p>
-    <w:p>
-      <w:pPr>
+        <w:jc w:val="both"/>
+        <w:rPr>
+          <w:rFonts w:ascii="Arial" w:eastAsia="Times New Roman" w:hAnsi="Arial" w:cs="Arial"/>
+          <w:sz w:val="24"/>
+          <w:szCs w:val="24"/>
+          <w:lang w:eastAsia="pt-BR"/>
+        </w:rPr>
+      </w:pPr>
+      <w:r>
+        <w:rPr>
+          <w:rFonts w:ascii="Arial" w:eastAsia="Times New Roman" w:hAnsi="Arial" w:cs="Arial"/>
+          <w:sz w:val="24"/>
+          <w:szCs w:val="24"/>
+          <w:lang w:eastAsia="pt-BR"/>
+        </w:rPr>
+        <w:t xml:space="preserve">O sistema deve permitir listar filmes por: </w:t>
+      </w:r>
+    </w:p>
+    <w:p>
+      <w:pPr>
+        <w:pStyle w:val="PargrafodaLista"/>
         <w:numPr>
           <w:ilvl w:val="1"/>
-          <w:numId w:val="4"/>
+          <w:numId w:val="25"/>
         </w:numPr>
         <w:spacing w:before="100" w:beforeAutospacing="1" w:after="100" w:afterAutospacing="1" w:line="240" w:lineRule="auto"/>
+        <w:jc w:val="both"/>
         <w:rPr>
           <w:rFonts w:ascii="Arial" w:eastAsia="Times New Roman" w:hAnsi="Arial" w:cs="Arial"/>
           <w:sz w:val="24"/>
@@ -939,11 +940,13 @@
     </w:p>
     <w:p>
       <w:pPr>
+        <w:pStyle w:val="PargrafodaLista"/>
         <w:numPr>
           <w:ilvl w:val="1"/>
-          <w:numId w:val="4"/>
+          <w:numId w:val="25"/>
         </w:numPr>
         <w:spacing w:before="100" w:beforeAutospacing="1" w:after="100" w:afterAutospacing="1" w:line="240" w:lineRule="auto"/>
+        <w:jc w:val="both"/>
         <w:rPr>
           <w:rFonts w:ascii="Arial" w:eastAsia="Times New Roman" w:hAnsi="Arial" w:cs="Arial"/>
           <w:sz w:val="24"/>
@@ -963,11 +966,13 @@
     </w:p>
     <w:p>
       <w:pPr>
+        <w:pStyle w:val="PargrafodaLista"/>
         <w:numPr>
           <w:ilvl w:val="1"/>
-          <w:numId w:val="4"/>
+          <w:numId w:val="25"/>
         </w:numPr>
         <w:spacing w:before="100" w:beforeAutospacing="1" w:after="100" w:afterAutospacing="1" w:line="240" w:lineRule="auto"/>
+        <w:jc w:val="both"/>
         <w:rPr>
           <w:rFonts w:ascii="Arial" w:eastAsia="Times New Roman" w:hAnsi="Arial" w:cs="Arial"/>
           <w:sz w:val="24"/>
@@ -988,6 +993,7 @@
     <w:p>
       <w:pPr>
         <w:spacing w:before="100" w:beforeAutospacing="1" w:after="100" w:afterAutospacing="1" w:line="240" w:lineRule="auto"/>
+        <w:jc w:val="both"/>
         <w:outlineLvl w:val="2"/>
         <w:rPr>
           <w:rFonts w:ascii="Arial" w:eastAsia="Times New Roman" w:hAnsi="Arial" w:cs="Arial"/>
@@ -1017,32 +1023,22 @@
           <w:numId w:val="5"/>
         </w:numPr>
         <w:spacing w:before="100" w:beforeAutospacing="1" w:after="100" w:afterAutospacing="1" w:line="240" w:lineRule="auto"/>
-        <w:rPr>
-          <w:rFonts w:ascii="Arial" w:eastAsia="Times New Roman" w:hAnsi="Arial" w:cs="Arial"/>
-          <w:sz w:val="24"/>
-          <w:szCs w:val="24"/>
-          <w:lang w:eastAsia="pt-BR"/>
-        </w:rPr>
-      </w:pPr>
-      <w:r>
-        <w:rPr>
-          <w:rFonts w:ascii="Arial" w:eastAsia="Times New Roman" w:hAnsi="Arial" w:cs="Arial"/>
-          <w:b/>
-          <w:bCs/>
-          <w:sz w:val="24"/>
-          <w:szCs w:val="24"/>
-          <w:lang w:eastAsia="pt-BR"/>
-        </w:rPr>
-        <w:t>RF10</w:t>
-      </w:r>
-      <w:r>
-        <w:rPr>
-          <w:rFonts w:ascii="Arial" w:eastAsia="Times New Roman" w:hAnsi="Arial" w:cs="Arial"/>
-          <w:sz w:val="24"/>
-          <w:szCs w:val="24"/>
-          <w:lang w:eastAsia="pt-BR"/>
-        </w:rPr>
-        <w:t xml:space="preserve">: O sistema deve permitir que usuários avaliem filmes (nota). </w:t>
+        <w:jc w:val="both"/>
+        <w:rPr>
+          <w:rFonts w:ascii="Arial" w:eastAsia="Times New Roman" w:hAnsi="Arial" w:cs="Arial"/>
+          <w:sz w:val="24"/>
+          <w:szCs w:val="24"/>
+          <w:lang w:eastAsia="pt-BR"/>
+        </w:rPr>
+      </w:pPr>
+      <w:r>
+        <w:rPr>
+          <w:rFonts w:ascii="Arial" w:eastAsia="Times New Roman" w:hAnsi="Arial" w:cs="Arial"/>
+          <w:sz w:val="24"/>
+          <w:szCs w:val="24"/>
+          <w:lang w:eastAsia="pt-BR"/>
+        </w:rPr>
+        <w:t xml:space="preserve">O sistema deve permitir que usuários avaliem filmes (nota). </w:t>
       </w:r>
     </w:p>
     <w:p>
@@ -1052,294 +1048,29 @@
           <w:numId w:val="5"/>
         </w:numPr>
         <w:spacing w:before="100" w:beforeAutospacing="1" w:after="100" w:afterAutospacing="1" w:line="240" w:lineRule="auto"/>
-        <w:rPr>
-          <w:rFonts w:ascii="Arial" w:eastAsia="Times New Roman" w:hAnsi="Arial" w:cs="Arial"/>
-          <w:sz w:val="24"/>
-          <w:szCs w:val="24"/>
-          <w:lang w:eastAsia="pt-BR"/>
-        </w:rPr>
-      </w:pPr>
-      <w:r>
-        <w:rPr>
-          <w:rFonts w:ascii="Arial" w:eastAsia="Times New Roman" w:hAnsi="Arial" w:cs="Arial"/>
-          <w:b/>
-          <w:bCs/>
-          <w:sz w:val="24"/>
-          <w:szCs w:val="24"/>
-          <w:lang w:eastAsia="pt-BR"/>
-        </w:rPr>
-        <w:t>RF11</w:t>
-      </w:r>
-      <w:r>
-        <w:rPr>
-          <w:rFonts w:ascii="Arial" w:eastAsia="Times New Roman" w:hAnsi="Arial" w:cs="Arial"/>
-          <w:sz w:val="24"/>
-          <w:szCs w:val="24"/>
-          <w:lang w:eastAsia="pt-BR"/>
-        </w:rPr>
-        <w:t xml:space="preserve">: O sistema deve permitir comentários sobre filmes. </w:t>
-      </w:r>
-    </w:p>
-    <w:p>
-      <w:pPr>
-        <w:numPr>
-          <w:ilvl w:val="0"/>
-          <w:numId w:val="5"/>
-        </w:numPr>
-        <w:spacing w:before="100" w:beforeAutospacing="1" w:after="100" w:afterAutospacing="1" w:line="240" w:lineRule="auto"/>
-        <w:rPr>
-          <w:rFonts w:ascii="Arial" w:eastAsia="Times New Roman" w:hAnsi="Arial" w:cs="Arial"/>
-          <w:sz w:val="24"/>
-          <w:szCs w:val="24"/>
-          <w:lang w:eastAsia="pt-BR"/>
-        </w:rPr>
-      </w:pPr>
-      <w:r>
-        <w:rPr>
-          <w:rFonts w:ascii="Arial" w:eastAsia="Times New Roman" w:hAnsi="Arial" w:cs="Arial"/>
-          <w:b/>
-          <w:bCs/>
-          <w:sz w:val="24"/>
-          <w:szCs w:val="24"/>
-          <w:lang w:eastAsia="pt-BR"/>
-        </w:rPr>
-        <w:t>RF12</w:t>
-      </w:r>
-      <w:r>
-        <w:rPr>
-          <w:rFonts w:ascii="Arial" w:eastAsia="Times New Roman" w:hAnsi="Arial" w:cs="Arial"/>
-          <w:sz w:val="24"/>
-          <w:szCs w:val="24"/>
-          <w:lang w:eastAsia="pt-BR"/>
-        </w:rPr>
-        <w:t xml:space="preserve">: O sistema deve exibir avaliações e comentários de outros usuários. </w:t>
-      </w:r>
-    </w:p>
-    <w:p>
-      <w:pPr>
-        <w:spacing w:before="100" w:beforeAutospacing="1" w:after="100" w:afterAutospacing="1" w:line="240" w:lineRule="auto"/>
-        <w:outlineLvl w:val="2"/>
-        <w:rPr>
-          <w:rFonts w:ascii="Arial" w:eastAsia="Times New Roman" w:hAnsi="Arial" w:cs="Arial"/>
-          <w:b/>
-          <w:bCs/>
-          <w:sz w:val="28"/>
-          <w:szCs w:val="28"/>
-          <w:lang w:eastAsia="pt-BR"/>
-        </w:rPr>
-      </w:pPr>
-      <w:r>
-        <w:rPr>
-          <w:rFonts w:ascii="Arial" w:eastAsia="Times New Roman" w:hAnsi="Arial" w:cs="Arial"/>
-          <w:b/>
-          <w:bCs/>
-          <w:sz w:val="28"/>
-          <w:szCs w:val="28"/>
-          <w:lang w:eastAsia="pt-BR"/>
-        </w:rPr>
-        <w:t>Perfil do Usuário</w:t>
-      </w:r>
-    </w:p>
-    <w:p>
-      <w:pPr>
-        <w:numPr>
-          <w:ilvl w:val="0"/>
-          <w:numId w:val="6"/>
-        </w:numPr>
-        <w:spacing w:before="100" w:beforeAutospacing="1" w:after="100" w:afterAutospacing="1" w:line="240" w:lineRule="auto"/>
-        <w:rPr>
-          <w:rFonts w:ascii="Arial" w:eastAsia="Times New Roman" w:hAnsi="Arial" w:cs="Arial"/>
-          <w:sz w:val="24"/>
-          <w:szCs w:val="24"/>
-          <w:lang w:eastAsia="pt-BR"/>
-        </w:rPr>
-      </w:pPr>
-      <w:r>
-        <w:rPr>
-          <w:rFonts w:ascii="Arial" w:eastAsia="Times New Roman" w:hAnsi="Arial" w:cs="Arial"/>
-          <w:b/>
-          <w:bCs/>
-          <w:sz w:val="24"/>
-          <w:szCs w:val="24"/>
-          <w:lang w:eastAsia="pt-BR"/>
-        </w:rPr>
-        <w:t>RF13</w:t>
-      </w:r>
-      <w:r>
-        <w:rPr>
-          <w:rFonts w:ascii="Arial" w:eastAsia="Times New Roman" w:hAnsi="Arial" w:cs="Arial"/>
-          <w:sz w:val="24"/>
-          <w:szCs w:val="24"/>
-          <w:lang w:eastAsia="pt-BR"/>
-        </w:rPr>
-        <w:t xml:space="preserve">: O sistema deve exibir perfil do usuário. </w:t>
-      </w:r>
-    </w:p>
-    <w:p>
-      <w:pPr>
-        <w:numPr>
-          <w:ilvl w:val="0"/>
-          <w:numId w:val="6"/>
-        </w:numPr>
-        <w:spacing w:before="100" w:beforeAutospacing="1" w:after="100" w:afterAutospacing="1" w:line="240" w:lineRule="auto"/>
-        <w:rPr>
-          <w:rFonts w:ascii="Arial" w:eastAsia="Times New Roman" w:hAnsi="Arial" w:cs="Arial"/>
-          <w:sz w:val="24"/>
-          <w:szCs w:val="24"/>
-          <w:lang w:eastAsia="pt-BR"/>
-        </w:rPr>
-      </w:pPr>
-      <w:r>
-        <w:rPr>
-          <w:rFonts w:ascii="Arial" w:eastAsia="Times New Roman" w:hAnsi="Arial" w:cs="Arial"/>
-          <w:b/>
-          <w:bCs/>
-          <w:sz w:val="24"/>
-          <w:szCs w:val="24"/>
-          <w:lang w:eastAsia="pt-BR"/>
-        </w:rPr>
-        <w:t>RF14</w:t>
-      </w:r>
-      <w:r>
-        <w:rPr>
-          <w:rFonts w:ascii="Arial" w:eastAsia="Times New Roman" w:hAnsi="Arial" w:cs="Arial"/>
-          <w:sz w:val="24"/>
-          <w:szCs w:val="24"/>
-          <w:lang w:eastAsia="pt-BR"/>
-        </w:rPr>
-        <w:t xml:space="preserve">: O perfil deve mostrar: </w:t>
-      </w:r>
-    </w:p>
-    <w:p>
-      <w:pPr>
-        <w:numPr>
-          <w:ilvl w:val="1"/>
-          <w:numId w:val="6"/>
-        </w:numPr>
-        <w:spacing w:before="100" w:beforeAutospacing="1" w:after="100" w:afterAutospacing="1" w:line="240" w:lineRule="auto"/>
-        <w:rPr>
-          <w:rFonts w:ascii="Arial" w:eastAsia="Times New Roman" w:hAnsi="Arial" w:cs="Arial"/>
-          <w:sz w:val="24"/>
-          <w:szCs w:val="24"/>
-          <w:lang w:eastAsia="pt-BR"/>
-        </w:rPr>
-      </w:pPr>
-      <w:r>
-        <w:rPr>
-          <w:rFonts w:ascii="Arial" w:eastAsia="Times New Roman" w:hAnsi="Arial" w:cs="Arial"/>
-          <w:sz w:val="24"/>
-          <w:szCs w:val="24"/>
-          <w:lang w:eastAsia="pt-BR"/>
-        </w:rPr>
-        <w:t xml:space="preserve">Filmes assistidos </w:t>
-      </w:r>
-    </w:p>
-    <w:p>
-      <w:pPr>
-        <w:numPr>
-          <w:ilvl w:val="1"/>
-          <w:numId w:val="6"/>
-        </w:numPr>
-        <w:spacing w:before="100" w:beforeAutospacing="1" w:after="100" w:afterAutospacing="1" w:line="240" w:lineRule="auto"/>
-        <w:rPr>
-          <w:rFonts w:ascii="Arial" w:eastAsia="Times New Roman" w:hAnsi="Arial" w:cs="Arial"/>
-          <w:sz w:val="24"/>
-          <w:szCs w:val="24"/>
-          <w:lang w:eastAsia="pt-BR"/>
-        </w:rPr>
-      </w:pPr>
-      <w:r>
-        <w:rPr>
-          <w:rFonts w:ascii="Arial" w:eastAsia="Times New Roman" w:hAnsi="Arial" w:cs="Arial"/>
-          <w:sz w:val="24"/>
-          <w:szCs w:val="24"/>
-          <w:lang w:eastAsia="pt-BR"/>
-        </w:rPr>
-        <w:t xml:space="preserve">Notas dadas </w:t>
-      </w:r>
-    </w:p>
-    <w:p>
-      <w:pPr>
-        <w:numPr>
-          <w:ilvl w:val="1"/>
-          <w:numId w:val="6"/>
-        </w:numPr>
-        <w:spacing w:before="100" w:beforeAutospacing="1" w:after="100" w:afterAutospacing="1" w:line="240" w:lineRule="auto"/>
-        <w:rPr>
-          <w:rFonts w:ascii="Arial" w:eastAsia="Times New Roman" w:hAnsi="Arial" w:cs="Arial"/>
-          <w:sz w:val="24"/>
-          <w:szCs w:val="24"/>
-          <w:lang w:eastAsia="pt-BR"/>
-        </w:rPr>
-      </w:pPr>
-      <w:r>
-        <w:rPr>
-          <w:rFonts w:ascii="Arial" w:eastAsia="Times New Roman" w:hAnsi="Arial" w:cs="Arial"/>
-          <w:sz w:val="24"/>
-          <w:szCs w:val="24"/>
-          <w:lang w:eastAsia="pt-BR"/>
-        </w:rPr>
-        <w:t xml:space="preserve">Lista de filmes para assistir </w:t>
-      </w:r>
-    </w:p>
-    <w:p>
-      <w:pPr>
-        <w:numPr>
-          <w:ilvl w:val="0"/>
-          <w:numId w:val="6"/>
-        </w:numPr>
-        <w:spacing w:before="100" w:beforeAutospacing="1" w:after="100" w:afterAutospacing="1" w:line="240" w:lineRule="auto"/>
-        <w:rPr>
-          <w:rFonts w:ascii="Arial" w:eastAsia="Times New Roman" w:hAnsi="Arial" w:cs="Arial"/>
-          <w:sz w:val="24"/>
-          <w:szCs w:val="24"/>
-          <w:lang w:eastAsia="pt-BR"/>
-        </w:rPr>
-      </w:pPr>
-      <w:r>
-        <w:rPr>
-          <w:rFonts w:ascii="Arial" w:eastAsia="Times New Roman" w:hAnsi="Arial" w:cs="Arial"/>
-          <w:b/>
-          <w:bCs/>
-          <w:sz w:val="24"/>
-          <w:szCs w:val="24"/>
-          <w:lang w:eastAsia="pt-BR"/>
-        </w:rPr>
-        <w:t>RF15</w:t>
-      </w:r>
-      <w:r>
-        <w:rPr>
-          <w:rFonts w:ascii="Arial" w:eastAsia="Times New Roman" w:hAnsi="Arial" w:cs="Arial"/>
-          <w:sz w:val="24"/>
-          <w:szCs w:val="24"/>
-          <w:lang w:eastAsia="pt-BR"/>
-        </w:rPr>
-        <w:t>: O usuário deve poder adicionar filmes à lista “</w:t>
-      </w:r>
-      <w:proofErr w:type="gramStart"/>
-      <w:r>
-        <w:rPr>
-          <w:rFonts w:ascii="Arial" w:eastAsia="Times New Roman" w:hAnsi="Arial" w:cs="Arial"/>
-          <w:sz w:val="24"/>
-          <w:szCs w:val="24"/>
-          <w:lang w:eastAsia="pt-BR"/>
-        </w:rPr>
-        <w:t>quero</w:t>
-      </w:r>
-      <w:proofErr w:type="gramEnd"/>
-      <w:r>
-        <w:rPr>
-          <w:rFonts w:ascii="Arial" w:eastAsia="Times New Roman" w:hAnsi="Arial" w:cs="Arial"/>
-          <w:sz w:val="24"/>
-          <w:szCs w:val="24"/>
-          <w:lang w:eastAsia="pt-BR"/>
-        </w:rPr>
-        <w:t xml:space="preserve"> assistir”. </w:t>
-      </w:r>
-    </w:p>
-    <w:p>
-      <w:pPr>
-        <w:spacing w:before="100" w:beforeAutospacing="1" w:after="100" w:afterAutospacing="1" w:line="240" w:lineRule="auto"/>
+        <w:jc w:val="both"/>
+        <w:rPr>
+          <w:rFonts w:ascii="Arial" w:eastAsia="Times New Roman" w:hAnsi="Arial" w:cs="Arial"/>
+          <w:sz w:val="24"/>
+          <w:szCs w:val="24"/>
+          <w:lang w:eastAsia="pt-BR"/>
+        </w:rPr>
+      </w:pPr>
+      <w:r>
+        <w:rPr>
+          <w:rFonts w:ascii="Arial" w:eastAsia="Times New Roman" w:hAnsi="Arial" w:cs="Arial"/>
+          <w:sz w:val="24"/>
+          <w:szCs w:val="24"/>
+          <w:lang w:eastAsia="pt-BR"/>
+        </w:rPr>
+        <w:t xml:space="preserve">O sistema deve exibir avaliações de outros usuários. </w:t>
+      </w:r>
+    </w:p>
+    <w:p>
+      <w:pPr>
+        <w:spacing w:before="30" w:after="30" w:line="240" w:lineRule="auto"/>
+        <w:ind w:firstLine="360"/>
+        <w:jc w:val="both"/>
         <w:outlineLvl w:val="2"/>
         <w:rPr>
           <w:rFonts w:ascii="Arial" w:eastAsia="Times New Roman" w:hAnsi="Arial" w:cs="Arial"/>
@@ -1369,32 +1100,23 @@
           <w:numId w:val="7"/>
         </w:numPr>
         <w:spacing w:before="100" w:beforeAutospacing="1" w:after="100" w:afterAutospacing="1" w:line="240" w:lineRule="auto"/>
-        <w:rPr>
-          <w:rFonts w:ascii="Arial" w:eastAsia="Times New Roman" w:hAnsi="Arial" w:cs="Arial"/>
-          <w:sz w:val="24"/>
-          <w:szCs w:val="24"/>
-          <w:lang w:eastAsia="pt-BR"/>
-        </w:rPr>
-      </w:pPr>
-      <w:r>
-        <w:rPr>
-          <w:rFonts w:ascii="Arial" w:eastAsia="Times New Roman" w:hAnsi="Arial" w:cs="Arial"/>
-          <w:b/>
-          <w:bCs/>
-          <w:sz w:val="24"/>
-          <w:szCs w:val="24"/>
-          <w:lang w:eastAsia="pt-BR"/>
-        </w:rPr>
-        <w:t>RF16</w:t>
-      </w:r>
-      <w:r>
-        <w:rPr>
-          <w:rFonts w:ascii="Arial" w:eastAsia="Times New Roman" w:hAnsi="Arial" w:cs="Arial"/>
-          <w:sz w:val="24"/>
-          <w:szCs w:val="24"/>
-          <w:lang w:eastAsia="pt-BR"/>
-        </w:rPr>
-        <w:t xml:space="preserve">: O sistema deve armazenar avaliações feitas pelos usuários. </w:t>
+        <w:jc w:val="both"/>
+        <w:rPr>
+          <w:rFonts w:ascii="Arial" w:eastAsia="Times New Roman" w:hAnsi="Arial" w:cs="Arial"/>
+          <w:sz w:val="24"/>
+          <w:szCs w:val="24"/>
+          <w:lang w:eastAsia="pt-BR"/>
+        </w:rPr>
+      </w:pPr>
+      <w:r>
+        <w:rPr>
+          <w:rFonts w:ascii="Arial" w:eastAsia="Times New Roman" w:hAnsi="Arial" w:cs="Arial"/>
+          <w:sz w:val="24"/>
+          <w:szCs w:val="24"/>
+          <w:lang w:eastAsia="pt-BR"/>
+        </w:rPr>
+        <w:lastRenderedPageBreak/>
+        <w:t xml:space="preserve">O sistema deve armazenar avaliações feitas pelos usuários. </w:t>
       </w:r>
     </w:p>
     <w:p>
@@ -1404,37 +1126,28 @@
           <w:numId w:val="7"/>
         </w:numPr>
         <w:spacing w:before="100" w:beforeAutospacing="1" w:after="100" w:afterAutospacing="1" w:line="240" w:lineRule="auto"/>
-        <w:rPr>
-          <w:rFonts w:ascii="Arial" w:eastAsia="Times New Roman" w:hAnsi="Arial" w:cs="Arial"/>
-          <w:sz w:val="24"/>
-          <w:szCs w:val="24"/>
-          <w:lang w:eastAsia="pt-BR"/>
-        </w:rPr>
-      </w:pPr>
-      <w:r>
-        <w:rPr>
-          <w:rFonts w:ascii="Arial" w:eastAsia="Times New Roman" w:hAnsi="Arial" w:cs="Arial"/>
-          <w:b/>
-          <w:bCs/>
-          <w:sz w:val="24"/>
-          <w:szCs w:val="24"/>
-          <w:lang w:eastAsia="pt-BR"/>
-        </w:rPr>
-        <w:t>RF17</w:t>
-      </w:r>
-      <w:r>
-        <w:rPr>
-          <w:rFonts w:ascii="Arial" w:eastAsia="Times New Roman" w:hAnsi="Arial" w:cs="Arial"/>
-          <w:sz w:val="24"/>
-          <w:szCs w:val="24"/>
-          <w:lang w:eastAsia="pt-BR"/>
-        </w:rPr>
-        <w:t xml:space="preserve">: O sistema deve armazenar histórico de ações do usuário. </w:t>
+        <w:jc w:val="both"/>
+        <w:rPr>
+          <w:rFonts w:ascii="Arial" w:eastAsia="Times New Roman" w:hAnsi="Arial" w:cs="Arial"/>
+          <w:sz w:val="24"/>
+          <w:szCs w:val="24"/>
+          <w:lang w:eastAsia="pt-BR"/>
+        </w:rPr>
+      </w:pPr>
+      <w:r>
+        <w:rPr>
+          <w:rFonts w:ascii="Arial" w:eastAsia="Times New Roman" w:hAnsi="Arial" w:cs="Arial"/>
+          <w:sz w:val="24"/>
+          <w:szCs w:val="24"/>
+          <w:lang w:eastAsia="pt-BR"/>
+        </w:rPr>
+        <w:t xml:space="preserve">O sistema deve armazenar histórico de ações do usuário. </w:t>
       </w:r>
     </w:p>
     <w:p>
       <w:pPr>
         <w:spacing w:before="100" w:beforeAutospacing="1" w:after="100" w:afterAutospacing="1" w:line="240" w:lineRule="auto"/>
+        <w:jc w:val="both"/>
         <w:outlineLvl w:val="0"/>
         <w:rPr>
           <w:rFonts w:ascii="Arial" w:eastAsia="Times New Roman" w:hAnsi="Arial" w:cs="Arial"/>
@@ -1462,6 +1175,7 @@
     <w:p>
       <w:pPr>
         <w:spacing w:before="100" w:beforeAutospacing="1" w:after="100" w:afterAutospacing="1" w:line="240" w:lineRule="auto"/>
+        <w:jc w:val="both"/>
         <w:rPr>
           <w:rFonts w:ascii="Arial" w:eastAsia="Times New Roman" w:hAnsi="Arial" w:cs="Arial"/>
           <w:sz w:val="24"/>
@@ -1482,6 +1196,7 @@
     <w:p>
       <w:pPr>
         <w:spacing w:before="100" w:beforeAutospacing="1" w:after="100" w:afterAutospacing="1" w:line="240" w:lineRule="auto"/>
+        <w:jc w:val="both"/>
         <w:outlineLvl w:val="2"/>
         <w:rPr>
           <w:rFonts w:ascii="Arial" w:eastAsia="Times New Roman" w:hAnsi="Arial" w:cs="Arial"/>
@@ -1511,32 +1226,22 @@
           <w:numId w:val="8"/>
         </w:numPr>
         <w:spacing w:before="100" w:beforeAutospacing="1" w:after="100" w:afterAutospacing="1" w:line="240" w:lineRule="auto"/>
-        <w:rPr>
-          <w:rFonts w:ascii="Arial" w:eastAsia="Times New Roman" w:hAnsi="Arial" w:cs="Arial"/>
-          <w:sz w:val="24"/>
-          <w:szCs w:val="24"/>
-          <w:lang w:eastAsia="pt-BR"/>
-        </w:rPr>
-      </w:pPr>
-      <w:r>
-        <w:rPr>
-          <w:rFonts w:ascii="Arial" w:eastAsia="Times New Roman" w:hAnsi="Arial" w:cs="Arial"/>
-          <w:b/>
-          <w:bCs/>
-          <w:sz w:val="24"/>
-          <w:szCs w:val="24"/>
-          <w:lang w:eastAsia="pt-BR"/>
-        </w:rPr>
-        <w:t>RNF01</w:t>
-      </w:r>
-      <w:r>
-        <w:rPr>
-          <w:rFonts w:ascii="Arial" w:eastAsia="Times New Roman" w:hAnsi="Arial" w:cs="Arial"/>
-          <w:sz w:val="24"/>
-          <w:szCs w:val="24"/>
-          <w:lang w:eastAsia="pt-BR"/>
-        </w:rPr>
-        <w:t xml:space="preserve">: O sistema deve utilizar cores escuras (preto e marrom escuro). </w:t>
+        <w:jc w:val="both"/>
+        <w:rPr>
+          <w:rFonts w:ascii="Arial" w:eastAsia="Times New Roman" w:hAnsi="Arial" w:cs="Arial"/>
+          <w:sz w:val="24"/>
+          <w:szCs w:val="24"/>
+          <w:lang w:eastAsia="pt-BR"/>
+        </w:rPr>
+      </w:pPr>
+      <w:r>
+        <w:rPr>
+          <w:rFonts w:ascii="Arial" w:eastAsia="Times New Roman" w:hAnsi="Arial" w:cs="Arial"/>
+          <w:sz w:val="24"/>
+          <w:szCs w:val="24"/>
+          <w:lang w:eastAsia="pt-BR"/>
+        </w:rPr>
+        <w:t xml:space="preserve">O sistema deve utilizar cores escuras (preto e marrom escuro). </w:t>
       </w:r>
     </w:p>
     <w:p>
@@ -1546,32 +1251,22 @@
           <w:numId w:val="8"/>
         </w:numPr>
         <w:spacing w:before="100" w:beforeAutospacing="1" w:after="100" w:afterAutospacing="1" w:line="240" w:lineRule="auto"/>
-        <w:rPr>
-          <w:rFonts w:ascii="Arial" w:eastAsia="Times New Roman" w:hAnsi="Arial" w:cs="Arial"/>
-          <w:sz w:val="24"/>
-          <w:szCs w:val="24"/>
-          <w:lang w:eastAsia="pt-BR"/>
-        </w:rPr>
-      </w:pPr>
-      <w:r>
-        <w:rPr>
-          <w:rFonts w:ascii="Arial" w:eastAsia="Times New Roman" w:hAnsi="Arial" w:cs="Arial"/>
-          <w:b/>
-          <w:bCs/>
-          <w:sz w:val="24"/>
-          <w:szCs w:val="24"/>
-          <w:lang w:eastAsia="pt-BR"/>
-        </w:rPr>
-        <w:t>RNF02</w:t>
-      </w:r>
-      <w:r>
-        <w:rPr>
-          <w:rFonts w:ascii="Arial" w:eastAsia="Times New Roman" w:hAnsi="Arial" w:cs="Arial"/>
-          <w:sz w:val="24"/>
-          <w:szCs w:val="24"/>
-          <w:lang w:eastAsia="pt-BR"/>
-        </w:rPr>
-        <w:t xml:space="preserve">: A interface deve ser intuitiva e de fácil navegação. </w:t>
+        <w:jc w:val="both"/>
+        <w:rPr>
+          <w:rFonts w:ascii="Arial" w:eastAsia="Times New Roman" w:hAnsi="Arial" w:cs="Arial"/>
+          <w:sz w:val="24"/>
+          <w:szCs w:val="24"/>
+          <w:lang w:eastAsia="pt-BR"/>
+        </w:rPr>
+      </w:pPr>
+      <w:r>
+        <w:rPr>
+          <w:rFonts w:ascii="Arial" w:eastAsia="Times New Roman" w:hAnsi="Arial" w:cs="Arial"/>
+          <w:sz w:val="24"/>
+          <w:szCs w:val="24"/>
+          <w:lang w:eastAsia="pt-BR"/>
+        </w:rPr>
+        <w:t xml:space="preserve">A interface deve ser intuitiva e de fácil navegação. </w:t>
       </w:r>
     </w:p>
     <w:p>
@@ -1581,57 +1276,28 @@
           <w:numId w:val="8"/>
         </w:numPr>
         <w:spacing w:before="100" w:beforeAutospacing="1" w:after="100" w:afterAutospacing="1" w:line="240" w:lineRule="auto"/>
-        <w:rPr>
-          <w:rFonts w:ascii="Arial" w:eastAsia="Times New Roman" w:hAnsi="Arial" w:cs="Arial"/>
-          <w:sz w:val="24"/>
-          <w:szCs w:val="24"/>
-          <w:lang w:eastAsia="pt-BR"/>
-        </w:rPr>
-      </w:pPr>
-      <w:r>
-        <w:rPr>
-          <w:rFonts w:ascii="Arial" w:eastAsia="Times New Roman" w:hAnsi="Arial" w:cs="Arial"/>
-          <w:b/>
-          <w:bCs/>
-          <w:sz w:val="24"/>
-          <w:szCs w:val="24"/>
-          <w:lang w:eastAsia="pt-BR"/>
-        </w:rPr>
-        <w:t>RNF03</w:t>
-      </w:r>
-      <w:r>
-        <w:rPr>
-          <w:rFonts w:ascii="Arial" w:eastAsia="Times New Roman" w:hAnsi="Arial" w:cs="Arial"/>
-          <w:sz w:val="24"/>
-          <w:szCs w:val="24"/>
-          <w:lang w:eastAsia="pt-BR"/>
-        </w:rPr>
-        <w:t xml:space="preserve">: O </w:t>
-      </w:r>
-      <w:proofErr w:type="gramStart"/>
-      <w:r>
-        <w:rPr>
-          <w:rFonts w:ascii="Arial" w:eastAsia="Times New Roman" w:hAnsi="Arial" w:cs="Arial"/>
-          <w:sz w:val="24"/>
-          <w:szCs w:val="24"/>
-          <w:lang w:eastAsia="pt-BR"/>
-        </w:rPr>
-        <w:t>layout</w:t>
-      </w:r>
-      <w:proofErr w:type="gramEnd"/>
-      <w:r>
-        <w:rPr>
-          <w:rFonts w:ascii="Arial" w:eastAsia="Times New Roman" w:hAnsi="Arial" w:cs="Arial"/>
-          <w:sz w:val="24"/>
-          <w:szCs w:val="24"/>
-          <w:lang w:eastAsia="pt-BR"/>
-        </w:rPr>
-        <w:t xml:space="preserve"> deve ser responsivo (adaptável a celular, tablet e desktop). </w:t>
+        <w:jc w:val="both"/>
+        <w:rPr>
+          <w:rFonts w:ascii="Arial" w:eastAsia="Times New Roman" w:hAnsi="Arial" w:cs="Arial"/>
+          <w:sz w:val="24"/>
+          <w:szCs w:val="24"/>
+          <w:lang w:eastAsia="pt-BR"/>
+        </w:rPr>
+      </w:pPr>
+      <w:r>
+        <w:rPr>
+          <w:rFonts w:ascii="Arial" w:eastAsia="Times New Roman" w:hAnsi="Arial" w:cs="Arial"/>
+          <w:sz w:val="24"/>
+          <w:szCs w:val="24"/>
+          <w:lang w:eastAsia="pt-BR"/>
+        </w:rPr>
+        <w:t xml:space="preserve">O layout deve ser responsivo (adaptável a celular, tablet e desktop). </w:t>
       </w:r>
     </w:p>
     <w:p>
       <w:pPr>
         <w:spacing w:before="100" w:beforeAutospacing="1" w:after="100" w:afterAutospacing="1" w:line="240" w:lineRule="auto"/>
+        <w:jc w:val="both"/>
         <w:outlineLvl w:val="2"/>
         <w:rPr>
           <w:rFonts w:ascii="Arial" w:eastAsia="Times New Roman" w:hAnsi="Arial" w:cs="Arial"/>
@@ -1661,32 +1327,22 @@
           <w:numId w:val="9"/>
         </w:numPr>
         <w:spacing w:before="100" w:beforeAutospacing="1" w:after="100" w:afterAutospacing="1" w:line="240" w:lineRule="auto"/>
-        <w:rPr>
-          <w:rFonts w:ascii="Arial" w:eastAsia="Times New Roman" w:hAnsi="Arial" w:cs="Arial"/>
-          <w:sz w:val="24"/>
-          <w:szCs w:val="24"/>
-          <w:lang w:eastAsia="pt-BR"/>
-        </w:rPr>
-      </w:pPr>
-      <w:r>
-        <w:rPr>
-          <w:rFonts w:ascii="Arial" w:eastAsia="Times New Roman" w:hAnsi="Arial" w:cs="Arial"/>
-          <w:b/>
-          <w:bCs/>
-          <w:sz w:val="24"/>
-          <w:szCs w:val="24"/>
-          <w:lang w:eastAsia="pt-BR"/>
-        </w:rPr>
-        <w:t>RNF04</w:t>
-      </w:r>
-      <w:r>
-        <w:rPr>
-          <w:rFonts w:ascii="Arial" w:eastAsia="Times New Roman" w:hAnsi="Arial" w:cs="Arial"/>
-          <w:sz w:val="24"/>
-          <w:szCs w:val="24"/>
-          <w:lang w:eastAsia="pt-BR"/>
-        </w:rPr>
-        <w:t xml:space="preserve">: O sistema deve carregar páginas em até 3 segundos. </w:t>
+        <w:jc w:val="both"/>
+        <w:rPr>
+          <w:rFonts w:ascii="Arial" w:eastAsia="Times New Roman" w:hAnsi="Arial" w:cs="Arial"/>
+          <w:sz w:val="24"/>
+          <w:szCs w:val="24"/>
+          <w:lang w:eastAsia="pt-BR"/>
+        </w:rPr>
+      </w:pPr>
+      <w:r>
+        <w:rPr>
+          <w:rFonts w:ascii="Arial" w:eastAsia="Times New Roman" w:hAnsi="Arial" w:cs="Arial"/>
+          <w:sz w:val="24"/>
+          <w:szCs w:val="24"/>
+          <w:lang w:eastAsia="pt-BR"/>
+        </w:rPr>
+        <w:t xml:space="preserve">O sistema deve carregar páginas em até 3 segundos. </w:t>
       </w:r>
     </w:p>
     <w:p>
@@ -1696,37 +1352,28 @@
           <w:numId w:val="9"/>
         </w:numPr>
         <w:spacing w:before="100" w:beforeAutospacing="1" w:after="100" w:afterAutospacing="1" w:line="240" w:lineRule="auto"/>
-        <w:rPr>
-          <w:rFonts w:ascii="Arial" w:eastAsia="Times New Roman" w:hAnsi="Arial" w:cs="Arial"/>
-          <w:sz w:val="24"/>
-          <w:szCs w:val="24"/>
-          <w:lang w:eastAsia="pt-BR"/>
-        </w:rPr>
-      </w:pPr>
-      <w:r>
-        <w:rPr>
-          <w:rFonts w:ascii="Arial" w:eastAsia="Times New Roman" w:hAnsi="Arial" w:cs="Arial"/>
-          <w:b/>
-          <w:bCs/>
-          <w:sz w:val="24"/>
-          <w:szCs w:val="24"/>
-          <w:lang w:eastAsia="pt-BR"/>
-        </w:rPr>
-        <w:t>RNF05</w:t>
-      </w:r>
-      <w:r>
-        <w:rPr>
-          <w:rFonts w:ascii="Arial" w:eastAsia="Times New Roman" w:hAnsi="Arial" w:cs="Arial"/>
-          <w:sz w:val="24"/>
-          <w:szCs w:val="24"/>
-          <w:lang w:eastAsia="pt-BR"/>
-        </w:rPr>
-        <w:t xml:space="preserve">: As ações (avaliar, comentar) devem ser processadas rapidamente. </w:t>
+        <w:jc w:val="both"/>
+        <w:rPr>
+          <w:rFonts w:ascii="Arial" w:eastAsia="Times New Roman" w:hAnsi="Arial" w:cs="Arial"/>
+          <w:sz w:val="24"/>
+          <w:szCs w:val="24"/>
+          <w:lang w:eastAsia="pt-BR"/>
+        </w:rPr>
+      </w:pPr>
+      <w:r>
+        <w:rPr>
+          <w:rFonts w:ascii="Arial" w:eastAsia="Times New Roman" w:hAnsi="Arial" w:cs="Arial"/>
+          <w:sz w:val="24"/>
+          <w:szCs w:val="24"/>
+          <w:lang w:eastAsia="pt-BR"/>
+        </w:rPr>
+        <w:t xml:space="preserve">As ações (avaliar, comentar) devem ser processadas rapidamente. </w:t>
       </w:r>
     </w:p>
     <w:p>
       <w:pPr>
         <w:spacing w:before="100" w:beforeAutospacing="1" w:after="100" w:afterAutospacing="1" w:line="240" w:lineRule="auto"/>
+        <w:jc w:val="both"/>
         <w:outlineLvl w:val="2"/>
         <w:rPr>
           <w:rFonts w:ascii="Arial" w:eastAsia="Times New Roman" w:hAnsi="Arial" w:cs="Arial"/>
@@ -1756,32 +1403,22 @@
           <w:numId w:val="10"/>
         </w:numPr>
         <w:spacing w:before="100" w:beforeAutospacing="1" w:after="100" w:afterAutospacing="1" w:line="240" w:lineRule="auto"/>
-        <w:rPr>
-          <w:rFonts w:ascii="Arial" w:eastAsia="Times New Roman" w:hAnsi="Arial" w:cs="Arial"/>
-          <w:sz w:val="24"/>
-          <w:szCs w:val="24"/>
-          <w:lang w:eastAsia="pt-BR"/>
-        </w:rPr>
-      </w:pPr>
-      <w:r>
-        <w:rPr>
-          <w:rFonts w:ascii="Arial" w:eastAsia="Times New Roman" w:hAnsi="Arial" w:cs="Arial"/>
-          <w:b/>
-          <w:bCs/>
-          <w:sz w:val="24"/>
-          <w:szCs w:val="24"/>
-          <w:lang w:eastAsia="pt-BR"/>
-        </w:rPr>
-        <w:t>RNF06</w:t>
-      </w:r>
-      <w:r>
-        <w:rPr>
-          <w:rFonts w:ascii="Arial" w:eastAsia="Times New Roman" w:hAnsi="Arial" w:cs="Arial"/>
-          <w:sz w:val="24"/>
-          <w:szCs w:val="24"/>
-          <w:lang w:eastAsia="pt-BR"/>
-        </w:rPr>
-        <w:t xml:space="preserve">: As senhas devem ser armazenadas de forma criptografada. </w:t>
+        <w:jc w:val="both"/>
+        <w:rPr>
+          <w:rFonts w:ascii="Arial" w:eastAsia="Times New Roman" w:hAnsi="Arial" w:cs="Arial"/>
+          <w:sz w:val="24"/>
+          <w:szCs w:val="24"/>
+          <w:lang w:eastAsia="pt-BR"/>
+        </w:rPr>
+      </w:pPr>
+      <w:r>
+        <w:rPr>
+          <w:rFonts w:ascii="Arial" w:eastAsia="Times New Roman" w:hAnsi="Arial" w:cs="Arial"/>
+          <w:sz w:val="24"/>
+          <w:szCs w:val="24"/>
+          <w:lang w:eastAsia="pt-BR"/>
+        </w:rPr>
+        <w:t xml:space="preserve">As senhas devem ser armazenadas de forma criptografada. </w:t>
       </w:r>
     </w:p>
     <w:p>
@@ -1791,32 +1428,22 @@
           <w:numId w:val="10"/>
         </w:numPr>
         <w:spacing w:before="100" w:beforeAutospacing="1" w:after="100" w:afterAutospacing="1" w:line="240" w:lineRule="auto"/>
-        <w:rPr>
-          <w:rFonts w:ascii="Arial" w:eastAsia="Times New Roman" w:hAnsi="Arial" w:cs="Arial"/>
-          <w:sz w:val="24"/>
-          <w:szCs w:val="24"/>
-          <w:lang w:eastAsia="pt-BR"/>
-        </w:rPr>
-      </w:pPr>
-      <w:r>
-        <w:rPr>
-          <w:rFonts w:ascii="Arial" w:eastAsia="Times New Roman" w:hAnsi="Arial" w:cs="Arial"/>
-          <w:b/>
-          <w:bCs/>
-          <w:sz w:val="24"/>
-          <w:szCs w:val="24"/>
-          <w:lang w:eastAsia="pt-BR"/>
-        </w:rPr>
-        <w:t>RNF07</w:t>
-      </w:r>
-      <w:r>
-        <w:rPr>
-          <w:rFonts w:ascii="Arial" w:eastAsia="Times New Roman" w:hAnsi="Arial" w:cs="Arial"/>
-          <w:sz w:val="24"/>
-          <w:szCs w:val="24"/>
-          <w:lang w:eastAsia="pt-BR"/>
-        </w:rPr>
-        <w:t xml:space="preserve">: O sistema deve proteger dados dos usuários. </w:t>
+        <w:jc w:val="both"/>
+        <w:rPr>
+          <w:rFonts w:ascii="Arial" w:eastAsia="Times New Roman" w:hAnsi="Arial" w:cs="Arial"/>
+          <w:sz w:val="24"/>
+          <w:szCs w:val="24"/>
+          <w:lang w:eastAsia="pt-BR"/>
+        </w:rPr>
+      </w:pPr>
+      <w:r>
+        <w:rPr>
+          <w:rFonts w:ascii="Arial" w:eastAsia="Times New Roman" w:hAnsi="Arial" w:cs="Arial"/>
+          <w:sz w:val="24"/>
+          <w:szCs w:val="24"/>
+          <w:lang w:eastAsia="pt-BR"/>
+        </w:rPr>
+        <w:t xml:space="preserve">O sistema deve proteger dados dos usuários. </w:t>
       </w:r>
     </w:p>
     <w:p>
@@ -1826,37 +1453,28 @@
           <w:numId w:val="10"/>
         </w:numPr>
         <w:spacing w:before="100" w:beforeAutospacing="1" w:after="100" w:afterAutospacing="1" w:line="240" w:lineRule="auto"/>
-        <w:rPr>
-          <w:rFonts w:ascii="Arial" w:eastAsia="Times New Roman" w:hAnsi="Arial" w:cs="Arial"/>
-          <w:sz w:val="24"/>
-          <w:szCs w:val="24"/>
-          <w:lang w:eastAsia="pt-BR"/>
-        </w:rPr>
-      </w:pPr>
-      <w:r>
-        <w:rPr>
-          <w:rFonts w:ascii="Arial" w:eastAsia="Times New Roman" w:hAnsi="Arial" w:cs="Arial"/>
-          <w:b/>
-          <w:bCs/>
-          <w:sz w:val="24"/>
-          <w:szCs w:val="24"/>
-          <w:lang w:eastAsia="pt-BR"/>
-        </w:rPr>
-        <w:t>RNF08</w:t>
-      </w:r>
-      <w:r>
-        <w:rPr>
-          <w:rFonts w:ascii="Arial" w:eastAsia="Times New Roman" w:hAnsi="Arial" w:cs="Arial"/>
-          <w:sz w:val="24"/>
-          <w:szCs w:val="24"/>
-          <w:lang w:eastAsia="pt-BR"/>
-        </w:rPr>
-        <w:t xml:space="preserve">: Deve haver validação de autenticação em rotas privadas. </w:t>
+        <w:jc w:val="both"/>
+        <w:rPr>
+          <w:rFonts w:ascii="Arial" w:eastAsia="Times New Roman" w:hAnsi="Arial" w:cs="Arial"/>
+          <w:sz w:val="24"/>
+          <w:szCs w:val="24"/>
+          <w:lang w:eastAsia="pt-BR"/>
+        </w:rPr>
+      </w:pPr>
+      <w:r>
+        <w:rPr>
+          <w:rFonts w:ascii="Arial" w:eastAsia="Times New Roman" w:hAnsi="Arial" w:cs="Arial"/>
+          <w:sz w:val="24"/>
+          <w:szCs w:val="24"/>
+          <w:lang w:eastAsia="pt-BR"/>
+        </w:rPr>
+        <w:t xml:space="preserve">Deve haver validação de autenticação em rotas privadas. </w:t>
       </w:r>
     </w:p>
     <w:p>
       <w:pPr>
         <w:spacing w:before="100" w:beforeAutospacing="1" w:after="100" w:afterAutospacing="1" w:line="240" w:lineRule="auto"/>
+        <w:jc w:val="both"/>
         <w:outlineLvl w:val="2"/>
         <w:rPr>
           <w:rFonts w:ascii="Arial" w:eastAsia="Times New Roman" w:hAnsi="Arial" w:cs="Arial"/>
@@ -1876,7 +1494,6 @@
           <w:szCs w:val="28"/>
           <w:lang w:eastAsia="pt-BR"/>
         </w:rPr>
-        <w:lastRenderedPageBreak/>
         <w:t>Persistência</w:t>
       </w:r>
     </w:p>
@@ -1887,32 +1504,22 @@
           <w:numId w:val="11"/>
         </w:numPr>
         <w:spacing w:before="100" w:beforeAutospacing="1" w:after="100" w:afterAutospacing="1" w:line="240" w:lineRule="auto"/>
-        <w:rPr>
-          <w:rFonts w:ascii="Arial" w:eastAsia="Times New Roman" w:hAnsi="Arial" w:cs="Arial"/>
-          <w:sz w:val="24"/>
-          <w:szCs w:val="24"/>
-          <w:lang w:eastAsia="pt-BR"/>
-        </w:rPr>
-      </w:pPr>
-      <w:r>
-        <w:rPr>
-          <w:rFonts w:ascii="Arial" w:eastAsia="Times New Roman" w:hAnsi="Arial" w:cs="Arial"/>
-          <w:b/>
-          <w:bCs/>
-          <w:sz w:val="24"/>
-          <w:szCs w:val="24"/>
-          <w:lang w:eastAsia="pt-BR"/>
-        </w:rPr>
-        <w:t>RNF09</w:t>
-      </w:r>
-      <w:r>
-        <w:rPr>
-          <w:rFonts w:ascii="Arial" w:eastAsia="Times New Roman" w:hAnsi="Arial" w:cs="Arial"/>
-          <w:sz w:val="24"/>
-          <w:szCs w:val="24"/>
-          <w:lang w:eastAsia="pt-BR"/>
-        </w:rPr>
-        <w:t xml:space="preserve">: Os dados devem ser armazenados em banco de dados confiável. </w:t>
+        <w:jc w:val="both"/>
+        <w:rPr>
+          <w:rFonts w:ascii="Arial" w:eastAsia="Times New Roman" w:hAnsi="Arial" w:cs="Arial"/>
+          <w:sz w:val="24"/>
+          <w:szCs w:val="24"/>
+          <w:lang w:eastAsia="pt-BR"/>
+        </w:rPr>
+      </w:pPr>
+      <w:r>
+        <w:rPr>
+          <w:rFonts w:ascii="Arial" w:eastAsia="Times New Roman" w:hAnsi="Arial" w:cs="Arial"/>
+          <w:sz w:val="24"/>
+          <w:szCs w:val="24"/>
+          <w:lang w:eastAsia="pt-BR"/>
+        </w:rPr>
+        <w:t xml:space="preserve">Os dados devem ser armazenados em banco de dados confiável. </w:t>
       </w:r>
     </w:p>
     <w:p>
@@ -1922,37 +1529,28 @@
           <w:numId w:val="11"/>
         </w:numPr>
         <w:spacing w:before="100" w:beforeAutospacing="1" w:after="100" w:afterAutospacing="1" w:line="240" w:lineRule="auto"/>
-        <w:rPr>
-          <w:rFonts w:ascii="Arial" w:eastAsia="Times New Roman" w:hAnsi="Arial" w:cs="Arial"/>
-          <w:sz w:val="24"/>
-          <w:szCs w:val="24"/>
-          <w:lang w:eastAsia="pt-BR"/>
-        </w:rPr>
-      </w:pPr>
-      <w:r>
-        <w:rPr>
-          <w:rFonts w:ascii="Arial" w:eastAsia="Times New Roman" w:hAnsi="Arial" w:cs="Arial"/>
-          <w:b/>
-          <w:bCs/>
-          <w:sz w:val="24"/>
-          <w:szCs w:val="24"/>
-          <w:lang w:eastAsia="pt-BR"/>
-        </w:rPr>
-        <w:t>RNF10</w:t>
-      </w:r>
-      <w:r>
-        <w:rPr>
-          <w:rFonts w:ascii="Arial" w:eastAsia="Times New Roman" w:hAnsi="Arial" w:cs="Arial"/>
-          <w:sz w:val="24"/>
-          <w:szCs w:val="24"/>
-          <w:lang w:eastAsia="pt-BR"/>
-        </w:rPr>
-        <w:t xml:space="preserve">: O sistema deve garantir integridade dos dados. </w:t>
+        <w:jc w:val="both"/>
+        <w:rPr>
+          <w:rFonts w:ascii="Arial" w:eastAsia="Times New Roman" w:hAnsi="Arial" w:cs="Arial"/>
+          <w:sz w:val="24"/>
+          <w:szCs w:val="24"/>
+          <w:lang w:eastAsia="pt-BR"/>
+        </w:rPr>
+      </w:pPr>
+      <w:r>
+        <w:rPr>
+          <w:rFonts w:ascii="Arial" w:eastAsia="Times New Roman" w:hAnsi="Arial" w:cs="Arial"/>
+          <w:sz w:val="24"/>
+          <w:szCs w:val="24"/>
+          <w:lang w:eastAsia="pt-BR"/>
+        </w:rPr>
+        <w:t xml:space="preserve">O sistema deve garantir integridade dos dados. </w:t>
       </w:r>
     </w:p>
     <w:p>
       <w:pPr>
         <w:spacing w:before="100" w:beforeAutospacing="1" w:after="100" w:afterAutospacing="1" w:line="240" w:lineRule="auto"/>
+        <w:jc w:val="both"/>
         <w:outlineLvl w:val="2"/>
         <w:rPr>
           <w:rFonts w:ascii="Arial" w:eastAsia="Times New Roman" w:hAnsi="Arial" w:cs="Arial"/>
@@ -1982,37 +1580,28 @@
           <w:numId w:val="12"/>
         </w:numPr>
         <w:spacing w:before="100" w:beforeAutospacing="1" w:after="100" w:afterAutospacing="1" w:line="240" w:lineRule="auto"/>
-        <w:rPr>
-          <w:rFonts w:ascii="Arial" w:eastAsia="Times New Roman" w:hAnsi="Arial" w:cs="Arial"/>
-          <w:sz w:val="24"/>
-          <w:szCs w:val="24"/>
-          <w:lang w:eastAsia="pt-BR"/>
-        </w:rPr>
-      </w:pPr>
-      <w:r>
-        <w:rPr>
-          <w:rFonts w:ascii="Arial" w:eastAsia="Times New Roman" w:hAnsi="Arial" w:cs="Arial"/>
-          <w:b/>
-          <w:bCs/>
-          <w:sz w:val="24"/>
-          <w:szCs w:val="24"/>
-          <w:lang w:eastAsia="pt-BR"/>
-        </w:rPr>
-        <w:t>RNF11</w:t>
-      </w:r>
-      <w:r>
-        <w:rPr>
-          <w:rFonts w:ascii="Arial" w:eastAsia="Times New Roman" w:hAnsi="Arial" w:cs="Arial"/>
-          <w:sz w:val="24"/>
-          <w:szCs w:val="24"/>
-          <w:lang w:eastAsia="pt-BR"/>
-        </w:rPr>
-        <w:t xml:space="preserve">: O sistema deve estar disponível 24/7 (com mínima indisponibilidade). </w:t>
+        <w:jc w:val="both"/>
+        <w:rPr>
+          <w:rFonts w:ascii="Arial" w:eastAsia="Times New Roman" w:hAnsi="Arial" w:cs="Arial"/>
+          <w:sz w:val="24"/>
+          <w:szCs w:val="24"/>
+          <w:lang w:eastAsia="pt-BR"/>
+        </w:rPr>
+      </w:pPr>
+      <w:r>
+        <w:rPr>
+          <w:rFonts w:ascii="Arial" w:eastAsia="Times New Roman" w:hAnsi="Arial" w:cs="Arial"/>
+          <w:sz w:val="24"/>
+          <w:szCs w:val="24"/>
+          <w:lang w:eastAsia="pt-BR"/>
+        </w:rPr>
+        <w:t xml:space="preserve">O sistema deve estar disponível 24/7 (com mínima indisponibilidade). </w:t>
       </w:r>
     </w:p>
     <w:p>
       <w:pPr>
         <w:spacing w:before="100" w:beforeAutospacing="1" w:after="100" w:afterAutospacing="1" w:line="240" w:lineRule="auto"/>
+        <w:jc w:val="both"/>
         <w:outlineLvl w:val="0"/>
         <w:rPr>
           <w:rFonts w:ascii="Arial" w:eastAsia="Times New Roman" w:hAnsi="Arial" w:cs="Arial"/>
@@ -2040,6 +1629,7 @@
     <w:p>
       <w:pPr>
         <w:spacing w:before="100" w:beforeAutospacing="1" w:after="100" w:afterAutospacing="1" w:line="240" w:lineRule="auto"/>
+        <w:jc w:val="both"/>
         <w:rPr>
           <w:rFonts w:ascii="Arial" w:eastAsia="Times New Roman" w:hAnsi="Arial" w:cs="Arial"/>
           <w:sz w:val="24"/>
@@ -2060,6 +1650,7 @@
     <w:p>
       <w:pPr>
         <w:spacing w:before="100" w:beforeAutospacing="1" w:after="100" w:afterAutospacing="1" w:line="240" w:lineRule="auto"/>
+        <w:jc w:val="both"/>
         <w:outlineLvl w:val="2"/>
         <w:rPr>
           <w:rFonts w:ascii="Arial" w:eastAsia="Times New Roman" w:hAnsi="Arial" w:cs="Arial"/>
@@ -2089,32 +1680,22 @@
           <w:numId w:val="13"/>
         </w:numPr>
         <w:spacing w:before="100" w:beforeAutospacing="1" w:after="100" w:afterAutospacing="1" w:line="240" w:lineRule="auto"/>
-        <w:rPr>
-          <w:rFonts w:ascii="Arial" w:eastAsia="Times New Roman" w:hAnsi="Arial" w:cs="Arial"/>
-          <w:sz w:val="24"/>
-          <w:szCs w:val="24"/>
-          <w:lang w:eastAsia="pt-BR"/>
-        </w:rPr>
-      </w:pPr>
-      <w:r>
-        <w:rPr>
-          <w:rFonts w:ascii="Arial" w:eastAsia="Times New Roman" w:hAnsi="Arial" w:cs="Arial"/>
-          <w:b/>
-          <w:bCs/>
-          <w:sz w:val="24"/>
-          <w:szCs w:val="24"/>
-          <w:lang w:eastAsia="pt-BR"/>
-        </w:rPr>
-        <w:t>RN01</w:t>
-      </w:r>
-      <w:r>
-        <w:rPr>
-          <w:rFonts w:ascii="Arial" w:eastAsia="Times New Roman" w:hAnsi="Arial" w:cs="Arial"/>
-          <w:sz w:val="24"/>
-          <w:szCs w:val="24"/>
-          <w:lang w:eastAsia="pt-BR"/>
-        </w:rPr>
-        <w:t xml:space="preserve">: Cada usuário deve ter um cadastro único (email não pode repetir). </w:t>
+        <w:jc w:val="both"/>
+        <w:rPr>
+          <w:rFonts w:ascii="Arial" w:eastAsia="Times New Roman" w:hAnsi="Arial" w:cs="Arial"/>
+          <w:sz w:val="24"/>
+          <w:szCs w:val="24"/>
+          <w:lang w:eastAsia="pt-BR"/>
+        </w:rPr>
+      </w:pPr>
+      <w:r>
+        <w:rPr>
+          <w:rFonts w:ascii="Arial" w:eastAsia="Times New Roman" w:hAnsi="Arial" w:cs="Arial"/>
+          <w:sz w:val="24"/>
+          <w:szCs w:val="24"/>
+          <w:lang w:eastAsia="pt-BR"/>
+        </w:rPr>
+        <w:t xml:space="preserve">Cada usuário deve ter um cadastro único (email não pode repetir). </w:t>
       </w:r>
     </w:p>
     <w:p>
@@ -2124,37 +1705,28 @@
           <w:numId w:val="13"/>
         </w:numPr>
         <w:spacing w:before="100" w:beforeAutospacing="1" w:after="100" w:afterAutospacing="1" w:line="240" w:lineRule="auto"/>
-        <w:rPr>
-          <w:rFonts w:ascii="Arial" w:eastAsia="Times New Roman" w:hAnsi="Arial" w:cs="Arial"/>
-          <w:sz w:val="24"/>
-          <w:szCs w:val="24"/>
-          <w:lang w:eastAsia="pt-BR"/>
-        </w:rPr>
-      </w:pPr>
-      <w:r>
-        <w:rPr>
-          <w:rFonts w:ascii="Arial" w:eastAsia="Times New Roman" w:hAnsi="Arial" w:cs="Arial"/>
-          <w:b/>
-          <w:bCs/>
-          <w:sz w:val="24"/>
-          <w:szCs w:val="24"/>
-          <w:lang w:eastAsia="pt-BR"/>
-        </w:rPr>
-        <w:t>RN02</w:t>
-      </w:r>
-      <w:r>
-        <w:rPr>
-          <w:rFonts w:ascii="Arial" w:eastAsia="Times New Roman" w:hAnsi="Arial" w:cs="Arial"/>
-          <w:sz w:val="24"/>
-          <w:szCs w:val="24"/>
-          <w:lang w:eastAsia="pt-BR"/>
-        </w:rPr>
-        <w:t xml:space="preserve">: Apenas usuários autenticados podem avaliar e comentar. </w:t>
+        <w:jc w:val="both"/>
+        <w:rPr>
+          <w:rFonts w:ascii="Arial" w:eastAsia="Times New Roman" w:hAnsi="Arial" w:cs="Arial"/>
+          <w:sz w:val="24"/>
+          <w:szCs w:val="24"/>
+          <w:lang w:eastAsia="pt-BR"/>
+        </w:rPr>
+      </w:pPr>
+      <w:r>
+        <w:rPr>
+          <w:rFonts w:ascii="Arial" w:eastAsia="Times New Roman" w:hAnsi="Arial" w:cs="Arial"/>
+          <w:sz w:val="24"/>
+          <w:szCs w:val="24"/>
+          <w:lang w:eastAsia="pt-BR"/>
+        </w:rPr>
+        <w:t xml:space="preserve">Apenas usuários autenticados podem avaliar e comentar. </w:t>
       </w:r>
     </w:p>
     <w:p>
       <w:pPr>
         <w:spacing w:before="100" w:beforeAutospacing="1" w:after="100" w:afterAutospacing="1" w:line="240" w:lineRule="auto"/>
+        <w:jc w:val="both"/>
         <w:outlineLvl w:val="2"/>
         <w:rPr>
           <w:rFonts w:ascii="Arial" w:eastAsia="Times New Roman" w:hAnsi="Arial" w:cs="Arial"/>
@@ -2184,32 +1756,22 @@
           <w:numId w:val="14"/>
         </w:numPr>
         <w:spacing w:before="100" w:beforeAutospacing="1" w:after="100" w:afterAutospacing="1" w:line="240" w:lineRule="auto"/>
-        <w:rPr>
-          <w:rFonts w:ascii="Arial" w:eastAsia="Times New Roman" w:hAnsi="Arial" w:cs="Arial"/>
-          <w:sz w:val="24"/>
-          <w:szCs w:val="24"/>
-          <w:lang w:eastAsia="pt-BR"/>
-        </w:rPr>
-      </w:pPr>
-      <w:r>
-        <w:rPr>
-          <w:rFonts w:ascii="Arial" w:eastAsia="Times New Roman" w:hAnsi="Arial" w:cs="Arial"/>
-          <w:b/>
-          <w:bCs/>
-          <w:sz w:val="24"/>
-          <w:szCs w:val="24"/>
-          <w:lang w:eastAsia="pt-BR"/>
-        </w:rPr>
-        <w:t>RN03</w:t>
-      </w:r>
-      <w:r>
-        <w:rPr>
-          <w:rFonts w:ascii="Arial" w:eastAsia="Times New Roman" w:hAnsi="Arial" w:cs="Arial"/>
-          <w:sz w:val="24"/>
-          <w:szCs w:val="24"/>
-          <w:lang w:eastAsia="pt-BR"/>
-        </w:rPr>
-        <w:t xml:space="preserve">: Cada usuário pode avaliar um filme apenas uma vez. </w:t>
+        <w:jc w:val="both"/>
+        <w:rPr>
+          <w:rFonts w:ascii="Arial" w:eastAsia="Times New Roman" w:hAnsi="Arial" w:cs="Arial"/>
+          <w:sz w:val="24"/>
+          <w:szCs w:val="24"/>
+          <w:lang w:eastAsia="pt-BR"/>
+        </w:rPr>
+      </w:pPr>
+      <w:r>
+        <w:rPr>
+          <w:rFonts w:ascii="Arial" w:eastAsia="Times New Roman" w:hAnsi="Arial" w:cs="Arial"/>
+          <w:sz w:val="24"/>
+          <w:szCs w:val="24"/>
+          <w:lang w:eastAsia="pt-BR"/>
+        </w:rPr>
+        <w:t xml:space="preserve">Cada usuário pode avaliar um filme apenas uma vez. </w:t>
       </w:r>
     </w:p>
     <w:p>
@@ -2219,32 +1781,22 @@
           <w:numId w:val="14"/>
         </w:numPr>
         <w:spacing w:before="100" w:beforeAutospacing="1" w:after="100" w:afterAutospacing="1" w:line="240" w:lineRule="auto"/>
-        <w:rPr>
-          <w:rFonts w:ascii="Arial" w:eastAsia="Times New Roman" w:hAnsi="Arial" w:cs="Arial"/>
-          <w:sz w:val="24"/>
-          <w:szCs w:val="24"/>
-          <w:lang w:eastAsia="pt-BR"/>
-        </w:rPr>
-      </w:pPr>
-      <w:r>
-        <w:rPr>
-          <w:rFonts w:ascii="Arial" w:eastAsia="Times New Roman" w:hAnsi="Arial" w:cs="Arial"/>
-          <w:b/>
-          <w:bCs/>
-          <w:sz w:val="24"/>
-          <w:szCs w:val="24"/>
-          <w:lang w:eastAsia="pt-BR"/>
-        </w:rPr>
-        <w:t>RN04</w:t>
-      </w:r>
-      <w:r>
-        <w:rPr>
-          <w:rFonts w:ascii="Arial" w:eastAsia="Times New Roman" w:hAnsi="Arial" w:cs="Arial"/>
-          <w:sz w:val="24"/>
-          <w:szCs w:val="24"/>
-          <w:lang w:eastAsia="pt-BR"/>
-        </w:rPr>
-        <w:t xml:space="preserve">: A nota deve estar dentro de um intervalo (ex: 0 a 5 ou 0 a 10). </w:t>
+        <w:jc w:val="both"/>
+        <w:rPr>
+          <w:rFonts w:ascii="Arial" w:eastAsia="Times New Roman" w:hAnsi="Arial" w:cs="Arial"/>
+          <w:sz w:val="24"/>
+          <w:szCs w:val="24"/>
+          <w:lang w:eastAsia="pt-BR"/>
+        </w:rPr>
+      </w:pPr>
+      <w:r>
+        <w:rPr>
+          <w:rFonts w:ascii="Arial" w:eastAsia="Times New Roman" w:hAnsi="Arial" w:cs="Arial"/>
+          <w:sz w:val="24"/>
+          <w:szCs w:val="24"/>
+          <w:lang w:eastAsia="pt-BR"/>
+        </w:rPr>
+        <w:t xml:space="preserve">A nota deve estar dentro de um intervalo (ex: 0 a 5 ou 0 a 10). </w:t>
       </w:r>
     </w:p>
     <w:p>
@@ -2254,37 +1806,28 @@
           <w:numId w:val="14"/>
         </w:numPr>
         <w:spacing w:before="100" w:beforeAutospacing="1" w:after="100" w:afterAutospacing="1" w:line="240" w:lineRule="auto"/>
-        <w:rPr>
-          <w:rFonts w:ascii="Arial" w:eastAsia="Times New Roman" w:hAnsi="Arial" w:cs="Arial"/>
-          <w:sz w:val="24"/>
-          <w:szCs w:val="24"/>
-          <w:lang w:eastAsia="pt-BR"/>
-        </w:rPr>
-      </w:pPr>
-      <w:r>
-        <w:rPr>
-          <w:rFonts w:ascii="Arial" w:eastAsia="Times New Roman" w:hAnsi="Arial" w:cs="Arial"/>
-          <w:b/>
-          <w:bCs/>
-          <w:sz w:val="24"/>
-          <w:szCs w:val="24"/>
-          <w:lang w:eastAsia="pt-BR"/>
-        </w:rPr>
-        <w:t>RN05</w:t>
-      </w:r>
-      <w:r>
-        <w:rPr>
-          <w:rFonts w:ascii="Arial" w:eastAsia="Times New Roman" w:hAnsi="Arial" w:cs="Arial"/>
-          <w:sz w:val="24"/>
-          <w:szCs w:val="24"/>
-          <w:lang w:eastAsia="pt-BR"/>
-        </w:rPr>
-        <w:t xml:space="preserve">: A média de avaliação do filme deve ser calculada automaticamente. </w:t>
+        <w:jc w:val="both"/>
+        <w:rPr>
+          <w:rFonts w:ascii="Arial" w:eastAsia="Times New Roman" w:hAnsi="Arial" w:cs="Arial"/>
+          <w:sz w:val="24"/>
+          <w:szCs w:val="24"/>
+          <w:lang w:eastAsia="pt-BR"/>
+        </w:rPr>
+      </w:pPr>
+      <w:r>
+        <w:rPr>
+          <w:rFonts w:ascii="Arial" w:eastAsia="Times New Roman" w:hAnsi="Arial" w:cs="Arial"/>
+          <w:sz w:val="24"/>
+          <w:szCs w:val="24"/>
+          <w:lang w:eastAsia="pt-BR"/>
+        </w:rPr>
+        <w:t xml:space="preserve">A média de avaliação do filme deve ser calculada automaticamente. </w:t>
       </w:r>
     </w:p>
     <w:p>
       <w:pPr>
         <w:spacing w:before="100" w:beforeAutospacing="1" w:after="100" w:afterAutospacing="1" w:line="240" w:lineRule="auto"/>
+        <w:jc w:val="both"/>
         <w:outlineLvl w:val="2"/>
         <w:rPr>
           <w:rFonts w:ascii="Arial" w:eastAsia="Times New Roman" w:hAnsi="Arial" w:cs="Arial"/>
@@ -2304,6 +1847,7 @@
           <w:szCs w:val="28"/>
           <w:lang w:eastAsia="pt-BR"/>
         </w:rPr>
+        <w:lastRenderedPageBreak/>
         <w:t>Comentários</w:t>
       </w:r>
     </w:p>
@@ -2314,32 +1858,22 @@
           <w:numId w:val="15"/>
         </w:numPr>
         <w:spacing w:before="100" w:beforeAutospacing="1" w:after="100" w:afterAutospacing="1" w:line="240" w:lineRule="auto"/>
-        <w:rPr>
-          <w:rFonts w:ascii="Arial" w:eastAsia="Times New Roman" w:hAnsi="Arial" w:cs="Arial"/>
-          <w:sz w:val="24"/>
-          <w:szCs w:val="24"/>
-          <w:lang w:eastAsia="pt-BR"/>
-        </w:rPr>
-      </w:pPr>
-      <w:r>
-        <w:rPr>
-          <w:rFonts w:ascii="Arial" w:eastAsia="Times New Roman" w:hAnsi="Arial" w:cs="Arial"/>
-          <w:b/>
-          <w:bCs/>
-          <w:sz w:val="24"/>
-          <w:szCs w:val="24"/>
-          <w:lang w:eastAsia="pt-BR"/>
-        </w:rPr>
-        <w:t>RN06</w:t>
-      </w:r>
-      <w:r>
-        <w:rPr>
-          <w:rFonts w:ascii="Arial" w:eastAsia="Times New Roman" w:hAnsi="Arial" w:cs="Arial"/>
-          <w:sz w:val="24"/>
-          <w:szCs w:val="24"/>
-          <w:lang w:eastAsia="pt-BR"/>
-        </w:rPr>
-        <w:t xml:space="preserve">: Comentários devem estar vinculados a um usuário e a um filme. </w:t>
+        <w:jc w:val="both"/>
+        <w:rPr>
+          <w:rFonts w:ascii="Arial" w:eastAsia="Times New Roman" w:hAnsi="Arial" w:cs="Arial"/>
+          <w:sz w:val="24"/>
+          <w:szCs w:val="24"/>
+          <w:lang w:eastAsia="pt-BR"/>
+        </w:rPr>
+      </w:pPr>
+      <w:r>
+        <w:rPr>
+          <w:rFonts w:ascii="Arial" w:eastAsia="Times New Roman" w:hAnsi="Arial" w:cs="Arial"/>
+          <w:sz w:val="24"/>
+          <w:szCs w:val="24"/>
+          <w:lang w:eastAsia="pt-BR"/>
+        </w:rPr>
+        <w:t xml:space="preserve">Comentários devem estar vinculados a um usuário e a um filme. </w:t>
       </w:r>
     </w:p>
     <w:p>
@@ -2349,37 +1883,28 @@
           <w:numId w:val="15"/>
         </w:numPr>
         <w:spacing w:before="100" w:beforeAutospacing="1" w:after="100" w:afterAutospacing="1" w:line="240" w:lineRule="auto"/>
-        <w:rPr>
-          <w:rFonts w:ascii="Arial" w:eastAsia="Times New Roman" w:hAnsi="Arial" w:cs="Arial"/>
-          <w:sz w:val="24"/>
-          <w:szCs w:val="24"/>
-          <w:lang w:eastAsia="pt-BR"/>
-        </w:rPr>
-      </w:pPr>
-      <w:r>
-        <w:rPr>
-          <w:rFonts w:ascii="Arial" w:eastAsia="Times New Roman" w:hAnsi="Arial" w:cs="Arial"/>
-          <w:b/>
-          <w:bCs/>
-          <w:sz w:val="24"/>
-          <w:szCs w:val="24"/>
-          <w:lang w:eastAsia="pt-BR"/>
-        </w:rPr>
-        <w:t>RN07</w:t>
-      </w:r>
-      <w:r>
-        <w:rPr>
-          <w:rFonts w:ascii="Arial" w:eastAsia="Times New Roman" w:hAnsi="Arial" w:cs="Arial"/>
-          <w:sz w:val="24"/>
-          <w:szCs w:val="24"/>
-          <w:lang w:eastAsia="pt-BR"/>
-        </w:rPr>
-        <w:t xml:space="preserve">: O usuário pode editar ou excluir seus próprios comentários. </w:t>
+        <w:jc w:val="both"/>
+        <w:rPr>
+          <w:rFonts w:ascii="Arial" w:eastAsia="Times New Roman" w:hAnsi="Arial" w:cs="Arial"/>
+          <w:sz w:val="24"/>
+          <w:szCs w:val="24"/>
+          <w:lang w:eastAsia="pt-BR"/>
+        </w:rPr>
+      </w:pPr>
+      <w:r>
+        <w:rPr>
+          <w:rFonts w:ascii="Arial" w:eastAsia="Times New Roman" w:hAnsi="Arial" w:cs="Arial"/>
+          <w:sz w:val="24"/>
+          <w:szCs w:val="24"/>
+          <w:lang w:eastAsia="pt-BR"/>
+        </w:rPr>
+        <w:t xml:space="preserve">O usuário pode editar ou excluir seus próprios comentários. </w:t>
       </w:r>
     </w:p>
     <w:p>
       <w:pPr>
         <w:spacing w:before="100" w:beforeAutospacing="1" w:after="100" w:afterAutospacing="1" w:line="240" w:lineRule="auto"/>
+        <w:jc w:val="both"/>
         <w:outlineLvl w:val="2"/>
         <w:rPr>
           <w:rFonts w:ascii="Arial" w:eastAsia="Times New Roman" w:hAnsi="Arial" w:cs="Arial"/>
@@ -2409,32 +1934,22 @@
           <w:numId w:val="16"/>
         </w:numPr>
         <w:spacing w:before="100" w:beforeAutospacing="1" w:after="100" w:afterAutospacing="1" w:line="240" w:lineRule="auto"/>
-        <w:rPr>
-          <w:rFonts w:ascii="Arial" w:eastAsia="Times New Roman" w:hAnsi="Arial" w:cs="Arial"/>
-          <w:sz w:val="24"/>
-          <w:szCs w:val="24"/>
-          <w:lang w:eastAsia="pt-BR"/>
-        </w:rPr>
-      </w:pPr>
-      <w:r>
-        <w:rPr>
-          <w:rFonts w:ascii="Arial" w:eastAsia="Times New Roman" w:hAnsi="Arial" w:cs="Arial"/>
-          <w:b/>
-          <w:bCs/>
-          <w:sz w:val="24"/>
-          <w:szCs w:val="24"/>
-          <w:lang w:eastAsia="pt-BR"/>
-        </w:rPr>
-        <w:t>RN08</w:t>
-      </w:r>
-      <w:r>
-        <w:rPr>
-          <w:rFonts w:ascii="Arial" w:eastAsia="Times New Roman" w:hAnsi="Arial" w:cs="Arial"/>
-          <w:sz w:val="24"/>
-          <w:szCs w:val="24"/>
-          <w:lang w:eastAsia="pt-BR"/>
-        </w:rPr>
-        <w:t xml:space="preserve">: Filmes devem ser classificados por categorias. </w:t>
+        <w:jc w:val="both"/>
+        <w:rPr>
+          <w:rFonts w:ascii="Arial" w:eastAsia="Times New Roman" w:hAnsi="Arial" w:cs="Arial"/>
+          <w:sz w:val="24"/>
+          <w:szCs w:val="24"/>
+          <w:lang w:eastAsia="pt-BR"/>
+        </w:rPr>
+      </w:pPr>
+      <w:r>
+        <w:rPr>
+          <w:rFonts w:ascii="Arial" w:eastAsia="Times New Roman" w:hAnsi="Arial" w:cs="Arial"/>
+          <w:sz w:val="24"/>
+          <w:szCs w:val="24"/>
+          <w:lang w:eastAsia="pt-BR"/>
+        </w:rPr>
+        <w:t xml:space="preserve">Filmes devem ser classificados por categorias. </w:t>
       </w:r>
     </w:p>
     <w:p>
@@ -2444,32 +1959,22 @@
           <w:numId w:val="16"/>
         </w:numPr>
         <w:spacing w:before="100" w:beforeAutospacing="1" w:after="100" w:afterAutospacing="1" w:line="240" w:lineRule="auto"/>
-        <w:rPr>
-          <w:rFonts w:ascii="Arial" w:eastAsia="Times New Roman" w:hAnsi="Arial" w:cs="Arial"/>
-          <w:sz w:val="24"/>
-          <w:szCs w:val="24"/>
-          <w:lang w:eastAsia="pt-BR"/>
-        </w:rPr>
-      </w:pPr>
-      <w:r>
-        <w:rPr>
-          <w:rFonts w:ascii="Arial" w:eastAsia="Times New Roman" w:hAnsi="Arial" w:cs="Arial"/>
-          <w:b/>
-          <w:bCs/>
-          <w:sz w:val="24"/>
-          <w:szCs w:val="24"/>
-          <w:lang w:eastAsia="pt-BR"/>
-        </w:rPr>
-        <w:t>RN09</w:t>
-      </w:r>
-      <w:r>
-        <w:rPr>
-          <w:rFonts w:ascii="Arial" w:eastAsia="Times New Roman" w:hAnsi="Arial" w:cs="Arial"/>
-          <w:sz w:val="24"/>
-          <w:szCs w:val="24"/>
-          <w:lang w:eastAsia="pt-BR"/>
-        </w:rPr>
-        <w:t xml:space="preserve">: A lista de “populares” deve considerar número de visualizações ou interações. </w:t>
+        <w:jc w:val="both"/>
+        <w:rPr>
+          <w:rFonts w:ascii="Arial" w:eastAsia="Times New Roman" w:hAnsi="Arial" w:cs="Arial"/>
+          <w:sz w:val="24"/>
+          <w:szCs w:val="24"/>
+          <w:lang w:eastAsia="pt-BR"/>
+        </w:rPr>
+      </w:pPr>
+      <w:r>
+        <w:rPr>
+          <w:rFonts w:ascii="Arial" w:eastAsia="Times New Roman" w:hAnsi="Arial" w:cs="Arial"/>
+          <w:sz w:val="24"/>
+          <w:szCs w:val="24"/>
+          <w:lang w:eastAsia="pt-BR"/>
+        </w:rPr>
+        <w:t xml:space="preserve">A lista de “populares” deve considerar número de visualizações ou interações. </w:t>
       </w:r>
     </w:p>
     <w:p>
@@ -2479,57 +1984,28 @@
           <w:numId w:val="16"/>
         </w:numPr>
         <w:spacing w:before="100" w:beforeAutospacing="1" w:after="100" w:afterAutospacing="1" w:line="240" w:lineRule="auto"/>
-        <w:rPr>
-          <w:rFonts w:ascii="Arial" w:eastAsia="Times New Roman" w:hAnsi="Arial" w:cs="Arial"/>
-          <w:sz w:val="24"/>
-          <w:szCs w:val="24"/>
-          <w:lang w:eastAsia="pt-BR"/>
-        </w:rPr>
-      </w:pPr>
-      <w:r>
-        <w:rPr>
-          <w:rFonts w:ascii="Arial" w:eastAsia="Times New Roman" w:hAnsi="Arial" w:cs="Arial"/>
-          <w:b/>
-          <w:bCs/>
-          <w:sz w:val="24"/>
-          <w:szCs w:val="24"/>
-          <w:lang w:eastAsia="pt-BR"/>
-        </w:rPr>
-        <w:t>RN10</w:t>
-      </w:r>
-      <w:r>
-        <w:rPr>
-          <w:rFonts w:ascii="Arial" w:eastAsia="Times New Roman" w:hAnsi="Arial" w:cs="Arial"/>
-          <w:sz w:val="24"/>
-          <w:szCs w:val="24"/>
-          <w:lang w:eastAsia="pt-BR"/>
-        </w:rPr>
-        <w:t>: A lista de “</w:t>
-      </w:r>
-      <w:proofErr w:type="gramStart"/>
-      <w:r>
-        <w:rPr>
-          <w:rFonts w:ascii="Arial" w:eastAsia="Times New Roman" w:hAnsi="Arial" w:cs="Arial"/>
-          <w:sz w:val="24"/>
-          <w:szCs w:val="24"/>
-          <w:lang w:eastAsia="pt-BR"/>
-        </w:rPr>
-        <w:t>melhor avaliados</w:t>
-      </w:r>
-      <w:proofErr w:type="gramEnd"/>
-      <w:r>
-        <w:rPr>
-          <w:rFonts w:ascii="Arial" w:eastAsia="Times New Roman" w:hAnsi="Arial" w:cs="Arial"/>
-          <w:sz w:val="24"/>
-          <w:szCs w:val="24"/>
-          <w:lang w:eastAsia="pt-BR"/>
-        </w:rPr>
-        <w:t xml:space="preserve">” deve considerar a média das avaliações. </w:t>
+        <w:jc w:val="both"/>
+        <w:rPr>
+          <w:rFonts w:ascii="Arial" w:eastAsia="Times New Roman" w:hAnsi="Arial" w:cs="Arial"/>
+          <w:sz w:val="24"/>
+          <w:szCs w:val="24"/>
+          <w:lang w:eastAsia="pt-BR"/>
+        </w:rPr>
+      </w:pPr>
+      <w:r>
+        <w:rPr>
+          <w:rFonts w:ascii="Arial" w:eastAsia="Times New Roman" w:hAnsi="Arial" w:cs="Arial"/>
+          <w:sz w:val="24"/>
+          <w:szCs w:val="24"/>
+          <w:lang w:eastAsia="pt-BR"/>
+        </w:rPr>
+        <w:t xml:space="preserve">A lista de “melhor avaliados” deve considerar a média das avaliações. </w:t>
       </w:r>
     </w:p>
     <w:p>
       <w:pPr>
         <w:spacing w:before="100" w:beforeAutospacing="1" w:after="100" w:afterAutospacing="1" w:line="240" w:lineRule="auto"/>
+        <w:jc w:val="both"/>
         <w:outlineLvl w:val="2"/>
         <w:rPr>
           <w:rFonts w:ascii="Arial" w:eastAsia="Times New Roman" w:hAnsi="Arial" w:cs="Arial"/>
@@ -2559,6 +2035,7 @@
           <w:numId w:val="17"/>
         </w:numPr>
         <w:spacing w:before="100" w:beforeAutospacing="1" w:after="100" w:afterAutospacing="1" w:line="240" w:lineRule="auto"/>
+        <w:jc w:val="both"/>
         <w:rPr>
           <w:rFonts w:ascii="Arial" w:eastAsia="Times New Roman" w:hAnsi="Arial" w:cs="Arial"/>
           <w:sz w:val="24"/>
@@ -2584,32 +2061,13 @@
           <w:szCs w:val="24"/>
           <w:lang w:eastAsia="pt-BR"/>
         </w:rPr>
-        <w:t>: Um filme não pode ser duplicado na lista “</w:t>
-      </w:r>
-      <w:proofErr w:type="gramStart"/>
-      <w:r>
-        <w:rPr>
-          <w:rFonts w:ascii="Arial" w:eastAsia="Times New Roman" w:hAnsi="Arial" w:cs="Arial"/>
-          <w:sz w:val="24"/>
-          <w:szCs w:val="24"/>
-          <w:lang w:eastAsia="pt-BR"/>
-        </w:rPr>
-        <w:t>quero</w:t>
-      </w:r>
-      <w:proofErr w:type="gramEnd"/>
-      <w:r>
-        <w:rPr>
-          <w:rFonts w:ascii="Arial" w:eastAsia="Times New Roman" w:hAnsi="Arial" w:cs="Arial"/>
-          <w:sz w:val="24"/>
-          <w:szCs w:val="24"/>
-          <w:lang w:eastAsia="pt-BR"/>
-        </w:rPr>
-        <w:t xml:space="preserve"> assistir” do usuário. </w:t>
+        <w:t xml:space="preserve">: Um filme não pode ser duplicado na lista “quero assistir” do usuário. </w:t>
       </w:r>
     </w:p>
     <w:p>
       <w:pPr>
         <w:spacing w:before="100" w:beforeAutospacing="1" w:after="100" w:afterAutospacing="1" w:line="240" w:lineRule="auto"/>
+        <w:jc w:val="both"/>
         <w:rPr>
           <w:rFonts w:ascii="Arial" w:eastAsia="Times New Roman" w:hAnsi="Arial" w:cs="Arial"/>
           <w:sz w:val="24"/>
@@ -2621,6 +2079,7 @@
     <w:p>
       <w:pPr>
         <w:spacing w:before="100" w:beforeAutospacing="1" w:after="100" w:afterAutospacing="1" w:line="240" w:lineRule="auto"/>
+        <w:jc w:val="both"/>
         <w:rPr>
           <w:rFonts w:ascii="Arial" w:eastAsia="Times New Roman" w:hAnsi="Arial" w:cs="Arial"/>
           <w:b/>
@@ -2629,8 +2088,11 @@
           <w:lang w:eastAsia="pt-BR"/>
         </w:rPr>
       </w:pPr>
-      <w:proofErr w:type="gramStart"/>
-      <w:r>
+    </w:p>
+    <w:p>
+      <w:pPr>
+        <w:spacing w:before="100" w:beforeAutospacing="1" w:after="100" w:afterAutospacing="1" w:line="240" w:lineRule="auto"/>
+        <w:jc w:val="both"/>
         <w:rPr>
           <w:rFonts w:ascii="Arial" w:eastAsia="Times New Roman" w:hAnsi="Arial" w:cs="Arial"/>
           <w:b/>
@@ -2638,14 +2100,35 @@
           <w:szCs w:val="24"/>
           <w:lang w:eastAsia="pt-BR"/>
         </w:rPr>
-        <w:lastRenderedPageBreak/>
+      </w:pPr>
+    </w:p>
+    <w:p>
+      <w:pPr>
+        <w:spacing w:before="100" w:beforeAutospacing="1" w:after="100" w:afterAutospacing="1" w:line="240" w:lineRule="auto"/>
+        <w:jc w:val="both"/>
+        <w:rPr>
+          <w:rFonts w:ascii="Arial" w:eastAsia="Times New Roman" w:hAnsi="Arial" w:cs="Arial"/>
+          <w:b/>
+          <w:sz w:val="32"/>
+          <w:szCs w:val="24"/>
+          <w:lang w:eastAsia="pt-BR"/>
+        </w:rPr>
+      </w:pPr>
+      <w:r>
+        <w:rPr>
+          <w:rFonts w:ascii="Arial" w:eastAsia="Times New Roman" w:hAnsi="Arial" w:cs="Arial"/>
+          <w:b/>
+          <w:sz w:val="32"/>
+          <w:szCs w:val="24"/>
+          <w:lang w:eastAsia="pt-BR"/>
+        </w:rPr>
         <w:t>Layout</w:t>
       </w:r>
-      <w:proofErr w:type="gramEnd"/>
     </w:p>
     <w:p>
       <w:pPr>
         <w:spacing w:before="100" w:beforeAutospacing="1" w:after="100" w:afterAutospacing="1" w:line="240" w:lineRule="auto"/>
+        <w:jc w:val="both"/>
         <w:rPr>
           <w:rFonts w:ascii="Arial" w:eastAsia="Times New Roman" w:hAnsi="Arial" w:cs="Arial"/>
           <w:sz w:val="28"/>
@@ -2674,6 +2157,7 @@
       <w:r>
         <w:rPr>
           <w:rFonts w:ascii="Arial" w:eastAsia="Times New Roman" w:hAnsi="Arial" w:cs="Arial"/>
+          <w:noProof/>
           <w:sz w:val="28"/>
           <w:szCs w:val="24"/>
           <w:lang w:eastAsia="pt-BR"/>
@@ -2683,6 +2167,81 @@
             <wp:extent cx="5400040" cy="3046458"/>
             <wp:effectExtent l="0" t="0" r="0" b="1905"/>
             <wp:docPr id="1" name="Imagem 1"/>
+            <wp:cNvGraphicFramePr>
+              <a:graphicFrameLocks xmlns:a="http://schemas.openxmlformats.org/drawingml/2006/main" noChangeAspect="1"/>
+            </wp:cNvGraphicFramePr>
+            <a:graphic xmlns:a="http://schemas.openxmlformats.org/drawingml/2006/main">
+              <a:graphicData uri="http://schemas.openxmlformats.org/drawingml/2006/picture">
+                <pic:pic xmlns:pic="http://schemas.openxmlformats.org/drawingml/2006/picture">
+                  <pic:nvPicPr>
+                    <pic:cNvPr id="0" name=""/>
+                    <pic:cNvPicPr/>
+                  </pic:nvPicPr>
+                  <pic:blipFill>
+                    <a:blip r:embed="rId5"/>
+                    <a:stretch>
+                      <a:fillRect/>
+                    </a:stretch>
+                  </pic:blipFill>
+                  <pic:spPr>
+                    <a:xfrm>
+                      <a:off x="0" y="0"/>
+                      <a:ext cx="5400040" cy="3046458"/>
+                    </a:xfrm>
+                    <a:prstGeom prst="rect">
+                      <a:avLst/>
+                    </a:prstGeom>
+                  </pic:spPr>
+                </pic:pic>
+              </a:graphicData>
+            </a:graphic>
+          </wp:inline>
+        </w:drawing>
+      </w:r>
+    </w:p>
+    <w:p>
+      <w:pPr>
+        <w:spacing w:before="100" w:beforeAutospacing="1" w:after="100" w:afterAutospacing="1" w:line="240" w:lineRule="auto"/>
+        <w:jc w:val="both"/>
+        <w:rPr>
+          <w:rFonts w:ascii="Arial" w:eastAsia="Times New Roman" w:hAnsi="Arial" w:cs="Arial"/>
+          <w:sz w:val="28"/>
+          <w:szCs w:val="24"/>
+          <w:lang w:eastAsia="pt-BR"/>
+        </w:rPr>
+      </w:pPr>
+      <w:r>
+        <w:rPr>
+          <w:rFonts w:ascii="Arial" w:eastAsia="Times New Roman" w:hAnsi="Arial" w:cs="Arial"/>
+          <w:sz w:val="28"/>
+          <w:szCs w:val="24"/>
+          <w:lang w:eastAsia="pt-BR"/>
+        </w:rPr>
+        <w:lastRenderedPageBreak/>
+        <w:t>Tela Inicial:</w:t>
+      </w:r>
+      <w:r>
+        <w:rPr>
+          <w:rFonts w:ascii="Arial" w:eastAsia="Times New Roman" w:hAnsi="Arial" w:cs="Arial"/>
+          <w:sz w:val="28"/>
+          <w:szCs w:val="24"/>
+          <w:lang w:eastAsia="pt-BR"/>
+        </w:rPr>
+        <w:br/>
+      </w:r>
+      <w:r>
+        <w:rPr>
+          <w:rFonts w:ascii="Arial" w:eastAsia="Times New Roman" w:hAnsi="Arial" w:cs="Arial"/>
+          <w:noProof/>
+          <w:sz w:val="28"/>
+          <w:szCs w:val="24"/>
+          <w:lang w:eastAsia="pt-BR"/>
+        </w:rPr>
+        <w:drawing>
+          <wp:inline distT="0" distB="0" distL="0" distR="0" wp14:anchorId="4956AC44" wp14:editId="700EBB37">
+            <wp:extent cx="5400040" cy="3025073"/>
+            <wp:effectExtent l="0" t="0" r="0" b="4445"/>
+            <wp:docPr id="2" name="Imagem 2"/>
             <wp:cNvGraphicFramePr>
               <a:graphicFrameLocks xmlns:a="http://schemas.openxmlformats.org/drawingml/2006/main" noChangeAspect="1"/>
             </wp:cNvGraphicFramePr>
@@ -2702,7 +2261,7 @@
                   <pic:spPr>
                     <a:xfrm>
                       <a:off x="0" y="0"/>
-                      <a:ext cx="5400040" cy="3046458"/>
+                      <a:ext cx="5400040" cy="3025073"/>
                     </a:xfrm>
                     <a:prstGeom prst="rect">
                       <a:avLst/>
@@ -2718,6 +2277,7 @@
     <w:p>
       <w:pPr>
         <w:spacing w:before="100" w:beforeAutospacing="1" w:after="100" w:afterAutospacing="1" w:line="240" w:lineRule="auto"/>
+        <w:jc w:val="both"/>
         <w:rPr>
           <w:rFonts w:ascii="Arial" w:eastAsia="Times New Roman" w:hAnsi="Arial" w:cs="Arial"/>
           <w:sz w:val="28"/>
@@ -2732,7 +2292,7 @@
           <w:szCs w:val="24"/>
           <w:lang w:eastAsia="pt-BR"/>
         </w:rPr>
-        <w:t>Tela Inicial:</w:t>
+        <w:t>Tela de Filme:</w:t>
       </w:r>
       <w:r>
         <w:rPr>
@@ -2746,15 +2306,16 @@
       <w:r>
         <w:rPr>
           <w:rFonts w:ascii="Arial" w:eastAsia="Times New Roman" w:hAnsi="Arial" w:cs="Arial"/>
+          <w:noProof/>
           <w:sz w:val="28"/>
           <w:szCs w:val="24"/>
           <w:lang w:eastAsia="pt-BR"/>
         </w:rPr>
         <w:drawing>
-          <wp:inline distT="0" distB="0" distL="0" distR="0" wp14:anchorId="4956AC44" wp14:editId="700EBB37">
-            <wp:extent cx="5400040" cy="3025073"/>
-            <wp:effectExtent l="0" t="0" r="0" b="4445"/>
-            <wp:docPr id="2" name="Imagem 2"/>
+          <wp:inline distT="0" distB="0" distL="0" distR="0" wp14:anchorId="749D5C48" wp14:editId="0DD40D53">
+            <wp:extent cx="5400040" cy="3036071"/>
+            <wp:effectExtent l="0" t="0" r="0" b="0"/>
+            <wp:docPr id="3" name="Imagem 3"/>
             <wp:cNvGraphicFramePr>
               <a:graphicFrameLocks xmlns:a="http://schemas.openxmlformats.org/drawingml/2006/main" noChangeAspect="1"/>
             </wp:cNvGraphicFramePr>
@@ -2774,79 +2335,6 @@
                   <pic:spPr>
                     <a:xfrm>
                       <a:off x="0" y="0"/>
-                      <a:ext cx="5400040" cy="3025073"/>
-                    </a:xfrm>
-                    <a:prstGeom prst="rect">
-                      <a:avLst/>
-                    </a:prstGeom>
-                  </pic:spPr>
-                </pic:pic>
-              </a:graphicData>
-            </a:graphic>
-          </wp:inline>
-        </w:drawing>
-      </w:r>
-    </w:p>
-    <w:p>
-      <w:pPr>
-        <w:spacing w:before="100" w:beforeAutospacing="1" w:after="100" w:afterAutospacing="1" w:line="240" w:lineRule="auto"/>
-        <w:rPr>
-          <w:rFonts w:ascii="Arial" w:eastAsia="Times New Roman" w:hAnsi="Arial" w:cs="Arial"/>
-          <w:sz w:val="28"/>
-          <w:szCs w:val="24"/>
-          <w:lang w:eastAsia="pt-BR"/>
-        </w:rPr>
-      </w:pPr>
-      <w:r>
-        <w:rPr>
-          <w:rFonts w:ascii="Arial" w:eastAsia="Times New Roman" w:hAnsi="Arial" w:cs="Arial"/>
-          <w:sz w:val="28"/>
-          <w:szCs w:val="24"/>
-          <w:lang w:eastAsia="pt-BR"/>
-        </w:rPr>
-        <w:lastRenderedPageBreak/>
-        <w:t>Tela de Filme:</w:t>
-      </w:r>
-      <w:r>
-        <w:rPr>
-          <w:rFonts w:ascii="Arial" w:eastAsia="Times New Roman" w:hAnsi="Arial" w:cs="Arial"/>
-          <w:sz w:val="28"/>
-          <w:szCs w:val="24"/>
-          <w:lang w:eastAsia="pt-BR"/>
-        </w:rPr>
-        <w:br/>
-      </w:r>
-      <w:r>
-        <w:rPr>
-          <w:rFonts w:ascii="Arial" w:eastAsia="Times New Roman" w:hAnsi="Arial" w:cs="Arial"/>
-          <w:sz w:val="28"/>
-          <w:szCs w:val="24"/>
-          <w:lang w:eastAsia="pt-BR"/>
-        </w:rPr>
-        <w:drawing>
-          <wp:inline distT="0" distB="0" distL="0" distR="0" wp14:anchorId="749D5C48" wp14:editId="0DD40D53">
-            <wp:extent cx="5400040" cy="3036071"/>
-            <wp:effectExtent l="0" t="0" r="0" b="0"/>
-            <wp:docPr id="3" name="Imagem 3"/>
-            <wp:cNvGraphicFramePr>
-              <a:graphicFrameLocks xmlns:a="http://schemas.openxmlformats.org/drawingml/2006/main" noChangeAspect="1"/>
-            </wp:cNvGraphicFramePr>
-            <a:graphic xmlns:a="http://schemas.openxmlformats.org/drawingml/2006/main">
-              <a:graphicData uri="http://schemas.openxmlformats.org/drawingml/2006/picture">
-                <pic:pic xmlns:pic="http://schemas.openxmlformats.org/drawingml/2006/picture">
-                  <pic:nvPicPr>
-                    <pic:cNvPr id="0" name=""/>
-                    <pic:cNvPicPr/>
-                  </pic:nvPicPr>
-                  <pic:blipFill>
-                    <a:blip r:embed="rId8"/>
-                    <a:stretch>
-                      <a:fillRect/>
-                    </a:stretch>
-                  </pic:blipFill>
-                  <pic:spPr>
-                    <a:xfrm>
-                      <a:off x="0" y="0"/>
                       <a:ext cx="5400040" cy="3036071"/>
                     </a:xfrm>
                     <a:prstGeom prst="rect">
@@ -2859,8 +2347,6 @@
           </wp:inline>
         </w:drawing>
       </w:r>
-      <w:bookmarkStart w:id="0" w:name="_GoBack"/>
-      <w:bookmarkEnd w:id="0"/>
     </w:p>
     <w:p>
       <w:pPr>
@@ -2885,7 +2371,7 @@
     </w:p>
     <w:sectPr>
       <w:pgSz w:w="11906" w:h="16838"/>
-      <w:pgMar w:top="1417" w:right="1701" w:bottom="1417" w:left="1701" w:header="708" w:footer="708" w:gutter="0"/>
+      <w:pgMar w:top="1701" w:right="1134" w:bottom="1134" w:left="1701" w:header="709" w:footer="709" w:gutter="0"/>
       <w:cols w:space="708"/>
       <w:docGrid w:linePitch="360"/>
     </w:sectPr>
@@ -2894,15 +2380,15 @@
 </file>
 
 <file path=word/numbering.xml><?xml version="1.0" encoding="utf-8"?>
-<w:numbering xmlns:wpc="http://schemas.microsoft.com/office/word/2010/wordprocessingCanvas" xmlns:mc="http://schemas.openxmlformats.org/markup-compatibility/2006" xmlns:o="urn:schemas-microsoft-com:office:office" xmlns:r="http://schemas.openxmlformats.org/officeDocument/2006/relationships" xmlns:m="http://schemas.openxmlformats.org/officeDocument/2006/math" xmlns:v="urn:schemas-microsoft-com:vml" xmlns:wp14="http://schemas.microsoft.com/office/word/2010/wordprocessingDrawing" xmlns:wp="http://schemas.openxmlformats.org/drawingml/2006/wordprocessingDrawing" xmlns:w10="urn:schemas-microsoft-com:office:word" xmlns:w="http://schemas.openxmlformats.org/wordprocessingml/2006/main" xmlns:w14="http://schemas.microsoft.com/office/word/2010/wordml" xmlns:wpg="http://schemas.microsoft.com/office/word/2010/wordprocessingGroup" xmlns:wpi="http://schemas.microsoft.com/office/word/2010/wordprocessingInk" xmlns:wne="http://schemas.microsoft.com/office/word/2006/wordml" xmlns:wps="http://schemas.microsoft.com/office/word/2010/wordprocessingShape" mc:Ignorable="w14 wp14">
-  <w:abstractNum w:abstractNumId="0">
+<w:numbering xmlns:wpc="http://schemas.microsoft.com/office/word/2010/wordprocessingCanvas" xmlns:cx="http://schemas.microsoft.com/office/drawing/2014/chartex" xmlns:cx1="http://schemas.microsoft.com/office/drawing/2015/9/8/chartex" xmlns:cx2="http://schemas.microsoft.com/office/drawing/2015/10/21/chartex" xmlns:cx3="http://schemas.microsoft.com/office/drawing/2016/5/9/chartex" xmlns:cx4="http://schemas.microsoft.com/office/drawing/2016/5/10/chartex" xmlns:cx5="http://schemas.microsoft.com/office/drawing/2016/5/11/chartex" xmlns:cx6="http://schemas.microsoft.com/office/drawing/2016/5/12/chartex" xmlns:cx7="http://schemas.microsoft.com/office/drawing/2016/5/13/chartex" xmlns:cx8="http://schemas.microsoft.com/office/drawing/2016/5/14/chartex" xmlns:mc="http://schemas.openxmlformats.org/markup-compatibility/2006" xmlns:aink="http://schemas.microsoft.com/office/drawing/2016/ink" xmlns:am3d="http://schemas.microsoft.com/office/drawing/2017/model3d" xmlns:o="urn:schemas-microsoft-com:office:office" xmlns:r="http://schemas.openxmlformats.org/officeDocument/2006/relationships" xmlns:m="http://schemas.openxmlformats.org/officeDocument/2006/math" xmlns:v="urn:schemas-microsoft-com:vml" xmlns:wp14="http://schemas.microsoft.com/office/word/2010/wordprocessingDrawing" xmlns:wp="http://schemas.openxmlformats.org/drawingml/2006/wordprocessingDrawing" xmlns:w10="urn:schemas-microsoft-com:office:word" xmlns:w="http://schemas.openxmlformats.org/wordprocessingml/2006/main" xmlns:w14="http://schemas.microsoft.com/office/word/2010/wordml" xmlns:w15="http://schemas.microsoft.com/office/word/2012/wordml" xmlns:w16cid="http://schemas.microsoft.com/office/word/2016/wordml/cid" xmlns:w16se="http://schemas.microsoft.com/office/word/2015/wordml/symex" xmlns:wpg="http://schemas.microsoft.com/office/word/2010/wordprocessingGroup" xmlns:wpi="http://schemas.microsoft.com/office/word/2010/wordprocessingInk" xmlns:wne="http://schemas.microsoft.com/office/word/2006/wordml" xmlns:wps="http://schemas.microsoft.com/office/word/2010/wordprocessingShape" mc:Ignorable="w14 w15 w16se w16cid wp14">
+  <w:abstractNum w:abstractNumId="0" w15:restartNumberingAfterBreak="0">
     <w:nsid w:val="04874D1D"/>
     <w:multiLevelType w:val="multilevel"/>
-    <w:tmpl w:val="50E00F26"/>
+    <w:tmpl w:val="D47043D0"/>
     <w:lvl w:ilvl="0">
       <w:start w:val="1"/>
-      <w:numFmt w:val="bullet"/>
-      <w:lvlText w:val=""/>
+      <w:numFmt w:val="decimal"/>
+      <w:lvlText w:val="%1."/>
       <w:lvlJc w:val="left"/>
       <w:pPr>
         <w:tabs>
@@ -2911,7 +2397,7 @@
         <w:ind w:left="720" w:hanging="360"/>
       </w:pPr>
       <w:rPr>
-        <w:rFonts w:ascii="Symbol" w:hAnsi="Symbol" w:hint="default"/>
+        <w:rFonts w:hint="default"/>
         <w:sz w:val="20"/>
       </w:rPr>
     </w:lvl>
@@ -3044,14 +2530,163 @@
       </w:rPr>
     </w:lvl>
   </w:abstractNum>
-  <w:abstractNum w:abstractNumId="1">
+  <w:abstractNum w:abstractNumId="1" w15:restartNumberingAfterBreak="0">
+    <w:nsid w:val="05D85629"/>
+    <w:multiLevelType w:val="multilevel"/>
+    <w:tmpl w:val="D42AEE0C"/>
+    <w:lvl w:ilvl="0">
+      <w:start w:val="1"/>
+      <w:numFmt w:val="decimal"/>
+      <w:lvlText w:val="%1."/>
+      <w:lvlJc w:val="left"/>
+      <w:pPr>
+        <w:tabs>
+          <w:tab w:val="num" w:pos="720"/>
+        </w:tabs>
+        <w:ind w:left="720" w:hanging="360"/>
+      </w:pPr>
+      <w:rPr>
+        <w:rFonts w:hint="default"/>
+        <w:sz w:val="20"/>
+      </w:rPr>
+    </w:lvl>
+    <w:lvl w:ilvl="1" w:tentative="1">
+      <w:start w:val="1"/>
+      <w:numFmt w:val="bullet"/>
+      <w:lvlText w:val="o"/>
+      <w:lvlJc w:val="left"/>
+      <w:pPr>
+        <w:tabs>
+          <w:tab w:val="num" w:pos="1440"/>
+        </w:tabs>
+        <w:ind w:left="1440" w:hanging="360"/>
+      </w:pPr>
+      <w:rPr>
+        <w:rFonts w:ascii="Courier New" w:hAnsi="Courier New" w:hint="default"/>
+        <w:sz w:val="20"/>
+      </w:rPr>
+    </w:lvl>
+    <w:lvl w:ilvl="2" w:tentative="1">
+      <w:start w:val="1"/>
+      <w:numFmt w:val="bullet"/>
+      <w:lvlText w:val=""/>
+      <w:lvlJc w:val="left"/>
+      <w:pPr>
+        <w:tabs>
+          <w:tab w:val="num" w:pos="2160"/>
+        </w:tabs>
+        <w:ind w:left="2160" w:hanging="360"/>
+      </w:pPr>
+      <w:rPr>
+        <w:rFonts w:ascii="Wingdings" w:hAnsi="Wingdings" w:hint="default"/>
+        <w:sz w:val="20"/>
+      </w:rPr>
+    </w:lvl>
+    <w:lvl w:ilvl="3" w:tentative="1">
+      <w:start w:val="1"/>
+      <w:numFmt w:val="bullet"/>
+      <w:lvlText w:val=""/>
+      <w:lvlJc w:val="left"/>
+      <w:pPr>
+        <w:tabs>
+          <w:tab w:val="num" w:pos="2880"/>
+        </w:tabs>
+        <w:ind w:left="2880" w:hanging="360"/>
+      </w:pPr>
+      <w:rPr>
+        <w:rFonts w:ascii="Wingdings" w:hAnsi="Wingdings" w:hint="default"/>
+        <w:sz w:val="20"/>
+      </w:rPr>
+    </w:lvl>
+    <w:lvl w:ilvl="4" w:tentative="1">
+      <w:start w:val="1"/>
+      <w:numFmt w:val="bullet"/>
+      <w:lvlText w:val=""/>
+      <w:lvlJc w:val="left"/>
+      <w:pPr>
+        <w:tabs>
+          <w:tab w:val="num" w:pos="3600"/>
+        </w:tabs>
+        <w:ind w:left="3600" w:hanging="360"/>
+      </w:pPr>
+      <w:rPr>
+        <w:rFonts w:ascii="Wingdings" w:hAnsi="Wingdings" w:hint="default"/>
+        <w:sz w:val="20"/>
+      </w:rPr>
+    </w:lvl>
+    <w:lvl w:ilvl="5" w:tentative="1">
+      <w:start w:val="1"/>
+      <w:numFmt w:val="bullet"/>
+      <w:lvlText w:val=""/>
+      <w:lvlJc w:val="left"/>
+      <w:pPr>
+        <w:tabs>
+          <w:tab w:val="num" w:pos="4320"/>
+        </w:tabs>
+        <w:ind w:left="4320" w:hanging="360"/>
+      </w:pPr>
+      <w:rPr>
+        <w:rFonts w:ascii="Wingdings" w:hAnsi="Wingdings" w:hint="default"/>
+        <w:sz w:val="20"/>
+      </w:rPr>
+    </w:lvl>
+    <w:lvl w:ilvl="6" w:tentative="1">
+      <w:start w:val="1"/>
+      <w:numFmt w:val="bullet"/>
+      <w:lvlText w:val=""/>
+      <w:lvlJc w:val="left"/>
+      <w:pPr>
+        <w:tabs>
+          <w:tab w:val="num" w:pos="5040"/>
+        </w:tabs>
+        <w:ind w:left="5040" w:hanging="360"/>
+      </w:pPr>
+      <w:rPr>
+        <w:rFonts w:ascii="Wingdings" w:hAnsi="Wingdings" w:hint="default"/>
+        <w:sz w:val="20"/>
+      </w:rPr>
+    </w:lvl>
+    <w:lvl w:ilvl="7" w:tentative="1">
+      <w:start w:val="1"/>
+      <w:numFmt w:val="bullet"/>
+      <w:lvlText w:val=""/>
+      <w:lvlJc w:val="left"/>
+      <w:pPr>
+        <w:tabs>
+          <w:tab w:val="num" w:pos="5760"/>
+        </w:tabs>
+        <w:ind w:left="5760" w:hanging="360"/>
+      </w:pPr>
+      <w:rPr>
+        <w:rFonts w:ascii="Wingdings" w:hAnsi="Wingdings" w:hint="default"/>
+        <w:sz w:val="20"/>
+      </w:rPr>
+    </w:lvl>
+    <w:lvl w:ilvl="8" w:tentative="1">
+      <w:start w:val="1"/>
+      <w:numFmt w:val="bullet"/>
+      <w:lvlText w:val=""/>
+      <w:lvlJc w:val="left"/>
+      <w:pPr>
+        <w:tabs>
+          <w:tab w:val="num" w:pos="6480"/>
+        </w:tabs>
+        <w:ind w:left="6480" w:hanging="360"/>
+      </w:pPr>
+      <w:rPr>
+        <w:rFonts w:ascii="Wingdings" w:hAnsi="Wingdings" w:hint="default"/>
+        <w:sz w:val="20"/>
+      </w:rPr>
+    </w:lvl>
+  </w:abstractNum>
+  <w:abstractNum w:abstractNumId="2" w15:restartNumberingAfterBreak="0">
     <w:nsid w:val="06CD204D"/>
     <w:multiLevelType w:val="multilevel"/>
-    <w:tmpl w:val="D07A5456"/>
+    <w:tmpl w:val="D47043D0"/>
     <w:lvl w:ilvl="0">
       <w:start w:val="1"/>
-      <w:numFmt w:val="bullet"/>
-      <w:lvlText w:val=""/>
+      <w:numFmt w:val="decimal"/>
+      <w:lvlText w:val="%1."/>
       <w:lvlJc w:val="left"/>
       <w:pPr>
         <w:tabs>
@@ -3060,7 +2695,7 @@
         <w:ind w:left="720" w:hanging="360"/>
       </w:pPr>
       <w:rPr>
-        <w:rFonts w:ascii="Symbol" w:hAnsi="Symbol" w:hint="default"/>
+        <w:rFonts w:hint="default"/>
         <w:sz w:val="20"/>
       </w:rPr>
     </w:lvl>
@@ -3193,14 +2828,100 @@
       </w:rPr>
     </w:lvl>
   </w:abstractNum>
-  <w:abstractNum w:abstractNumId="2">
+  <w:abstractNum w:abstractNumId="3" w15:restartNumberingAfterBreak="0">
+    <w:nsid w:val="0B027F04"/>
+    <w:multiLevelType w:val="hybridMultilevel"/>
+    <w:tmpl w:val="1CF0ACD2"/>
+    <w:lvl w:ilvl="0" w:tplc="0416000F">
+      <w:start w:val="1"/>
+      <w:numFmt w:val="decimal"/>
+      <w:lvlText w:val="%1."/>
+      <w:lvlJc w:val="left"/>
+      <w:pPr>
+        <w:ind w:left="1440" w:hanging="360"/>
+      </w:pPr>
+    </w:lvl>
+    <w:lvl w:ilvl="1" w:tplc="04160019">
+      <w:start w:val="1"/>
+      <w:numFmt w:val="lowerLetter"/>
+      <w:lvlText w:val="%2."/>
+      <w:lvlJc w:val="left"/>
+      <w:pPr>
+        <w:ind w:left="1494" w:hanging="360"/>
+      </w:pPr>
+    </w:lvl>
+    <w:lvl w:ilvl="2" w:tplc="0416001B" w:tentative="1">
+      <w:start w:val="1"/>
+      <w:numFmt w:val="lowerRoman"/>
+      <w:lvlText w:val="%3."/>
+      <w:lvlJc w:val="right"/>
+      <w:pPr>
+        <w:ind w:left="2880" w:hanging="180"/>
+      </w:pPr>
+    </w:lvl>
+    <w:lvl w:ilvl="3" w:tplc="0416000F" w:tentative="1">
+      <w:start w:val="1"/>
+      <w:numFmt w:val="decimal"/>
+      <w:lvlText w:val="%4."/>
+      <w:lvlJc w:val="left"/>
+      <w:pPr>
+        <w:ind w:left="3600" w:hanging="360"/>
+      </w:pPr>
+    </w:lvl>
+    <w:lvl w:ilvl="4" w:tplc="04160019" w:tentative="1">
+      <w:start w:val="1"/>
+      <w:numFmt w:val="lowerLetter"/>
+      <w:lvlText w:val="%5."/>
+      <w:lvlJc w:val="left"/>
+      <w:pPr>
+        <w:ind w:left="4320" w:hanging="360"/>
+      </w:pPr>
+    </w:lvl>
+    <w:lvl w:ilvl="5" w:tplc="0416001B" w:tentative="1">
+      <w:start w:val="1"/>
+      <w:numFmt w:val="lowerRoman"/>
+      <w:lvlText w:val="%6."/>
+      <w:lvlJc w:val="right"/>
+      <w:pPr>
+        <w:ind w:left="5040" w:hanging="180"/>
+      </w:pPr>
+    </w:lvl>
+    <w:lvl w:ilvl="6" w:tplc="0416000F" w:tentative="1">
+      <w:start w:val="1"/>
+      <w:numFmt w:val="decimal"/>
+      <w:lvlText w:val="%7."/>
+      <w:lvlJc w:val="left"/>
+      <w:pPr>
+        <w:ind w:left="5760" w:hanging="360"/>
+      </w:pPr>
+    </w:lvl>
+    <w:lvl w:ilvl="7" w:tplc="04160019" w:tentative="1">
+      <w:start w:val="1"/>
+      <w:numFmt w:val="lowerLetter"/>
+      <w:lvlText w:val="%8."/>
+      <w:lvlJc w:val="left"/>
+      <w:pPr>
+        <w:ind w:left="6480" w:hanging="360"/>
+      </w:pPr>
+    </w:lvl>
+    <w:lvl w:ilvl="8" w:tplc="0416001B" w:tentative="1">
+      <w:start w:val="1"/>
+      <w:numFmt w:val="lowerRoman"/>
+      <w:lvlText w:val="%9."/>
+      <w:lvlJc w:val="right"/>
+      <w:pPr>
+        <w:ind w:left="7200" w:hanging="180"/>
+      </w:pPr>
+    </w:lvl>
+  </w:abstractNum>
+  <w:abstractNum w:abstractNumId="4" w15:restartNumberingAfterBreak="0">
     <w:nsid w:val="0C007E71"/>
     <w:multiLevelType w:val="multilevel"/>
-    <w:tmpl w:val="1AEC2DA8"/>
+    <w:tmpl w:val="A1244A5A"/>
     <w:lvl w:ilvl="0">
       <w:start w:val="1"/>
-      <w:numFmt w:val="bullet"/>
-      <w:lvlText w:val=""/>
+      <w:numFmt w:val="decimal"/>
+      <w:lvlText w:val="%1."/>
       <w:lvlJc w:val="left"/>
       <w:pPr>
         <w:tabs>
@@ -3209,7 +2930,7 @@
         <w:ind w:left="720" w:hanging="360"/>
       </w:pPr>
       <w:rPr>
-        <w:rFonts w:ascii="Symbol" w:hAnsi="Symbol" w:hint="default"/>
+        <w:rFonts w:hint="default"/>
         <w:sz w:val="20"/>
       </w:rPr>
     </w:lvl>
@@ -3229,7 +2950,7 @@
         <w:sz w:val="20"/>
       </w:rPr>
     </w:lvl>
-    <w:lvl w:ilvl="2" w:tentative="1">
+    <w:lvl w:ilvl="2">
       <w:start w:val="1"/>
       <w:numFmt w:val="bullet"/>
       <w:lvlText w:val=""/>
@@ -3342,14 +3063,14 @@
       </w:rPr>
     </w:lvl>
   </w:abstractNum>
-  <w:abstractNum w:abstractNumId="3">
+  <w:abstractNum w:abstractNumId="5" w15:restartNumberingAfterBreak="0">
     <w:nsid w:val="0C3207E0"/>
     <w:multiLevelType w:val="multilevel"/>
-    <w:tmpl w:val="AB9615F0"/>
+    <w:tmpl w:val="D47043D0"/>
     <w:lvl w:ilvl="0">
       <w:start w:val="1"/>
-      <w:numFmt w:val="bullet"/>
-      <w:lvlText w:val=""/>
+      <w:numFmt w:val="decimal"/>
+      <w:lvlText w:val="%1."/>
       <w:lvlJc w:val="left"/>
       <w:pPr>
         <w:tabs>
@@ -3358,7 +3079,7 @@
         <w:ind w:left="720" w:hanging="360"/>
       </w:pPr>
       <w:rPr>
-        <w:rFonts w:ascii="Symbol" w:hAnsi="Symbol" w:hint="default"/>
+        <w:rFonts w:hint="default"/>
         <w:sz w:val="20"/>
       </w:rPr>
     </w:lvl>
@@ -3491,14 +3212,14 @@
       </w:rPr>
     </w:lvl>
   </w:abstractNum>
-  <w:abstractNum w:abstractNumId="4">
+  <w:abstractNum w:abstractNumId="6" w15:restartNumberingAfterBreak="0">
     <w:nsid w:val="186B01E8"/>
     <w:multiLevelType w:val="multilevel"/>
-    <w:tmpl w:val="BF42CF42"/>
+    <w:tmpl w:val="D42AEE0C"/>
     <w:lvl w:ilvl="0">
       <w:start w:val="1"/>
-      <w:numFmt w:val="bullet"/>
-      <w:lvlText w:val=""/>
+      <w:numFmt w:val="decimal"/>
+      <w:lvlText w:val="%1."/>
       <w:lvlJc w:val="left"/>
       <w:pPr>
         <w:tabs>
@@ -3507,7 +3228,7 @@
         <w:ind w:left="720" w:hanging="360"/>
       </w:pPr>
       <w:rPr>
-        <w:rFonts w:ascii="Symbol" w:hAnsi="Symbol" w:hint="default"/>
+        <w:rFonts w:hint="default"/>
         <w:sz w:val="20"/>
       </w:rPr>
     </w:lvl>
@@ -3640,14 +3361,163 @@
       </w:rPr>
     </w:lvl>
   </w:abstractNum>
-  <w:abstractNum w:abstractNumId="5">
+  <w:abstractNum w:abstractNumId="7" w15:restartNumberingAfterBreak="0">
+    <w:nsid w:val="1DA04585"/>
+    <w:multiLevelType w:val="multilevel"/>
+    <w:tmpl w:val="80BE7FEA"/>
+    <w:lvl w:ilvl="0">
+      <w:start w:val="1"/>
+      <w:numFmt w:val="decimal"/>
+      <w:lvlText w:val="%1."/>
+      <w:lvlJc w:val="left"/>
+      <w:pPr>
+        <w:tabs>
+          <w:tab w:val="num" w:pos="720"/>
+        </w:tabs>
+        <w:ind w:left="720" w:hanging="360"/>
+      </w:pPr>
+      <w:rPr>
+        <w:rFonts w:hint="default"/>
+        <w:sz w:val="20"/>
+      </w:rPr>
+    </w:lvl>
+    <w:lvl w:ilvl="1">
+      <w:start w:val="1"/>
+      <w:numFmt w:val="bullet"/>
+      <w:lvlText w:val="o"/>
+      <w:lvlJc w:val="left"/>
+      <w:pPr>
+        <w:tabs>
+          <w:tab w:val="num" w:pos="1440"/>
+        </w:tabs>
+        <w:ind w:left="1440" w:hanging="360"/>
+      </w:pPr>
+      <w:rPr>
+        <w:rFonts w:ascii="Courier New" w:hAnsi="Courier New" w:hint="default"/>
+        <w:sz w:val="20"/>
+      </w:rPr>
+    </w:lvl>
+    <w:lvl w:ilvl="2" w:tentative="1">
+      <w:start w:val="1"/>
+      <w:numFmt w:val="bullet"/>
+      <w:lvlText w:val=""/>
+      <w:lvlJc w:val="left"/>
+      <w:pPr>
+        <w:tabs>
+          <w:tab w:val="num" w:pos="2160"/>
+        </w:tabs>
+        <w:ind w:left="2160" w:hanging="360"/>
+      </w:pPr>
+      <w:rPr>
+        <w:rFonts w:ascii="Wingdings" w:hAnsi="Wingdings" w:hint="default"/>
+        <w:sz w:val="20"/>
+      </w:rPr>
+    </w:lvl>
+    <w:lvl w:ilvl="3" w:tentative="1">
+      <w:start w:val="1"/>
+      <w:numFmt w:val="bullet"/>
+      <w:lvlText w:val=""/>
+      <w:lvlJc w:val="left"/>
+      <w:pPr>
+        <w:tabs>
+          <w:tab w:val="num" w:pos="2880"/>
+        </w:tabs>
+        <w:ind w:left="2880" w:hanging="360"/>
+      </w:pPr>
+      <w:rPr>
+        <w:rFonts w:ascii="Wingdings" w:hAnsi="Wingdings" w:hint="default"/>
+        <w:sz w:val="20"/>
+      </w:rPr>
+    </w:lvl>
+    <w:lvl w:ilvl="4" w:tentative="1">
+      <w:start w:val="1"/>
+      <w:numFmt w:val="bullet"/>
+      <w:lvlText w:val=""/>
+      <w:lvlJc w:val="left"/>
+      <w:pPr>
+        <w:tabs>
+          <w:tab w:val="num" w:pos="3600"/>
+        </w:tabs>
+        <w:ind w:left="3600" w:hanging="360"/>
+      </w:pPr>
+      <w:rPr>
+        <w:rFonts w:ascii="Wingdings" w:hAnsi="Wingdings" w:hint="default"/>
+        <w:sz w:val="20"/>
+      </w:rPr>
+    </w:lvl>
+    <w:lvl w:ilvl="5" w:tentative="1">
+      <w:start w:val="1"/>
+      <w:numFmt w:val="bullet"/>
+      <w:lvlText w:val=""/>
+      <w:lvlJc w:val="left"/>
+      <w:pPr>
+        <w:tabs>
+          <w:tab w:val="num" w:pos="4320"/>
+        </w:tabs>
+        <w:ind w:left="4320" w:hanging="360"/>
+      </w:pPr>
+      <w:rPr>
+        <w:rFonts w:ascii="Wingdings" w:hAnsi="Wingdings" w:hint="default"/>
+        <w:sz w:val="20"/>
+      </w:rPr>
+    </w:lvl>
+    <w:lvl w:ilvl="6" w:tentative="1">
+      <w:start w:val="1"/>
+      <w:numFmt w:val="bullet"/>
+      <w:lvlText w:val=""/>
+      <w:lvlJc w:val="left"/>
+      <w:pPr>
+        <w:tabs>
+          <w:tab w:val="num" w:pos="5040"/>
+        </w:tabs>
+        <w:ind w:left="5040" w:hanging="360"/>
+      </w:pPr>
+      <w:rPr>
+        <w:rFonts w:ascii="Wingdings" w:hAnsi="Wingdings" w:hint="default"/>
+        <w:sz w:val="20"/>
+      </w:rPr>
+    </w:lvl>
+    <w:lvl w:ilvl="7" w:tentative="1">
+      <w:start w:val="1"/>
+      <w:numFmt w:val="bullet"/>
+      <w:lvlText w:val=""/>
+      <w:lvlJc w:val="left"/>
+      <w:pPr>
+        <w:tabs>
+          <w:tab w:val="num" w:pos="5760"/>
+        </w:tabs>
+        <w:ind w:left="5760" w:hanging="360"/>
+      </w:pPr>
+      <w:rPr>
+        <w:rFonts w:ascii="Wingdings" w:hAnsi="Wingdings" w:hint="default"/>
+        <w:sz w:val="20"/>
+      </w:rPr>
+    </w:lvl>
+    <w:lvl w:ilvl="8" w:tentative="1">
+      <w:start w:val="1"/>
+      <w:numFmt w:val="bullet"/>
+      <w:lvlText w:val=""/>
+      <w:lvlJc w:val="left"/>
+      <w:pPr>
+        <w:tabs>
+          <w:tab w:val="num" w:pos="6480"/>
+        </w:tabs>
+        <w:ind w:left="6480" w:hanging="360"/>
+      </w:pPr>
+      <w:rPr>
+        <w:rFonts w:ascii="Wingdings" w:hAnsi="Wingdings" w:hint="default"/>
+        <w:sz w:val="20"/>
+      </w:rPr>
+    </w:lvl>
+  </w:abstractNum>
+  <w:abstractNum w:abstractNumId="8" w15:restartNumberingAfterBreak="0">
     <w:nsid w:val="21DB18C6"/>
     <w:multiLevelType w:val="multilevel"/>
-    <w:tmpl w:val="31841A80"/>
+    <w:tmpl w:val="D47043D0"/>
     <w:lvl w:ilvl="0">
       <w:start w:val="1"/>
-      <w:numFmt w:val="bullet"/>
-      <w:lvlText w:val=""/>
+      <w:numFmt w:val="decimal"/>
+      <w:lvlText w:val="%1."/>
       <w:lvlJc w:val="left"/>
       <w:pPr>
         <w:tabs>
@@ -3656,7 +3526,7 @@
         <w:ind w:left="720" w:hanging="360"/>
       </w:pPr>
       <w:rPr>
-        <w:rFonts w:ascii="Symbol" w:hAnsi="Symbol" w:hint="default"/>
+        <w:rFonts w:hint="default"/>
         <w:sz w:val="20"/>
       </w:rPr>
     </w:lvl>
@@ -3789,14 +3659,14 @@
       </w:rPr>
     </w:lvl>
   </w:abstractNum>
-  <w:abstractNum w:abstractNumId="6">
+  <w:abstractNum w:abstractNumId="9" w15:restartNumberingAfterBreak="0">
     <w:nsid w:val="237F73E5"/>
     <w:multiLevelType w:val="multilevel"/>
-    <w:tmpl w:val="DAF45FBE"/>
+    <w:tmpl w:val="D47043D0"/>
     <w:lvl w:ilvl="0">
       <w:start w:val="1"/>
-      <w:numFmt w:val="bullet"/>
-      <w:lvlText w:val=""/>
+      <w:numFmt w:val="decimal"/>
+      <w:lvlText w:val="%1."/>
       <w:lvlJc w:val="left"/>
       <w:pPr>
         <w:tabs>
@@ -3805,7 +3675,7 @@
         <w:ind w:left="720" w:hanging="360"/>
       </w:pPr>
       <w:rPr>
-        <w:rFonts w:ascii="Symbol" w:hAnsi="Symbol" w:hint="default"/>
+        <w:rFonts w:hint="default"/>
         <w:sz w:val="20"/>
       </w:rPr>
     </w:lvl>
@@ -3938,14 +3808,14 @@
       </w:rPr>
     </w:lvl>
   </w:abstractNum>
-  <w:abstractNum w:abstractNumId="7">
+  <w:abstractNum w:abstractNumId="10" w15:restartNumberingAfterBreak="0">
     <w:nsid w:val="28B56E6A"/>
     <w:multiLevelType w:val="multilevel"/>
-    <w:tmpl w:val="4A0AF7AE"/>
+    <w:tmpl w:val="D47043D0"/>
     <w:lvl w:ilvl="0">
       <w:start w:val="1"/>
-      <w:numFmt w:val="bullet"/>
-      <w:lvlText w:val=""/>
+      <w:numFmt w:val="decimal"/>
+      <w:lvlText w:val="%1."/>
       <w:lvlJc w:val="left"/>
       <w:pPr>
         <w:tabs>
@@ -3954,7 +3824,7 @@
         <w:ind w:left="720" w:hanging="360"/>
       </w:pPr>
       <w:rPr>
-        <w:rFonts w:ascii="Symbol" w:hAnsi="Symbol" w:hint="default"/>
+        <w:rFonts w:hint="default"/>
         <w:sz w:val="20"/>
       </w:rPr>
     </w:lvl>
@@ -4087,14 +3957,312 @@
       </w:rPr>
     </w:lvl>
   </w:abstractNum>
-  <w:abstractNum w:abstractNumId="8">
+  <w:abstractNum w:abstractNumId="11" w15:restartNumberingAfterBreak="0">
+    <w:nsid w:val="2C447084"/>
+    <w:multiLevelType w:val="multilevel"/>
+    <w:tmpl w:val="D42AEE0C"/>
+    <w:lvl w:ilvl="0">
+      <w:start w:val="1"/>
+      <w:numFmt w:val="decimal"/>
+      <w:lvlText w:val="%1."/>
+      <w:lvlJc w:val="left"/>
+      <w:pPr>
+        <w:tabs>
+          <w:tab w:val="num" w:pos="720"/>
+        </w:tabs>
+        <w:ind w:left="720" w:hanging="360"/>
+      </w:pPr>
+      <w:rPr>
+        <w:rFonts w:hint="default"/>
+        <w:sz w:val="20"/>
+      </w:rPr>
+    </w:lvl>
+    <w:lvl w:ilvl="1">
+      <w:start w:val="1"/>
+      <w:numFmt w:val="bullet"/>
+      <w:lvlText w:val="o"/>
+      <w:lvlJc w:val="left"/>
+      <w:pPr>
+        <w:tabs>
+          <w:tab w:val="num" w:pos="1440"/>
+        </w:tabs>
+        <w:ind w:left="1440" w:hanging="360"/>
+      </w:pPr>
+      <w:rPr>
+        <w:rFonts w:ascii="Courier New" w:hAnsi="Courier New" w:hint="default"/>
+        <w:sz w:val="20"/>
+      </w:rPr>
+    </w:lvl>
+    <w:lvl w:ilvl="2" w:tentative="1">
+      <w:start w:val="1"/>
+      <w:numFmt w:val="bullet"/>
+      <w:lvlText w:val=""/>
+      <w:lvlJc w:val="left"/>
+      <w:pPr>
+        <w:tabs>
+          <w:tab w:val="num" w:pos="2160"/>
+        </w:tabs>
+        <w:ind w:left="2160" w:hanging="360"/>
+      </w:pPr>
+      <w:rPr>
+        <w:rFonts w:ascii="Wingdings" w:hAnsi="Wingdings" w:hint="default"/>
+        <w:sz w:val="20"/>
+      </w:rPr>
+    </w:lvl>
+    <w:lvl w:ilvl="3" w:tentative="1">
+      <w:start w:val="1"/>
+      <w:numFmt w:val="bullet"/>
+      <w:lvlText w:val=""/>
+      <w:lvlJc w:val="left"/>
+      <w:pPr>
+        <w:tabs>
+          <w:tab w:val="num" w:pos="2880"/>
+        </w:tabs>
+        <w:ind w:left="2880" w:hanging="360"/>
+      </w:pPr>
+      <w:rPr>
+        <w:rFonts w:ascii="Wingdings" w:hAnsi="Wingdings" w:hint="default"/>
+        <w:sz w:val="20"/>
+      </w:rPr>
+    </w:lvl>
+    <w:lvl w:ilvl="4" w:tentative="1">
+      <w:start w:val="1"/>
+      <w:numFmt w:val="bullet"/>
+      <w:lvlText w:val=""/>
+      <w:lvlJc w:val="left"/>
+      <w:pPr>
+        <w:tabs>
+          <w:tab w:val="num" w:pos="3600"/>
+        </w:tabs>
+        <w:ind w:left="3600" w:hanging="360"/>
+      </w:pPr>
+      <w:rPr>
+        <w:rFonts w:ascii="Wingdings" w:hAnsi="Wingdings" w:hint="default"/>
+        <w:sz w:val="20"/>
+      </w:rPr>
+    </w:lvl>
+    <w:lvl w:ilvl="5" w:tentative="1">
+      <w:start w:val="1"/>
+      <w:numFmt w:val="bullet"/>
+      <w:lvlText w:val=""/>
+      <w:lvlJc w:val="left"/>
+      <w:pPr>
+        <w:tabs>
+          <w:tab w:val="num" w:pos="4320"/>
+        </w:tabs>
+        <w:ind w:left="4320" w:hanging="360"/>
+      </w:pPr>
+      <w:rPr>
+        <w:rFonts w:ascii="Wingdings" w:hAnsi="Wingdings" w:hint="default"/>
+        <w:sz w:val="20"/>
+      </w:rPr>
+    </w:lvl>
+    <w:lvl w:ilvl="6" w:tentative="1">
+      <w:start w:val="1"/>
+      <w:numFmt w:val="bullet"/>
+      <w:lvlText w:val=""/>
+      <w:lvlJc w:val="left"/>
+      <w:pPr>
+        <w:tabs>
+          <w:tab w:val="num" w:pos="5040"/>
+        </w:tabs>
+        <w:ind w:left="5040" w:hanging="360"/>
+      </w:pPr>
+      <w:rPr>
+        <w:rFonts w:ascii="Wingdings" w:hAnsi="Wingdings" w:hint="default"/>
+        <w:sz w:val="20"/>
+      </w:rPr>
+    </w:lvl>
+    <w:lvl w:ilvl="7" w:tentative="1">
+      <w:start w:val="1"/>
+      <w:numFmt w:val="bullet"/>
+      <w:lvlText w:val=""/>
+      <w:lvlJc w:val="left"/>
+      <w:pPr>
+        <w:tabs>
+          <w:tab w:val="num" w:pos="5760"/>
+        </w:tabs>
+        <w:ind w:left="5760" w:hanging="360"/>
+      </w:pPr>
+      <w:rPr>
+        <w:rFonts w:ascii="Wingdings" w:hAnsi="Wingdings" w:hint="default"/>
+        <w:sz w:val="20"/>
+      </w:rPr>
+    </w:lvl>
+    <w:lvl w:ilvl="8" w:tentative="1">
+      <w:start w:val="1"/>
+      <w:numFmt w:val="bullet"/>
+      <w:lvlText w:val=""/>
+      <w:lvlJc w:val="left"/>
+      <w:pPr>
+        <w:tabs>
+          <w:tab w:val="num" w:pos="6480"/>
+        </w:tabs>
+        <w:ind w:left="6480" w:hanging="360"/>
+      </w:pPr>
+      <w:rPr>
+        <w:rFonts w:ascii="Wingdings" w:hAnsi="Wingdings" w:hint="default"/>
+        <w:sz w:val="20"/>
+      </w:rPr>
+    </w:lvl>
+  </w:abstractNum>
+  <w:abstractNum w:abstractNumId="12" w15:restartNumberingAfterBreak="0">
+    <w:nsid w:val="330503C4"/>
+    <w:multiLevelType w:val="multilevel"/>
+    <w:tmpl w:val="57801B18"/>
+    <w:lvl w:ilvl="0">
+      <w:start w:val="1"/>
+      <w:numFmt w:val="lowerLetter"/>
+      <w:lvlText w:val="%1."/>
+      <w:lvlJc w:val="left"/>
+      <w:pPr>
+        <w:tabs>
+          <w:tab w:val="num" w:pos="1352"/>
+        </w:tabs>
+        <w:ind w:left="1352" w:hanging="360"/>
+      </w:pPr>
+      <w:rPr>
+        <w:rFonts w:hint="default"/>
+        <w:sz w:val="20"/>
+      </w:rPr>
+    </w:lvl>
+    <w:lvl w:ilvl="1">
+      <w:start w:val="1"/>
+      <w:numFmt w:val="bullet"/>
+      <w:lvlText w:val="o"/>
+      <w:lvlJc w:val="left"/>
+      <w:pPr>
+        <w:tabs>
+          <w:tab w:val="num" w:pos="1440"/>
+        </w:tabs>
+        <w:ind w:left="1440" w:hanging="360"/>
+      </w:pPr>
+      <w:rPr>
+        <w:rFonts w:ascii="Courier New" w:hAnsi="Courier New" w:hint="default"/>
+        <w:sz w:val="20"/>
+      </w:rPr>
+    </w:lvl>
+    <w:lvl w:ilvl="2" w:tentative="1">
+      <w:start w:val="1"/>
+      <w:numFmt w:val="bullet"/>
+      <w:lvlText w:val=""/>
+      <w:lvlJc w:val="left"/>
+      <w:pPr>
+        <w:tabs>
+          <w:tab w:val="num" w:pos="2160"/>
+        </w:tabs>
+        <w:ind w:left="2160" w:hanging="360"/>
+      </w:pPr>
+      <w:rPr>
+        <w:rFonts w:ascii="Wingdings" w:hAnsi="Wingdings" w:hint="default"/>
+        <w:sz w:val="20"/>
+      </w:rPr>
+    </w:lvl>
+    <w:lvl w:ilvl="3" w:tentative="1">
+      <w:start w:val="1"/>
+      <w:numFmt w:val="bullet"/>
+      <w:lvlText w:val=""/>
+      <w:lvlJc w:val="left"/>
+      <w:pPr>
+        <w:tabs>
+          <w:tab w:val="num" w:pos="2880"/>
+        </w:tabs>
+        <w:ind w:left="2880" w:hanging="360"/>
+      </w:pPr>
+      <w:rPr>
+        <w:rFonts w:ascii="Wingdings" w:hAnsi="Wingdings" w:hint="default"/>
+        <w:sz w:val="20"/>
+      </w:rPr>
+    </w:lvl>
+    <w:lvl w:ilvl="4" w:tentative="1">
+      <w:start w:val="1"/>
+      <w:numFmt w:val="bullet"/>
+      <w:lvlText w:val=""/>
+      <w:lvlJc w:val="left"/>
+      <w:pPr>
+        <w:tabs>
+          <w:tab w:val="num" w:pos="3600"/>
+        </w:tabs>
+        <w:ind w:left="3600" w:hanging="360"/>
+      </w:pPr>
+      <w:rPr>
+        <w:rFonts w:ascii="Wingdings" w:hAnsi="Wingdings" w:hint="default"/>
+        <w:sz w:val="20"/>
+      </w:rPr>
+    </w:lvl>
+    <w:lvl w:ilvl="5" w:tentative="1">
+      <w:start w:val="1"/>
+      <w:numFmt w:val="bullet"/>
+      <w:lvlText w:val=""/>
+      <w:lvlJc w:val="left"/>
+      <w:pPr>
+        <w:tabs>
+          <w:tab w:val="num" w:pos="4320"/>
+        </w:tabs>
+        <w:ind w:left="4320" w:hanging="360"/>
+      </w:pPr>
+      <w:rPr>
+        <w:rFonts w:ascii="Wingdings" w:hAnsi="Wingdings" w:hint="default"/>
+        <w:sz w:val="20"/>
+      </w:rPr>
+    </w:lvl>
+    <w:lvl w:ilvl="6" w:tentative="1">
+      <w:start w:val="1"/>
+      <w:numFmt w:val="bullet"/>
+      <w:lvlText w:val=""/>
+      <w:lvlJc w:val="left"/>
+      <w:pPr>
+        <w:tabs>
+          <w:tab w:val="num" w:pos="5040"/>
+        </w:tabs>
+        <w:ind w:left="5040" w:hanging="360"/>
+      </w:pPr>
+      <w:rPr>
+        <w:rFonts w:ascii="Wingdings" w:hAnsi="Wingdings" w:hint="default"/>
+        <w:sz w:val="20"/>
+      </w:rPr>
+    </w:lvl>
+    <w:lvl w:ilvl="7" w:tentative="1">
+      <w:start w:val="1"/>
+      <w:numFmt w:val="bullet"/>
+      <w:lvlText w:val=""/>
+      <w:lvlJc w:val="left"/>
+      <w:pPr>
+        <w:tabs>
+          <w:tab w:val="num" w:pos="5760"/>
+        </w:tabs>
+        <w:ind w:left="5760" w:hanging="360"/>
+      </w:pPr>
+      <w:rPr>
+        <w:rFonts w:ascii="Wingdings" w:hAnsi="Wingdings" w:hint="default"/>
+        <w:sz w:val="20"/>
+      </w:rPr>
+    </w:lvl>
+    <w:lvl w:ilvl="8" w:tentative="1">
+      <w:start w:val="1"/>
+      <w:numFmt w:val="bullet"/>
+      <w:lvlText w:val=""/>
+      <w:lvlJc w:val="left"/>
+      <w:pPr>
+        <w:tabs>
+          <w:tab w:val="num" w:pos="6480"/>
+        </w:tabs>
+        <w:ind w:left="6480" w:hanging="360"/>
+      </w:pPr>
+      <w:rPr>
+        <w:rFonts w:ascii="Wingdings" w:hAnsi="Wingdings" w:hint="default"/>
+        <w:sz w:val="20"/>
+      </w:rPr>
+    </w:lvl>
+  </w:abstractNum>
+  <w:abstractNum w:abstractNumId="13" w15:restartNumberingAfterBreak="0">
     <w:nsid w:val="38642628"/>
     <w:multiLevelType w:val="multilevel"/>
-    <w:tmpl w:val="07AA4AEE"/>
+    <w:tmpl w:val="D47043D0"/>
     <w:lvl w:ilvl="0">
       <w:start w:val="1"/>
-      <w:numFmt w:val="bullet"/>
-      <w:lvlText w:val=""/>
+      <w:numFmt w:val="decimal"/>
+      <w:lvlText w:val="%1."/>
       <w:lvlJc w:val="left"/>
       <w:pPr>
         <w:tabs>
@@ -4103,7 +4271,7 @@
         <w:ind w:left="720" w:hanging="360"/>
       </w:pPr>
       <w:rPr>
-        <w:rFonts w:ascii="Symbol" w:hAnsi="Symbol" w:hint="default"/>
+        <w:rFonts w:hint="default"/>
         <w:sz w:val="20"/>
       </w:rPr>
     </w:lvl>
@@ -4236,14 +4404,163 @@
       </w:rPr>
     </w:lvl>
   </w:abstractNum>
-  <w:abstractNum w:abstractNumId="9">
+  <w:abstractNum w:abstractNumId="14" w15:restartNumberingAfterBreak="0">
+    <w:nsid w:val="38F37B9B"/>
+    <w:multiLevelType w:val="multilevel"/>
+    <w:tmpl w:val="95649736"/>
+    <w:lvl w:ilvl="0">
+      <w:start w:val="1"/>
+      <w:numFmt w:val="decimal"/>
+      <w:lvlText w:val="%1."/>
+      <w:lvlJc w:val="left"/>
+      <w:pPr>
+        <w:tabs>
+          <w:tab w:val="num" w:pos="720"/>
+        </w:tabs>
+        <w:ind w:left="720" w:hanging="360"/>
+      </w:pPr>
+      <w:rPr>
+        <w:rFonts w:hint="default"/>
+        <w:sz w:val="20"/>
+      </w:rPr>
+    </w:lvl>
+    <w:lvl w:ilvl="1">
+      <w:start w:val="1"/>
+      <w:numFmt w:val="bullet"/>
+      <w:lvlText w:val="o"/>
+      <w:lvlJc w:val="left"/>
+      <w:pPr>
+        <w:tabs>
+          <w:tab w:val="num" w:pos="1440"/>
+        </w:tabs>
+        <w:ind w:left="1440" w:hanging="360"/>
+      </w:pPr>
+      <w:rPr>
+        <w:rFonts w:ascii="Courier New" w:hAnsi="Courier New" w:hint="default"/>
+        <w:sz w:val="20"/>
+      </w:rPr>
+    </w:lvl>
+    <w:lvl w:ilvl="2">
+      <w:start w:val="1"/>
+      <w:numFmt w:val="lowerLetter"/>
+      <w:lvlText w:val="%3."/>
+      <w:lvlJc w:val="left"/>
+      <w:pPr>
+        <w:tabs>
+          <w:tab w:val="num" w:pos="2160"/>
+        </w:tabs>
+        <w:ind w:left="2160" w:hanging="360"/>
+      </w:pPr>
+      <w:rPr>
+        <w:rFonts w:hint="default"/>
+        <w:sz w:val="20"/>
+      </w:rPr>
+    </w:lvl>
+    <w:lvl w:ilvl="3" w:tentative="1">
+      <w:start w:val="1"/>
+      <w:numFmt w:val="bullet"/>
+      <w:lvlText w:val=""/>
+      <w:lvlJc w:val="left"/>
+      <w:pPr>
+        <w:tabs>
+          <w:tab w:val="num" w:pos="2880"/>
+        </w:tabs>
+        <w:ind w:left="2880" w:hanging="360"/>
+      </w:pPr>
+      <w:rPr>
+        <w:rFonts w:ascii="Wingdings" w:hAnsi="Wingdings" w:hint="default"/>
+        <w:sz w:val="20"/>
+      </w:rPr>
+    </w:lvl>
+    <w:lvl w:ilvl="4" w:tentative="1">
+      <w:start w:val="1"/>
+      <w:numFmt w:val="bullet"/>
+      <w:lvlText w:val=""/>
+      <w:lvlJc w:val="left"/>
+      <w:pPr>
+        <w:tabs>
+          <w:tab w:val="num" w:pos="3600"/>
+        </w:tabs>
+        <w:ind w:left="3600" w:hanging="360"/>
+      </w:pPr>
+      <w:rPr>
+        <w:rFonts w:ascii="Wingdings" w:hAnsi="Wingdings" w:hint="default"/>
+        <w:sz w:val="20"/>
+      </w:rPr>
+    </w:lvl>
+    <w:lvl w:ilvl="5" w:tentative="1">
+      <w:start w:val="1"/>
+      <w:numFmt w:val="bullet"/>
+      <w:lvlText w:val=""/>
+      <w:lvlJc w:val="left"/>
+      <w:pPr>
+        <w:tabs>
+          <w:tab w:val="num" w:pos="4320"/>
+        </w:tabs>
+        <w:ind w:left="4320" w:hanging="360"/>
+      </w:pPr>
+      <w:rPr>
+        <w:rFonts w:ascii="Wingdings" w:hAnsi="Wingdings" w:hint="default"/>
+        <w:sz w:val="20"/>
+      </w:rPr>
+    </w:lvl>
+    <w:lvl w:ilvl="6" w:tentative="1">
+      <w:start w:val="1"/>
+      <w:numFmt w:val="bullet"/>
+      <w:lvlText w:val=""/>
+      <w:lvlJc w:val="left"/>
+      <w:pPr>
+        <w:tabs>
+          <w:tab w:val="num" w:pos="5040"/>
+        </w:tabs>
+        <w:ind w:left="5040" w:hanging="360"/>
+      </w:pPr>
+      <w:rPr>
+        <w:rFonts w:ascii="Wingdings" w:hAnsi="Wingdings" w:hint="default"/>
+        <w:sz w:val="20"/>
+      </w:rPr>
+    </w:lvl>
+    <w:lvl w:ilvl="7" w:tentative="1">
+      <w:start w:val="1"/>
+      <w:numFmt w:val="bullet"/>
+      <w:lvlText w:val=""/>
+      <w:lvlJc w:val="left"/>
+      <w:pPr>
+        <w:tabs>
+          <w:tab w:val="num" w:pos="5760"/>
+        </w:tabs>
+        <w:ind w:left="5760" w:hanging="360"/>
+      </w:pPr>
+      <w:rPr>
+        <w:rFonts w:ascii="Wingdings" w:hAnsi="Wingdings" w:hint="default"/>
+        <w:sz w:val="20"/>
+      </w:rPr>
+    </w:lvl>
+    <w:lvl w:ilvl="8" w:tentative="1">
+      <w:start w:val="1"/>
+      <w:numFmt w:val="bullet"/>
+      <w:lvlText w:val=""/>
+      <w:lvlJc w:val="left"/>
+      <w:pPr>
+        <w:tabs>
+          <w:tab w:val="num" w:pos="6480"/>
+        </w:tabs>
+        <w:ind w:left="6480" w:hanging="360"/>
+      </w:pPr>
+      <w:rPr>
+        <w:rFonts w:ascii="Wingdings" w:hAnsi="Wingdings" w:hint="default"/>
+        <w:sz w:val="20"/>
+      </w:rPr>
+    </w:lvl>
+  </w:abstractNum>
+  <w:abstractNum w:abstractNumId="15" w15:restartNumberingAfterBreak="0">
     <w:nsid w:val="423A5CF8"/>
     <w:multiLevelType w:val="multilevel"/>
-    <w:tmpl w:val="CCCC4D54"/>
+    <w:tmpl w:val="D47043D0"/>
     <w:lvl w:ilvl="0">
       <w:start w:val="1"/>
-      <w:numFmt w:val="bullet"/>
-      <w:lvlText w:val=""/>
+      <w:numFmt w:val="decimal"/>
+      <w:lvlText w:val="%1."/>
       <w:lvlJc w:val="left"/>
       <w:pPr>
         <w:tabs>
@@ -4252,7 +4569,7 @@
         <w:ind w:left="720" w:hanging="360"/>
       </w:pPr>
       <w:rPr>
-        <w:rFonts w:ascii="Symbol" w:hAnsi="Symbol" w:hint="default"/>
+        <w:rFonts w:hint="default"/>
         <w:sz w:val="20"/>
       </w:rPr>
     </w:lvl>
@@ -4385,14 +4702,163 @@
       </w:rPr>
     </w:lvl>
   </w:abstractNum>
-  <w:abstractNum w:abstractNumId="10">
+  <w:abstractNum w:abstractNumId="16" w15:restartNumberingAfterBreak="0">
+    <w:nsid w:val="50FB7113"/>
+    <w:multiLevelType w:val="multilevel"/>
+    <w:tmpl w:val="D47043D0"/>
+    <w:lvl w:ilvl="0">
+      <w:start w:val="1"/>
+      <w:numFmt w:val="decimal"/>
+      <w:lvlText w:val="%1."/>
+      <w:lvlJc w:val="left"/>
+      <w:pPr>
+        <w:tabs>
+          <w:tab w:val="num" w:pos="720"/>
+        </w:tabs>
+        <w:ind w:left="720" w:hanging="360"/>
+      </w:pPr>
+      <w:rPr>
+        <w:rFonts w:hint="default"/>
+        <w:sz w:val="20"/>
+      </w:rPr>
+    </w:lvl>
+    <w:lvl w:ilvl="1">
+      <w:start w:val="1"/>
+      <w:numFmt w:val="bullet"/>
+      <w:lvlText w:val="o"/>
+      <w:lvlJc w:val="left"/>
+      <w:pPr>
+        <w:tabs>
+          <w:tab w:val="num" w:pos="1440"/>
+        </w:tabs>
+        <w:ind w:left="1440" w:hanging="360"/>
+      </w:pPr>
+      <w:rPr>
+        <w:rFonts w:ascii="Courier New" w:hAnsi="Courier New" w:hint="default"/>
+        <w:sz w:val="20"/>
+      </w:rPr>
+    </w:lvl>
+    <w:lvl w:ilvl="2" w:tentative="1">
+      <w:start w:val="1"/>
+      <w:numFmt w:val="bullet"/>
+      <w:lvlText w:val=""/>
+      <w:lvlJc w:val="left"/>
+      <w:pPr>
+        <w:tabs>
+          <w:tab w:val="num" w:pos="2160"/>
+        </w:tabs>
+        <w:ind w:left="2160" w:hanging="360"/>
+      </w:pPr>
+      <w:rPr>
+        <w:rFonts w:ascii="Wingdings" w:hAnsi="Wingdings" w:hint="default"/>
+        <w:sz w:val="20"/>
+      </w:rPr>
+    </w:lvl>
+    <w:lvl w:ilvl="3" w:tentative="1">
+      <w:start w:val="1"/>
+      <w:numFmt w:val="bullet"/>
+      <w:lvlText w:val=""/>
+      <w:lvlJc w:val="left"/>
+      <w:pPr>
+        <w:tabs>
+          <w:tab w:val="num" w:pos="2880"/>
+        </w:tabs>
+        <w:ind w:left="2880" w:hanging="360"/>
+      </w:pPr>
+      <w:rPr>
+        <w:rFonts w:ascii="Wingdings" w:hAnsi="Wingdings" w:hint="default"/>
+        <w:sz w:val="20"/>
+      </w:rPr>
+    </w:lvl>
+    <w:lvl w:ilvl="4" w:tentative="1">
+      <w:start w:val="1"/>
+      <w:numFmt w:val="bullet"/>
+      <w:lvlText w:val=""/>
+      <w:lvlJc w:val="left"/>
+      <w:pPr>
+        <w:tabs>
+          <w:tab w:val="num" w:pos="3600"/>
+        </w:tabs>
+        <w:ind w:left="3600" w:hanging="360"/>
+      </w:pPr>
+      <w:rPr>
+        <w:rFonts w:ascii="Wingdings" w:hAnsi="Wingdings" w:hint="default"/>
+        <w:sz w:val="20"/>
+      </w:rPr>
+    </w:lvl>
+    <w:lvl w:ilvl="5" w:tentative="1">
+      <w:start w:val="1"/>
+      <w:numFmt w:val="bullet"/>
+      <w:lvlText w:val=""/>
+      <w:lvlJc w:val="left"/>
+      <w:pPr>
+        <w:tabs>
+          <w:tab w:val="num" w:pos="4320"/>
+        </w:tabs>
+        <w:ind w:left="4320" w:hanging="360"/>
+      </w:pPr>
+      <w:rPr>
+        <w:rFonts w:ascii="Wingdings" w:hAnsi="Wingdings" w:hint="default"/>
+        <w:sz w:val="20"/>
+      </w:rPr>
+    </w:lvl>
+    <w:lvl w:ilvl="6" w:tentative="1">
+      <w:start w:val="1"/>
+      <w:numFmt w:val="bullet"/>
+      <w:lvlText w:val=""/>
+      <w:lvlJc w:val="left"/>
+      <w:pPr>
+        <w:tabs>
+          <w:tab w:val="num" w:pos="5040"/>
+        </w:tabs>
+        <w:ind w:left="5040" w:hanging="360"/>
+      </w:pPr>
+      <w:rPr>
+        <w:rFonts w:ascii="Wingdings" w:hAnsi="Wingdings" w:hint="default"/>
+        <w:sz w:val="20"/>
+      </w:rPr>
+    </w:lvl>
+    <w:lvl w:ilvl="7" w:tentative="1">
+      <w:start w:val="1"/>
+      <w:numFmt w:val="bullet"/>
+      <w:lvlText w:val=""/>
+      <w:lvlJc w:val="left"/>
+      <w:pPr>
+        <w:tabs>
+          <w:tab w:val="num" w:pos="5760"/>
+        </w:tabs>
+        <w:ind w:left="5760" w:hanging="360"/>
+      </w:pPr>
+      <w:rPr>
+        <w:rFonts w:ascii="Wingdings" w:hAnsi="Wingdings" w:hint="default"/>
+        <w:sz w:val="20"/>
+      </w:rPr>
+    </w:lvl>
+    <w:lvl w:ilvl="8" w:tentative="1">
+      <w:start w:val="1"/>
+      <w:numFmt w:val="bullet"/>
+      <w:lvlText w:val=""/>
+      <w:lvlJc w:val="left"/>
+      <w:pPr>
+        <w:tabs>
+          <w:tab w:val="num" w:pos="6480"/>
+        </w:tabs>
+        <w:ind w:left="6480" w:hanging="360"/>
+      </w:pPr>
+      <w:rPr>
+        <w:rFonts w:ascii="Wingdings" w:hAnsi="Wingdings" w:hint="default"/>
+        <w:sz w:val="20"/>
+      </w:rPr>
+    </w:lvl>
+  </w:abstractNum>
+  <w:abstractNum w:abstractNumId="17" w15:restartNumberingAfterBreak="0">
     <w:nsid w:val="548C44D3"/>
     <w:multiLevelType w:val="multilevel"/>
-    <w:tmpl w:val="32067698"/>
+    <w:tmpl w:val="BC2EA7AE"/>
     <w:lvl w:ilvl="0">
       <w:start w:val="1"/>
-      <w:numFmt w:val="bullet"/>
-      <w:lvlText w:val=""/>
+      <w:numFmt w:val="decimal"/>
+      <w:lvlText w:val="%1."/>
       <w:lvlJc w:val="left"/>
       <w:pPr>
         <w:tabs>
@@ -4401,11 +4867,11 @@
         <w:ind w:left="720" w:hanging="360"/>
       </w:pPr>
       <w:rPr>
-        <w:rFonts w:ascii="Symbol" w:hAnsi="Symbol" w:hint="default"/>
-        <w:sz w:val="20"/>
-      </w:rPr>
-    </w:lvl>
-    <w:lvl w:ilvl="1" w:tentative="1">
+        <w:rFonts w:hint="default"/>
+        <w:sz w:val="20"/>
+      </w:rPr>
+    </w:lvl>
+    <w:lvl w:ilvl="1">
       <w:start w:val="1"/>
       <w:numFmt w:val="bullet"/>
       <w:lvlText w:val="o"/>
@@ -4421,6 +4887,155 @@
         <w:sz w:val="20"/>
       </w:rPr>
     </w:lvl>
+    <w:lvl w:ilvl="2">
+      <w:start w:val="1"/>
+      <w:numFmt w:val="lowerLetter"/>
+      <w:lvlText w:val="%3."/>
+      <w:lvlJc w:val="left"/>
+      <w:pPr>
+        <w:tabs>
+          <w:tab w:val="num" w:pos="2160"/>
+        </w:tabs>
+        <w:ind w:left="2160" w:hanging="360"/>
+      </w:pPr>
+      <w:rPr>
+        <w:rFonts w:hint="default"/>
+        <w:sz w:val="20"/>
+      </w:rPr>
+    </w:lvl>
+    <w:lvl w:ilvl="3" w:tentative="1">
+      <w:start w:val="1"/>
+      <w:numFmt w:val="bullet"/>
+      <w:lvlText w:val=""/>
+      <w:lvlJc w:val="left"/>
+      <w:pPr>
+        <w:tabs>
+          <w:tab w:val="num" w:pos="2880"/>
+        </w:tabs>
+        <w:ind w:left="2880" w:hanging="360"/>
+      </w:pPr>
+      <w:rPr>
+        <w:rFonts w:ascii="Wingdings" w:hAnsi="Wingdings" w:hint="default"/>
+        <w:sz w:val="20"/>
+      </w:rPr>
+    </w:lvl>
+    <w:lvl w:ilvl="4" w:tentative="1">
+      <w:start w:val="1"/>
+      <w:numFmt w:val="bullet"/>
+      <w:lvlText w:val=""/>
+      <w:lvlJc w:val="left"/>
+      <w:pPr>
+        <w:tabs>
+          <w:tab w:val="num" w:pos="3600"/>
+        </w:tabs>
+        <w:ind w:left="3600" w:hanging="360"/>
+      </w:pPr>
+      <w:rPr>
+        <w:rFonts w:ascii="Wingdings" w:hAnsi="Wingdings" w:hint="default"/>
+        <w:sz w:val="20"/>
+      </w:rPr>
+    </w:lvl>
+    <w:lvl w:ilvl="5" w:tentative="1">
+      <w:start w:val="1"/>
+      <w:numFmt w:val="bullet"/>
+      <w:lvlText w:val=""/>
+      <w:lvlJc w:val="left"/>
+      <w:pPr>
+        <w:tabs>
+          <w:tab w:val="num" w:pos="4320"/>
+        </w:tabs>
+        <w:ind w:left="4320" w:hanging="360"/>
+      </w:pPr>
+      <w:rPr>
+        <w:rFonts w:ascii="Wingdings" w:hAnsi="Wingdings" w:hint="default"/>
+        <w:sz w:val="20"/>
+      </w:rPr>
+    </w:lvl>
+    <w:lvl w:ilvl="6" w:tentative="1">
+      <w:start w:val="1"/>
+      <w:numFmt w:val="bullet"/>
+      <w:lvlText w:val=""/>
+      <w:lvlJc w:val="left"/>
+      <w:pPr>
+        <w:tabs>
+          <w:tab w:val="num" w:pos="5040"/>
+        </w:tabs>
+        <w:ind w:left="5040" w:hanging="360"/>
+      </w:pPr>
+      <w:rPr>
+        <w:rFonts w:ascii="Wingdings" w:hAnsi="Wingdings" w:hint="default"/>
+        <w:sz w:val="20"/>
+      </w:rPr>
+    </w:lvl>
+    <w:lvl w:ilvl="7" w:tentative="1">
+      <w:start w:val="1"/>
+      <w:numFmt w:val="bullet"/>
+      <w:lvlText w:val=""/>
+      <w:lvlJc w:val="left"/>
+      <w:pPr>
+        <w:tabs>
+          <w:tab w:val="num" w:pos="5760"/>
+        </w:tabs>
+        <w:ind w:left="5760" w:hanging="360"/>
+      </w:pPr>
+      <w:rPr>
+        <w:rFonts w:ascii="Wingdings" w:hAnsi="Wingdings" w:hint="default"/>
+        <w:sz w:val="20"/>
+      </w:rPr>
+    </w:lvl>
+    <w:lvl w:ilvl="8" w:tentative="1">
+      <w:start w:val="1"/>
+      <w:numFmt w:val="bullet"/>
+      <w:lvlText w:val=""/>
+      <w:lvlJc w:val="left"/>
+      <w:pPr>
+        <w:tabs>
+          <w:tab w:val="num" w:pos="6480"/>
+        </w:tabs>
+        <w:ind w:left="6480" w:hanging="360"/>
+      </w:pPr>
+      <w:rPr>
+        <w:rFonts w:ascii="Wingdings" w:hAnsi="Wingdings" w:hint="default"/>
+        <w:sz w:val="20"/>
+      </w:rPr>
+    </w:lvl>
+  </w:abstractNum>
+  <w:abstractNum w:abstractNumId="18" w15:restartNumberingAfterBreak="0">
+    <w:nsid w:val="57A52B71"/>
+    <w:multiLevelType w:val="multilevel"/>
+    <w:tmpl w:val="A1244A5A"/>
+    <w:lvl w:ilvl="0">
+      <w:start w:val="1"/>
+      <w:numFmt w:val="decimal"/>
+      <w:lvlText w:val="%1."/>
+      <w:lvlJc w:val="left"/>
+      <w:pPr>
+        <w:tabs>
+          <w:tab w:val="num" w:pos="720"/>
+        </w:tabs>
+        <w:ind w:left="720" w:hanging="360"/>
+      </w:pPr>
+      <w:rPr>
+        <w:rFonts w:hint="default"/>
+        <w:sz w:val="20"/>
+      </w:rPr>
+    </w:lvl>
+    <w:lvl w:ilvl="1">
+      <w:start w:val="1"/>
+      <w:numFmt w:val="bullet"/>
+      <w:lvlText w:val="o"/>
+      <w:lvlJc w:val="left"/>
+      <w:pPr>
+        <w:tabs>
+          <w:tab w:val="num" w:pos="1440"/>
+        </w:tabs>
+        <w:ind w:left="1440" w:hanging="360"/>
+      </w:pPr>
+      <w:rPr>
+        <w:rFonts w:ascii="Courier New" w:hAnsi="Courier New" w:hint="default"/>
+        <w:sz w:val="20"/>
+      </w:rPr>
+    </w:lvl>
     <w:lvl w:ilvl="2" w:tentative="1">
       <w:start w:val="1"/>
       <w:numFmt w:val="bullet"/>
@@ -4534,7 +5149,7 @@
       </w:rPr>
     </w:lvl>
   </w:abstractNum>
-  <w:abstractNum w:abstractNumId="11">
+  <w:abstractNum w:abstractNumId="19" w15:restartNumberingAfterBreak="0">
     <w:nsid w:val="587C4E3F"/>
     <w:multiLevelType w:val="hybridMultilevel"/>
     <w:tmpl w:val="F1C4A796"/>
@@ -4647,14 +5262,14 @@
       </w:rPr>
     </w:lvl>
   </w:abstractNum>
-  <w:abstractNum w:abstractNumId="12">
+  <w:abstractNum w:abstractNumId="20" w15:restartNumberingAfterBreak="0">
     <w:nsid w:val="5D066C0C"/>
     <w:multiLevelType w:val="multilevel"/>
-    <w:tmpl w:val="961E8A44"/>
+    <w:tmpl w:val="D47043D0"/>
     <w:lvl w:ilvl="0">
       <w:start w:val="1"/>
-      <w:numFmt w:val="bullet"/>
-      <w:lvlText w:val=""/>
+      <w:numFmt w:val="decimal"/>
+      <w:lvlText w:val="%1."/>
       <w:lvlJc w:val="left"/>
       <w:pPr>
         <w:tabs>
@@ -4663,7 +5278,7 @@
         <w:ind w:left="720" w:hanging="360"/>
       </w:pPr>
       <w:rPr>
-        <w:rFonts w:ascii="Symbol" w:hAnsi="Symbol" w:hint="default"/>
+        <w:rFonts w:hint="default"/>
         <w:sz w:val="20"/>
       </w:rPr>
     </w:lvl>
@@ -4796,14 +5411,14 @@
       </w:rPr>
     </w:lvl>
   </w:abstractNum>
-  <w:abstractNum w:abstractNumId="13">
+  <w:abstractNum w:abstractNumId="21" w15:restartNumberingAfterBreak="0">
     <w:nsid w:val="5E301C1B"/>
     <w:multiLevelType w:val="multilevel"/>
-    <w:tmpl w:val="F7D2F08A"/>
+    <w:tmpl w:val="D47043D0"/>
     <w:lvl w:ilvl="0">
       <w:start w:val="1"/>
-      <w:numFmt w:val="bullet"/>
-      <w:lvlText w:val=""/>
+      <w:numFmt w:val="decimal"/>
+      <w:lvlText w:val="%1."/>
       <w:lvlJc w:val="left"/>
       <w:pPr>
         <w:tabs>
@@ -4812,7 +5427,7 @@
         <w:ind w:left="720" w:hanging="360"/>
       </w:pPr>
       <w:rPr>
-        <w:rFonts w:ascii="Symbol" w:hAnsi="Symbol" w:hint="default"/>
+        <w:rFonts w:hint="default"/>
         <w:sz w:val="20"/>
       </w:rPr>
     </w:lvl>
@@ -4945,14 +5560,845 @@
       </w:rPr>
     </w:lvl>
   </w:abstractNum>
-  <w:abstractNum w:abstractNumId="14">
+  <w:abstractNum w:abstractNumId="22" w15:restartNumberingAfterBreak="0">
+    <w:nsid w:val="61CC2333"/>
+    <w:multiLevelType w:val="multilevel"/>
+    <w:tmpl w:val="34E4594C"/>
+    <w:lvl w:ilvl="0">
+      <w:start w:val="1"/>
+      <w:numFmt w:val="decimal"/>
+      <w:lvlText w:val="%1."/>
+      <w:lvlJc w:val="left"/>
+      <w:pPr>
+        <w:tabs>
+          <w:tab w:val="num" w:pos="720"/>
+        </w:tabs>
+        <w:ind w:left="720" w:hanging="360"/>
+      </w:pPr>
+      <w:rPr>
+        <w:rFonts w:hint="default"/>
+        <w:sz w:val="20"/>
+      </w:rPr>
+    </w:lvl>
+    <w:lvl w:ilvl="1">
+      <w:start w:val="1"/>
+      <w:numFmt w:val="bullet"/>
+      <w:lvlText w:val="o"/>
+      <w:lvlJc w:val="left"/>
+      <w:pPr>
+        <w:tabs>
+          <w:tab w:val="num" w:pos="1440"/>
+        </w:tabs>
+        <w:ind w:left="1440" w:hanging="360"/>
+      </w:pPr>
+      <w:rPr>
+        <w:rFonts w:ascii="Courier New" w:hAnsi="Courier New" w:hint="default"/>
+        <w:sz w:val="20"/>
+      </w:rPr>
+    </w:lvl>
+    <w:lvl w:ilvl="2">
+      <w:start w:val="1"/>
+      <w:numFmt w:val="lowerLetter"/>
+      <w:lvlText w:val="%3)"/>
+      <w:lvlJc w:val="left"/>
+      <w:pPr>
+        <w:tabs>
+          <w:tab w:val="num" w:pos="2160"/>
+        </w:tabs>
+        <w:ind w:left="2160" w:hanging="360"/>
+      </w:pPr>
+      <w:rPr>
+        <w:rFonts w:hint="default"/>
+        <w:sz w:val="20"/>
+      </w:rPr>
+    </w:lvl>
+    <w:lvl w:ilvl="3" w:tentative="1">
+      <w:start w:val="1"/>
+      <w:numFmt w:val="bullet"/>
+      <w:lvlText w:val=""/>
+      <w:lvlJc w:val="left"/>
+      <w:pPr>
+        <w:tabs>
+          <w:tab w:val="num" w:pos="2880"/>
+        </w:tabs>
+        <w:ind w:left="2880" w:hanging="360"/>
+      </w:pPr>
+      <w:rPr>
+        <w:rFonts w:ascii="Wingdings" w:hAnsi="Wingdings" w:hint="default"/>
+        <w:sz w:val="20"/>
+      </w:rPr>
+    </w:lvl>
+    <w:lvl w:ilvl="4" w:tentative="1">
+      <w:start w:val="1"/>
+      <w:numFmt w:val="bullet"/>
+      <w:lvlText w:val=""/>
+      <w:lvlJc w:val="left"/>
+      <w:pPr>
+        <w:tabs>
+          <w:tab w:val="num" w:pos="3600"/>
+        </w:tabs>
+        <w:ind w:left="3600" w:hanging="360"/>
+      </w:pPr>
+      <w:rPr>
+        <w:rFonts w:ascii="Wingdings" w:hAnsi="Wingdings" w:hint="default"/>
+        <w:sz w:val="20"/>
+      </w:rPr>
+    </w:lvl>
+    <w:lvl w:ilvl="5" w:tentative="1">
+      <w:start w:val="1"/>
+      <w:numFmt w:val="bullet"/>
+      <w:lvlText w:val=""/>
+      <w:lvlJc w:val="left"/>
+      <w:pPr>
+        <w:tabs>
+          <w:tab w:val="num" w:pos="4320"/>
+        </w:tabs>
+        <w:ind w:left="4320" w:hanging="360"/>
+      </w:pPr>
+      <w:rPr>
+        <w:rFonts w:ascii="Wingdings" w:hAnsi="Wingdings" w:hint="default"/>
+        <w:sz w:val="20"/>
+      </w:rPr>
+    </w:lvl>
+    <w:lvl w:ilvl="6" w:tentative="1">
+      <w:start w:val="1"/>
+      <w:numFmt w:val="bullet"/>
+      <w:lvlText w:val=""/>
+      <w:lvlJc w:val="left"/>
+      <w:pPr>
+        <w:tabs>
+          <w:tab w:val="num" w:pos="5040"/>
+        </w:tabs>
+        <w:ind w:left="5040" w:hanging="360"/>
+      </w:pPr>
+      <w:rPr>
+        <w:rFonts w:ascii="Wingdings" w:hAnsi="Wingdings" w:hint="default"/>
+        <w:sz w:val="20"/>
+      </w:rPr>
+    </w:lvl>
+    <w:lvl w:ilvl="7" w:tentative="1">
+      <w:start w:val="1"/>
+      <w:numFmt w:val="bullet"/>
+      <w:lvlText w:val=""/>
+      <w:lvlJc w:val="left"/>
+      <w:pPr>
+        <w:tabs>
+          <w:tab w:val="num" w:pos="5760"/>
+        </w:tabs>
+        <w:ind w:left="5760" w:hanging="360"/>
+      </w:pPr>
+      <w:rPr>
+        <w:rFonts w:ascii="Wingdings" w:hAnsi="Wingdings" w:hint="default"/>
+        <w:sz w:val="20"/>
+      </w:rPr>
+    </w:lvl>
+    <w:lvl w:ilvl="8" w:tentative="1">
+      <w:start w:val="1"/>
+      <w:numFmt w:val="bullet"/>
+      <w:lvlText w:val=""/>
+      <w:lvlJc w:val="left"/>
+      <w:pPr>
+        <w:tabs>
+          <w:tab w:val="num" w:pos="6480"/>
+        </w:tabs>
+        <w:ind w:left="6480" w:hanging="360"/>
+      </w:pPr>
+      <w:rPr>
+        <w:rFonts w:ascii="Wingdings" w:hAnsi="Wingdings" w:hint="default"/>
+        <w:sz w:val="20"/>
+      </w:rPr>
+    </w:lvl>
+  </w:abstractNum>
+  <w:abstractNum w:abstractNumId="23" w15:restartNumberingAfterBreak="0">
+    <w:nsid w:val="635B55AE"/>
+    <w:multiLevelType w:val="multilevel"/>
+    <w:tmpl w:val="6D46857A"/>
+    <w:lvl w:ilvl="0">
+      <w:start w:val="1"/>
+      <w:numFmt w:val="decimal"/>
+      <w:lvlText w:val="%1."/>
+      <w:lvlJc w:val="left"/>
+      <w:pPr>
+        <w:tabs>
+          <w:tab w:val="num" w:pos="720"/>
+        </w:tabs>
+        <w:ind w:left="720" w:hanging="360"/>
+      </w:pPr>
+      <w:rPr>
+        <w:rFonts w:hint="default"/>
+        <w:sz w:val="20"/>
+      </w:rPr>
+    </w:lvl>
+    <w:lvl w:ilvl="1" w:tentative="1">
+      <w:start w:val="1"/>
+      <w:numFmt w:val="bullet"/>
+      <w:lvlText w:val="o"/>
+      <w:lvlJc w:val="left"/>
+      <w:pPr>
+        <w:tabs>
+          <w:tab w:val="num" w:pos="1440"/>
+        </w:tabs>
+        <w:ind w:left="1440" w:hanging="360"/>
+      </w:pPr>
+      <w:rPr>
+        <w:rFonts w:ascii="Courier New" w:hAnsi="Courier New" w:hint="default"/>
+        <w:sz w:val="20"/>
+      </w:rPr>
+    </w:lvl>
+    <w:lvl w:ilvl="2" w:tentative="1">
+      <w:start w:val="1"/>
+      <w:numFmt w:val="bullet"/>
+      <w:lvlText w:val=""/>
+      <w:lvlJc w:val="left"/>
+      <w:pPr>
+        <w:tabs>
+          <w:tab w:val="num" w:pos="2160"/>
+        </w:tabs>
+        <w:ind w:left="2160" w:hanging="360"/>
+      </w:pPr>
+      <w:rPr>
+        <w:rFonts w:ascii="Wingdings" w:hAnsi="Wingdings" w:hint="default"/>
+        <w:sz w:val="20"/>
+      </w:rPr>
+    </w:lvl>
+    <w:lvl w:ilvl="3" w:tentative="1">
+      <w:start w:val="1"/>
+      <w:numFmt w:val="bullet"/>
+      <w:lvlText w:val=""/>
+      <w:lvlJc w:val="left"/>
+      <w:pPr>
+        <w:tabs>
+          <w:tab w:val="num" w:pos="2880"/>
+        </w:tabs>
+        <w:ind w:left="2880" w:hanging="360"/>
+      </w:pPr>
+      <w:rPr>
+        <w:rFonts w:ascii="Wingdings" w:hAnsi="Wingdings" w:hint="default"/>
+        <w:sz w:val="20"/>
+      </w:rPr>
+    </w:lvl>
+    <w:lvl w:ilvl="4" w:tentative="1">
+      <w:start w:val="1"/>
+      <w:numFmt w:val="bullet"/>
+      <w:lvlText w:val=""/>
+      <w:lvlJc w:val="left"/>
+      <w:pPr>
+        <w:tabs>
+          <w:tab w:val="num" w:pos="3600"/>
+        </w:tabs>
+        <w:ind w:left="3600" w:hanging="360"/>
+      </w:pPr>
+      <w:rPr>
+        <w:rFonts w:ascii="Wingdings" w:hAnsi="Wingdings" w:hint="default"/>
+        <w:sz w:val="20"/>
+      </w:rPr>
+    </w:lvl>
+    <w:lvl w:ilvl="5" w:tentative="1">
+      <w:start w:val="1"/>
+      <w:numFmt w:val="bullet"/>
+      <w:lvlText w:val=""/>
+      <w:lvlJc w:val="left"/>
+      <w:pPr>
+        <w:tabs>
+          <w:tab w:val="num" w:pos="4320"/>
+        </w:tabs>
+        <w:ind w:left="4320" w:hanging="360"/>
+      </w:pPr>
+      <w:rPr>
+        <w:rFonts w:ascii="Wingdings" w:hAnsi="Wingdings" w:hint="default"/>
+        <w:sz w:val="20"/>
+      </w:rPr>
+    </w:lvl>
+    <w:lvl w:ilvl="6" w:tentative="1">
+      <w:start w:val="1"/>
+      <w:numFmt w:val="bullet"/>
+      <w:lvlText w:val=""/>
+      <w:lvlJc w:val="left"/>
+      <w:pPr>
+        <w:tabs>
+          <w:tab w:val="num" w:pos="5040"/>
+        </w:tabs>
+        <w:ind w:left="5040" w:hanging="360"/>
+      </w:pPr>
+      <w:rPr>
+        <w:rFonts w:ascii="Wingdings" w:hAnsi="Wingdings" w:hint="default"/>
+        <w:sz w:val="20"/>
+      </w:rPr>
+    </w:lvl>
+    <w:lvl w:ilvl="7" w:tentative="1">
+      <w:start w:val="1"/>
+      <w:numFmt w:val="bullet"/>
+      <w:lvlText w:val=""/>
+      <w:lvlJc w:val="left"/>
+      <w:pPr>
+        <w:tabs>
+          <w:tab w:val="num" w:pos="5760"/>
+        </w:tabs>
+        <w:ind w:left="5760" w:hanging="360"/>
+      </w:pPr>
+      <w:rPr>
+        <w:rFonts w:ascii="Wingdings" w:hAnsi="Wingdings" w:hint="default"/>
+        <w:sz w:val="20"/>
+      </w:rPr>
+    </w:lvl>
+    <w:lvl w:ilvl="8" w:tentative="1">
+      <w:start w:val="1"/>
+      <w:numFmt w:val="bullet"/>
+      <w:lvlText w:val=""/>
+      <w:lvlJc w:val="left"/>
+      <w:pPr>
+        <w:tabs>
+          <w:tab w:val="num" w:pos="6480"/>
+        </w:tabs>
+        <w:ind w:left="6480" w:hanging="360"/>
+      </w:pPr>
+      <w:rPr>
+        <w:rFonts w:ascii="Wingdings" w:hAnsi="Wingdings" w:hint="default"/>
+        <w:sz w:val="20"/>
+      </w:rPr>
+    </w:lvl>
+  </w:abstractNum>
+  <w:abstractNum w:abstractNumId="24" w15:restartNumberingAfterBreak="0">
+    <w:nsid w:val="64571C40"/>
+    <w:multiLevelType w:val="hybridMultilevel"/>
+    <w:tmpl w:val="DB4C8ED6"/>
+    <w:lvl w:ilvl="0" w:tplc="0416000F">
+      <w:start w:val="1"/>
+      <w:numFmt w:val="decimal"/>
+      <w:lvlText w:val="%1."/>
+      <w:lvlJc w:val="left"/>
+      <w:pPr>
+        <w:ind w:left="720" w:hanging="360"/>
+      </w:pPr>
+    </w:lvl>
+    <w:lvl w:ilvl="1" w:tplc="04160019">
+      <w:start w:val="1"/>
+      <w:numFmt w:val="lowerLetter"/>
+      <w:lvlText w:val="%2."/>
+      <w:lvlJc w:val="left"/>
+      <w:pPr>
+        <w:ind w:left="1440" w:hanging="360"/>
+      </w:pPr>
+    </w:lvl>
+    <w:lvl w:ilvl="2" w:tplc="0416001B" w:tentative="1">
+      <w:start w:val="1"/>
+      <w:numFmt w:val="lowerRoman"/>
+      <w:lvlText w:val="%3."/>
+      <w:lvlJc w:val="right"/>
+      <w:pPr>
+        <w:ind w:left="2160" w:hanging="180"/>
+      </w:pPr>
+    </w:lvl>
+    <w:lvl w:ilvl="3" w:tplc="0416000F" w:tentative="1">
+      <w:start w:val="1"/>
+      <w:numFmt w:val="decimal"/>
+      <w:lvlText w:val="%4."/>
+      <w:lvlJc w:val="left"/>
+      <w:pPr>
+        <w:ind w:left="2880" w:hanging="360"/>
+      </w:pPr>
+    </w:lvl>
+    <w:lvl w:ilvl="4" w:tplc="04160019" w:tentative="1">
+      <w:start w:val="1"/>
+      <w:numFmt w:val="lowerLetter"/>
+      <w:lvlText w:val="%5."/>
+      <w:lvlJc w:val="left"/>
+      <w:pPr>
+        <w:ind w:left="3600" w:hanging="360"/>
+      </w:pPr>
+    </w:lvl>
+    <w:lvl w:ilvl="5" w:tplc="0416001B" w:tentative="1">
+      <w:start w:val="1"/>
+      <w:numFmt w:val="lowerRoman"/>
+      <w:lvlText w:val="%6."/>
+      <w:lvlJc w:val="right"/>
+      <w:pPr>
+        <w:ind w:left="4320" w:hanging="180"/>
+      </w:pPr>
+    </w:lvl>
+    <w:lvl w:ilvl="6" w:tplc="0416000F" w:tentative="1">
+      <w:start w:val="1"/>
+      <w:numFmt w:val="decimal"/>
+      <w:lvlText w:val="%7."/>
+      <w:lvlJc w:val="left"/>
+      <w:pPr>
+        <w:ind w:left="5040" w:hanging="360"/>
+      </w:pPr>
+    </w:lvl>
+    <w:lvl w:ilvl="7" w:tplc="04160019" w:tentative="1">
+      <w:start w:val="1"/>
+      <w:numFmt w:val="lowerLetter"/>
+      <w:lvlText w:val="%8."/>
+      <w:lvlJc w:val="left"/>
+      <w:pPr>
+        <w:ind w:left="5760" w:hanging="360"/>
+      </w:pPr>
+    </w:lvl>
+    <w:lvl w:ilvl="8" w:tplc="0416001B" w:tentative="1">
+      <w:start w:val="1"/>
+      <w:numFmt w:val="lowerRoman"/>
+      <w:lvlText w:val="%9."/>
+      <w:lvlJc w:val="right"/>
+      <w:pPr>
+        <w:ind w:left="6480" w:hanging="180"/>
+      </w:pPr>
+    </w:lvl>
+  </w:abstractNum>
+  <w:abstractNum w:abstractNumId="25" w15:restartNumberingAfterBreak="0">
+    <w:nsid w:val="67B432D8"/>
+    <w:multiLevelType w:val="multilevel"/>
+    <w:tmpl w:val="8E920D84"/>
+    <w:lvl w:ilvl="0">
+      <w:start w:val="1"/>
+      <w:numFmt w:val="lowerLetter"/>
+      <w:lvlText w:val="%1."/>
+      <w:lvlJc w:val="left"/>
+      <w:pPr>
+        <w:tabs>
+          <w:tab w:val="num" w:pos="720"/>
+        </w:tabs>
+        <w:ind w:left="720" w:hanging="360"/>
+      </w:pPr>
+      <w:rPr>
+        <w:rFonts w:hint="default"/>
+        <w:sz w:val="20"/>
+      </w:rPr>
+    </w:lvl>
+    <w:lvl w:ilvl="1" w:tentative="1">
+      <w:start w:val="1"/>
+      <w:numFmt w:val="bullet"/>
+      <w:lvlText w:val="o"/>
+      <w:lvlJc w:val="left"/>
+      <w:pPr>
+        <w:tabs>
+          <w:tab w:val="num" w:pos="1440"/>
+        </w:tabs>
+        <w:ind w:left="1440" w:hanging="360"/>
+      </w:pPr>
+      <w:rPr>
+        <w:rFonts w:ascii="Courier New" w:hAnsi="Courier New" w:hint="default"/>
+        <w:sz w:val="20"/>
+      </w:rPr>
+    </w:lvl>
+    <w:lvl w:ilvl="2" w:tentative="1">
+      <w:start w:val="1"/>
+      <w:numFmt w:val="bullet"/>
+      <w:lvlText w:val=""/>
+      <w:lvlJc w:val="left"/>
+      <w:pPr>
+        <w:tabs>
+          <w:tab w:val="num" w:pos="2160"/>
+        </w:tabs>
+        <w:ind w:left="2160" w:hanging="360"/>
+      </w:pPr>
+      <w:rPr>
+        <w:rFonts w:ascii="Wingdings" w:hAnsi="Wingdings" w:hint="default"/>
+        <w:sz w:val="20"/>
+      </w:rPr>
+    </w:lvl>
+    <w:lvl w:ilvl="3" w:tentative="1">
+      <w:start w:val="1"/>
+      <w:numFmt w:val="bullet"/>
+      <w:lvlText w:val=""/>
+      <w:lvlJc w:val="left"/>
+      <w:pPr>
+        <w:tabs>
+          <w:tab w:val="num" w:pos="2880"/>
+        </w:tabs>
+        <w:ind w:left="2880" w:hanging="360"/>
+      </w:pPr>
+      <w:rPr>
+        <w:rFonts w:ascii="Wingdings" w:hAnsi="Wingdings" w:hint="default"/>
+        <w:sz w:val="20"/>
+      </w:rPr>
+    </w:lvl>
+    <w:lvl w:ilvl="4" w:tentative="1">
+      <w:start w:val="1"/>
+      <w:numFmt w:val="bullet"/>
+      <w:lvlText w:val=""/>
+      <w:lvlJc w:val="left"/>
+      <w:pPr>
+        <w:tabs>
+          <w:tab w:val="num" w:pos="3600"/>
+        </w:tabs>
+        <w:ind w:left="3600" w:hanging="360"/>
+      </w:pPr>
+      <w:rPr>
+        <w:rFonts w:ascii="Wingdings" w:hAnsi="Wingdings" w:hint="default"/>
+        <w:sz w:val="20"/>
+      </w:rPr>
+    </w:lvl>
+    <w:lvl w:ilvl="5" w:tentative="1">
+      <w:start w:val="1"/>
+      <w:numFmt w:val="bullet"/>
+      <w:lvlText w:val=""/>
+      <w:lvlJc w:val="left"/>
+      <w:pPr>
+        <w:tabs>
+          <w:tab w:val="num" w:pos="4320"/>
+        </w:tabs>
+        <w:ind w:left="4320" w:hanging="360"/>
+      </w:pPr>
+      <w:rPr>
+        <w:rFonts w:ascii="Wingdings" w:hAnsi="Wingdings" w:hint="default"/>
+        <w:sz w:val="20"/>
+      </w:rPr>
+    </w:lvl>
+    <w:lvl w:ilvl="6" w:tentative="1">
+      <w:start w:val="1"/>
+      <w:numFmt w:val="bullet"/>
+      <w:lvlText w:val=""/>
+      <w:lvlJc w:val="left"/>
+      <w:pPr>
+        <w:tabs>
+          <w:tab w:val="num" w:pos="5040"/>
+        </w:tabs>
+        <w:ind w:left="5040" w:hanging="360"/>
+      </w:pPr>
+      <w:rPr>
+        <w:rFonts w:ascii="Wingdings" w:hAnsi="Wingdings" w:hint="default"/>
+        <w:sz w:val="20"/>
+      </w:rPr>
+    </w:lvl>
+    <w:lvl w:ilvl="7" w:tentative="1">
+      <w:start w:val="1"/>
+      <w:numFmt w:val="bullet"/>
+      <w:lvlText w:val=""/>
+      <w:lvlJc w:val="left"/>
+      <w:pPr>
+        <w:tabs>
+          <w:tab w:val="num" w:pos="5760"/>
+        </w:tabs>
+        <w:ind w:left="5760" w:hanging="360"/>
+      </w:pPr>
+      <w:rPr>
+        <w:rFonts w:ascii="Wingdings" w:hAnsi="Wingdings" w:hint="default"/>
+        <w:sz w:val="20"/>
+      </w:rPr>
+    </w:lvl>
+    <w:lvl w:ilvl="8" w:tentative="1">
+      <w:start w:val="1"/>
+      <w:numFmt w:val="bullet"/>
+      <w:lvlText w:val=""/>
+      <w:lvlJc w:val="left"/>
+      <w:pPr>
+        <w:tabs>
+          <w:tab w:val="num" w:pos="6480"/>
+        </w:tabs>
+        <w:ind w:left="6480" w:hanging="360"/>
+      </w:pPr>
+      <w:rPr>
+        <w:rFonts w:ascii="Wingdings" w:hAnsi="Wingdings" w:hint="default"/>
+        <w:sz w:val="20"/>
+      </w:rPr>
+    </w:lvl>
+  </w:abstractNum>
+  <w:abstractNum w:abstractNumId="26" w15:restartNumberingAfterBreak="0">
+    <w:nsid w:val="6CA9713C"/>
+    <w:multiLevelType w:val="multilevel"/>
+    <w:tmpl w:val="BC2EA7AE"/>
+    <w:lvl w:ilvl="0">
+      <w:start w:val="1"/>
+      <w:numFmt w:val="decimal"/>
+      <w:lvlText w:val="%1."/>
+      <w:lvlJc w:val="left"/>
+      <w:pPr>
+        <w:tabs>
+          <w:tab w:val="num" w:pos="720"/>
+        </w:tabs>
+        <w:ind w:left="720" w:hanging="360"/>
+      </w:pPr>
+      <w:rPr>
+        <w:rFonts w:hint="default"/>
+        <w:sz w:val="20"/>
+      </w:rPr>
+    </w:lvl>
+    <w:lvl w:ilvl="1">
+      <w:start w:val="1"/>
+      <w:numFmt w:val="bullet"/>
+      <w:lvlText w:val="o"/>
+      <w:lvlJc w:val="left"/>
+      <w:pPr>
+        <w:tabs>
+          <w:tab w:val="num" w:pos="1440"/>
+        </w:tabs>
+        <w:ind w:left="1440" w:hanging="360"/>
+      </w:pPr>
+      <w:rPr>
+        <w:rFonts w:ascii="Courier New" w:hAnsi="Courier New" w:hint="default"/>
+        <w:sz w:val="20"/>
+      </w:rPr>
+    </w:lvl>
+    <w:lvl w:ilvl="2">
+      <w:start w:val="1"/>
+      <w:numFmt w:val="lowerLetter"/>
+      <w:lvlText w:val="%3."/>
+      <w:lvlJc w:val="left"/>
+      <w:pPr>
+        <w:tabs>
+          <w:tab w:val="num" w:pos="2160"/>
+        </w:tabs>
+        <w:ind w:left="2160" w:hanging="360"/>
+      </w:pPr>
+      <w:rPr>
+        <w:rFonts w:hint="default"/>
+        <w:sz w:val="20"/>
+      </w:rPr>
+    </w:lvl>
+    <w:lvl w:ilvl="3" w:tentative="1">
+      <w:start w:val="1"/>
+      <w:numFmt w:val="bullet"/>
+      <w:lvlText w:val=""/>
+      <w:lvlJc w:val="left"/>
+      <w:pPr>
+        <w:tabs>
+          <w:tab w:val="num" w:pos="2880"/>
+        </w:tabs>
+        <w:ind w:left="2880" w:hanging="360"/>
+      </w:pPr>
+      <w:rPr>
+        <w:rFonts w:ascii="Wingdings" w:hAnsi="Wingdings" w:hint="default"/>
+        <w:sz w:val="20"/>
+      </w:rPr>
+    </w:lvl>
+    <w:lvl w:ilvl="4" w:tentative="1">
+      <w:start w:val="1"/>
+      <w:numFmt w:val="bullet"/>
+      <w:lvlText w:val=""/>
+      <w:lvlJc w:val="left"/>
+      <w:pPr>
+        <w:tabs>
+          <w:tab w:val="num" w:pos="3600"/>
+        </w:tabs>
+        <w:ind w:left="3600" w:hanging="360"/>
+      </w:pPr>
+      <w:rPr>
+        <w:rFonts w:ascii="Wingdings" w:hAnsi="Wingdings" w:hint="default"/>
+        <w:sz w:val="20"/>
+      </w:rPr>
+    </w:lvl>
+    <w:lvl w:ilvl="5" w:tentative="1">
+      <w:start w:val="1"/>
+      <w:numFmt w:val="bullet"/>
+      <w:lvlText w:val=""/>
+      <w:lvlJc w:val="left"/>
+      <w:pPr>
+        <w:tabs>
+          <w:tab w:val="num" w:pos="4320"/>
+        </w:tabs>
+        <w:ind w:left="4320" w:hanging="360"/>
+      </w:pPr>
+      <w:rPr>
+        <w:rFonts w:ascii="Wingdings" w:hAnsi="Wingdings" w:hint="default"/>
+        <w:sz w:val="20"/>
+      </w:rPr>
+    </w:lvl>
+    <w:lvl w:ilvl="6" w:tentative="1">
+      <w:start w:val="1"/>
+      <w:numFmt w:val="bullet"/>
+      <w:lvlText w:val=""/>
+      <w:lvlJc w:val="left"/>
+      <w:pPr>
+        <w:tabs>
+          <w:tab w:val="num" w:pos="5040"/>
+        </w:tabs>
+        <w:ind w:left="5040" w:hanging="360"/>
+      </w:pPr>
+      <w:rPr>
+        <w:rFonts w:ascii="Wingdings" w:hAnsi="Wingdings" w:hint="default"/>
+        <w:sz w:val="20"/>
+      </w:rPr>
+    </w:lvl>
+    <w:lvl w:ilvl="7" w:tentative="1">
+      <w:start w:val="1"/>
+      <w:numFmt w:val="bullet"/>
+      <w:lvlText w:val=""/>
+      <w:lvlJc w:val="left"/>
+      <w:pPr>
+        <w:tabs>
+          <w:tab w:val="num" w:pos="5760"/>
+        </w:tabs>
+        <w:ind w:left="5760" w:hanging="360"/>
+      </w:pPr>
+      <w:rPr>
+        <w:rFonts w:ascii="Wingdings" w:hAnsi="Wingdings" w:hint="default"/>
+        <w:sz w:val="20"/>
+      </w:rPr>
+    </w:lvl>
+    <w:lvl w:ilvl="8" w:tentative="1">
+      <w:start w:val="1"/>
+      <w:numFmt w:val="bullet"/>
+      <w:lvlText w:val=""/>
+      <w:lvlJc w:val="left"/>
+      <w:pPr>
+        <w:tabs>
+          <w:tab w:val="num" w:pos="6480"/>
+        </w:tabs>
+        <w:ind w:left="6480" w:hanging="360"/>
+      </w:pPr>
+      <w:rPr>
+        <w:rFonts w:ascii="Wingdings" w:hAnsi="Wingdings" w:hint="default"/>
+        <w:sz w:val="20"/>
+      </w:rPr>
+    </w:lvl>
+  </w:abstractNum>
+  <w:abstractNum w:abstractNumId="27" w15:restartNumberingAfterBreak="0">
+    <w:nsid w:val="6D8D181E"/>
+    <w:multiLevelType w:val="multilevel"/>
+    <w:tmpl w:val="FCC264FA"/>
+    <w:lvl w:ilvl="0">
+      <w:start w:val="1"/>
+      <w:numFmt w:val="decimal"/>
+      <w:lvlText w:val="%1."/>
+      <w:lvlJc w:val="left"/>
+      <w:pPr>
+        <w:tabs>
+          <w:tab w:val="num" w:pos="720"/>
+        </w:tabs>
+        <w:ind w:left="720" w:hanging="360"/>
+      </w:pPr>
+      <w:rPr>
+        <w:rFonts w:hint="default"/>
+        <w:sz w:val="20"/>
+      </w:rPr>
+    </w:lvl>
+    <w:lvl w:ilvl="1" w:tentative="1">
+      <w:start w:val="1"/>
+      <w:numFmt w:val="bullet"/>
+      <w:lvlText w:val="o"/>
+      <w:lvlJc w:val="left"/>
+      <w:pPr>
+        <w:tabs>
+          <w:tab w:val="num" w:pos="1440"/>
+        </w:tabs>
+        <w:ind w:left="1440" w:hanging="360"/>
+      </w:pPr>
+      <w:rPr>
+        <w:rFonts w:ascii="Courier New" w:hAnsi="Courier New" w:hint="default"/>
+        <w:sz w:val="20"/>
+      </w:rPr>
+    </w:lvl>
+    <w:lvl w:ilvl="2" w:tentative="1">
+      <w:start w:val="1"/>
+      <w:numFmt w:val="bullet"/>
+      <w:lvlText w:val=""/>
+      <w:lvlJc w:val="left"/>
+      <w:pPr>
+        <w:tabs>
+          <w:tab w:val="num" w:pos="2160"/>
+        </w:tabs>
+        <w:ind w:left="2160" w:hanging="360"/>
+      </w:pPr>
+      <w:rPr>
+        <w:rFonts w:ascii="Wingdings" w:hAnsi="Wingdings" w:hint="default"/>
+        <w:sz w:val="20"/>
+      </w:rPr>
+    </w:lvl>
+    <w:lvl w:ilvl="3" w:tentative="1">
+      <w:start w:val="1"/>
+      <w:numFmt w:val="bullet"/>
+      <w:lvlText w:val=""/>
+      <w:lvlJc w:val="left"/>
+      <w:pPr>
+        <w:tabs>
+          <w:tab w:val="num" w:pos="2880"/>
+        </w:tabs>
+        <w:ind w:left="2880" w:hanging="360"/>
+      </w:pPr>
+      <w:rPr>
+        <w:rFonts w:ascii="Wingdings" w:hAnsi="Wingdings" w:hint="default"/>
+        <w:sz w:val="20"/>
+      </w:rPr>
+    </w:lvl>
+    <w:lvl w:ilvl="4" w:tentative="1">
+      <w:start w:val="1"/>
+      <w:numFmt w:val="bullet"/>
+      <w:lvlText w:val=""/>
+      <w:lvlJc w:val="left"/>
+      <w:pPr>
+        <w:tabs>
+          <w:tab w:val="num" w:pos="3600"/>
+        </w:tabs>
+        <w:ind w:left="3600" w:hanging="360"/>
+      </w:pPr>
+      <w:rPr>
+        <w:rFonts w:ascii="Wingdings" w:hAnsi="Wingdings" w:hint="default"/>
+        <w:sz w:val="20"/>
+      </w:rPr>
+    </w:lvl>
+    <w:lvl w:ilvl="5" w:tentative="1">
+      <w:start w:val="1"/>
+      <w:numFmt w:val="bullet"/>
+      <w:lvlText w:val=""/>
+      <w:lvlJc w:val="left"/>
+      <w:pPr>
+        <w:tabs>
+          <w:tab w:val="num" w:pos="4320"/>
+        </w:tabs>
+        <w:ind w:left="4320" w:hanging="360"/>
+      </w:pPr>
+      <w:rPr>
+        <w:rFonts w:ascii="Wingdings" w:hAnsi="Wingdings" w:hint="default"/>
+        <w:sz w:val="20"/>
+      </w:rPr>
+    </w:lvl>
+    <w:lvl w:ilvl="6" w:tentative="1">
+      <w:start w:val="1"/>
+      <w:numFmt w:val="bullet"/>
+      <w:lvlText w:val=""/>
+      <w:lvlJc w:val="left"/>
+      <w:pPr>
+        <w:tabs>
+          <w:tab w:val="num" w:pos="5040"/>
+        </w:tabs>
+        <w:ind w:left="5040" w:hanging="360"/>
+      </w:pPr>
+      <w:rPr>
+        <w:rFonts w:ascii="Wingdings" w:hAnsi="Wingdings" w:hint="default"/>
+        <w:sz w:val="20"/>
+      </w:rPr>
+    </w:lvl>
+    <w:lvl w:ilvl="7" w:tentative="1">
+      <w:start w:val="1"/>
+      <w:numFmt w:val="bullet"/>
+      <w:lvlText w:val=""/>
+      <w:lvlJc w:val="left"/>
+      <w:pPr>
+        <w:tabs>
+          <w:tab w:val="num" w:pos="5760"/>
+        </w:tabs>
+        <w:ind w:left="5760" w:hanging="360"/>
+      </w:pPr>
+      <w:rPr>
+        <w:rFonts w:ascii="Wingdings" w:hAnsi="Wingdings" w:hint="default"/>
+        <w:sz w:val="20"/>
+      </w:rPr>
+    </w:lvl>
+    <w:lvl w:ilvl="8" w:tentative="1">
+      <w:start w:val="1"/>
+      <w:numFmt w:val="bullet"/>
+      <w:lvlText w:val=""/>
+      <w:lvlJc w:val="left"/>
+      <w:pPr>
+        <w:tabs>
+          <w:tab w:val="num" w:pos="6480"/>
+        </w:tabs>
+        <w:ind w:left="6480" w:hanging="360"/>
+      </w:pPr>
+      <w:rPr>
+        <w:rFonts w:ascii="Wingdings" w:hAnsi="Wingdings" w:hint="default"/>
+        <w:sz w:val="20"/>
+      </w:rPr>
+    </w:lvl>
+  </w:abstractNum>
+  <w:abstractNum w:abstractNumId="28" w15:restartNumberingAfterBreak="0">
     <w:nsid w:val="6E057801"/>
     <w:multiLevelType w:val="multilevel"/>
-    <w:tmpl w:val="0856234A"/>
+    <w:tmpl w:val="D47043D0"/>
     <w:lvl w:ilvl="0">
       <w:start w:val="1"/>
-      <w:numFmt w:val="bullet"/>
-      <w:lvlText w:val=""/>
+      <w:numFmt w:val="decimal"/>
+      <w:lvlText w:val="%1."/>
       <w:lvlJc w:val="left"/>
       <w:pPr>
         <w:tabs>
@@ -4961,7 +6407,7 @@
         <w:ind w:left="720" w:hanging="360"/>
       </w:pPr>
       <w:rPr>
-        <w:rFonts w:ascii="Symbol" w:hAnsi="Symbol" w:hint="default"/>
+        <w:rFonts w:hint="default"/>
         <w:sz w:val="20"/>
       </w:rPr>
     </w:lvl>
@@ -5094,14 +6540,163 @@
       </w:rPr>
     </w:lvl>
   </w:abstractNum>
-  <w:abstractNum w:abstractNumId="15">
+  <w:abstractNum w:abstractNumId="29" w15:restartNumberingAfterBreak="0">
+    <w:nsid w:val="72C71777"/>
+    <w:multiLevelType w:val="multilevel"/>
+    <w:tmpl w:val="A1244A5A"/>
+    <w:lvl w:ilvl="0">
+      <w:start w:val="1"/>
+      <w:numFmt w:val="decimal"/>
+      <w:lvlText w:val="%1."/>
+      <w:lvlJc w:val="left"/>
+      <w:pPr>
+        <w:tabs>
+          <w:tab w:val="num" w:pos="720"/>
+        </w:tabs>
+        <w:ind w:left="720" w:hanging="360"/>
+      </w:pPr>
+      <w:rPr>
+        <w:rFonts w:hint="default"/>
+        <w:sz w:val="20"/>
+      </w:rPr>
+    </w:lvl>
+    <w:lvl w:ilvl="1">
+      <w:start w:val="1"/>
+      <w:numFmt w:val="bullet"/>
+      <w:lvlText w:val="o"/>
+      <w:lvlJc w:val="left"/>
+      <w:pPr>
+        <w:tabs>
+          <w:tab w:val="num" w:pos="1440"/>
+        </w:tabs>
+        <w:ind w:left="1440" w:hanging="360"/>
+      </w:pPr>
+      <w:rPr>
+        <w:rFonts w:ascii="Courier New" w:hAnsi="Courier New" w:hint="default"/>
+        <w:sz w:val="20"/>
+      </w:rPr>
+    </w:lvl>
+    <w:lvl w:ilvl="2">
+      <w:start w:val="1"/>
+      <w:numFmt w:val="bullet"/>
+      <w:lvlText w:val=""/>
+      <w:lvlJc w:val="left"/>
+      <w:pPr>
+        <w:tabs>
+          <w:tab w:val="num" w:pos="2160"/>
+        </w:tabs>
+        <w:ind w:left="2160" w:hanging="360"/>
+      </w:pPr>
+      <w:rPr>
+        <w:rFonts w:ascii="Wingdings" w:hAnsi="Wingdings" w:hint="default"/>
+        <w:sz w:val="20"/>
+      </w:rPr>
+    </w:lvl>
+    <w:lvl w:ilvl="3" w:tentative="1">
+      <w:start w:val="1"/>
+      <w:numFmt w:val="bullet"/>
+      <w:lvlText w:val=""/>
+      <w:lvlJc w:val="left"/>
+      <w:pPr>
+        <w:tabs>
+          <w:tab w:val="num" w:pos="2880"/>
+        </w:tabs>
+        <w:ind w:left="2880" w:hanging="360"/>
+      </w:pPr>
+      <w:rPr>
+        <w:rFonts w:ascii="Wingdings" w:hAnsi="Wingdings" w:hint="default"/>
+        <w:sz w:val="20"/>
+      </w:rPr>
+    </w:lvl>
+    <w:lvl w:ilvl="4" w:tentative="1">
+      <w:start w:val="1"/>
+      <w:numFmt w:val="bullet"/>
+      <w:lvlText w:val=""/>
+      <w:lvlJc w:val="left"/>
+      <w:pPr>
+        <w:tabs>
+          <w:tab w:val="num" w:pos="3600"/>
+        </w:tabs>
+        <w:ind w:left="3600" w:hanging="360"/>
+      </w:pPr>
+      <w:rPr>
+        <w:rFonts w:ascii="Wingdings" w:hAnsi="Wingdings" w:hint="default"/>
+        <w:sz w:val="20"/>
+      </w:rPr>
+    </w:lvl>
+    <w:lvl w:ilvl="5" w:tentative="1">
+      <w:start w:val="1"/>
+      <w:numFmt w:val="bullet"/>
+      <w:lvlText w:val=""/>
+      <w:lvlJc w:val="left"/>
+      <w:pPr>
+        <w:tabs>
+          <w:tab w:val="num" w:pos="4320"/>
+        </w:tabs>
+        <w:ind w:left="4320" w:hanging="360"/>
+      </w:pPr>
+      <w:rPr>
+        <w:rFonts w:ascii="Wingdings" w:hAnsi="Wingdings" w:hint="default"/>
+        <w:sz w:val="20"/>
+      </w:rPr>
+    </w:lvl>
+    <w:lvl w:ilvl="6" w:tentative="1">
+      <w:start w:val="1"/>
+      <w:numFmt w:val="bullet"/>
+      <w:lvlText w:val=""/>
+      <w:lvlJc w:val="left"/>
+      <w:pPr>
+        <w:tabs>
+          <w:tab w:val="num" w:pos="5040"/>
+        </w:tabs>
+        <w:ind w:left="5040" w:hanging="360"/>
+      </w:pPr>
+      <w:rPr>
+        <w:rFonts w:ascii="Wingdings" w:hAnsi="Wingdings" w:hint="default"/>
+        <w:sz w:val="20"/>
+      </w:rPr>
+    </w:lvl>
+    <w:lvl w:ilvl="7" w:tentative="1">
+      <w:start w:val="1"/>
+      <w:numFmt w:val="bullet"/>
+      <w:lvlText w:val=""/>
+      <w:lvlJc w:val="left"/>
+      <w:pPr>
+        <w:tabs>
+          <w:tab w:val="num" w:pos="5760"/>
+        </w:tabs>
+        <w:ind w:left="5760" w:hanging="360"/>
+      </w:pPr>
+      <w:rPr>
+        <w:rFonts w:ascii="Wingdings" w:hAnsi="Wingdings" w:hint="default"/>
+        <w:sz w:val="20"/>
+      </w:rPr>
+    </w:lvl>
+    <w:lvl w:ilvl="8" w:tentative="1">
+      <w:start w:val="1"/>
+      <w:numFmt w:val="bullet"/>
+      <w:lvlText w:val=""/>
+      <w:lvlJc w:val="left"/>
+      <w:pPr>
+        <w:tabs>
+          <w:tab w:val="num" w:pos="6480"/>
+        </w:tabs>
+        <w:ind w:left="6480" w:hanging="360"/>
+      </w:pPr>
+      <w:rPr>
+        <w:rFonts w:ascii="Wingdings" w:hAnsi="Wingdings" w:hint="default"/>
+        <w:sz w:val="20"/>
+      </w:rPr>
+    </w:lvl>
+  </w:abstractNum>
+  <w:abstractNum w:abstractNumId="30" w15:restartNumberingAfterBreak="0">
     <w:nsid w:val="774A165B"/>
     <w:multiLevelType w:val="multilevel"/>
-    <w:tmpl w:val="A7F84B38"/>
+    <w:tmpl w:val="A1244A5A"/>
     <w:lvl w:ilvl="0">
       <w:start w:val="1"/>
-      <w:numFmt w:val="bullet"/>
-      <w:lvlText w:val=""/>
+      <w:numFmt w:val="decimal"/>
+      <w:lvlText w:val="%1."/>
       <w:lvlJc w:val="left"/>
       <w:pPr>
         <w:tabs>
@@ -5110,7 +6705,7 @@
         <w:ind w:left="720" w:hanging="360"/>
       </w:pPr>
       <w:rPr>
-        <w:rFonts w:ascii="Symbol" w:hAnsi="Symbol" w:hint="default"/>
+        <w:rFonts w:hint="default"/>
         <w:sz w:val="20"/>
       </w:rPr>
     </w:lvl>
@@ -5243,14 +6838,14 @@
       </w:rPr>
     </w:lvl>
   </w:abstractNum>
-  <w:abstractNum w:abstractNumId="16">
+  <w:abstractNum w:abstractNumId="31" w15:restartNumberingAfterBreak="0">
     <w:nsid w:val="7B01247C"/>
     <w:multiLevelType w:val="multilevel"/>
-    <w:tmpl w:val="A98E5D0E"/>
+    <w:tmpl w:val="D47043D0"/>
     <w:lvl w:ilvl="0">
       <w:start w:val="1"/>
-      <w:numFmt w:val="bullet"/>
-      <w:lvlText w:val=""/>
+      <w:numFmt w:val="decimal"/>
+      <w:lvlText w:val="%1."/>
       <w:lvlJc w:val="left"/>
       <w:pPr>
         <w:tabs>
@@ -5259,7 +6854,7 @@
         <w:ind w:left="720" w:hanging="360"/>
       </w:pPr>
       <w:rPr>
-        <w:rFonts w:ascii="Symbol" w:hAnsi="Symbol" w:hint="default"/>
+        <w:rFonts w:hint="default"/>
         <w:sz w:val="20"/>
       </w:rPr>
     </w:lvl>
@@ -5393,61 +6988,106 @@
     </w:lvl>
   </w:abstractNum>
   <w:num w:numId="1">
-    <w:abstractNumId w:val="11"/>
+    <w:abstractNumId w:val="19"/>
   </w:num>
   <w:num w:numId="2">
-    <w:abstractNumId w:val="10"/>
+    <w:abstractNumId w:val="17"/>
   </w:num>
   <w:num w:numId="3">
-    <w:abstractNumId w:val="2"/>
+    <w:abstractNumId w:val="4"/>
   </w:num>
   <w:num w:numId="4">
-    <w:abstractNumId w:val="15"/>
+    <w:abstractNumId w:val="30"/>
   </w:num>
   <w:num w:numId="5">
-    <w:abstractNumId w:val="4"/>
+    <w:abstractNumId w:val="6"/>
   </w:num>
   <w:num w:numId="6">
-    <w:abstractNumId w:val="12"/>
+    <w:abstractNumId w:val="20"/>
   </w:num>
   <w:num w:numId="7">
-    <w:abstractNumId w:val="13"/>
+    <w:abstractNumId w:val="21"/>
   </w:num>
   <w:num w:numId="8">
-    <w:abstractNumId w:val="9"/>
+    <w:abstractNumId w:val="15"/>
   </w:num>
   <w:num w:numId="9">
     <w:abstractNumId w:val="0"/>
   </w:num>
   <w:num w:numId="10">
+    <w:abstractNumId w:val="13"/>
+  </w:num>
+  <w:num w:numId="11">
+    <w:abstractNumId w:val="2"/>
+  </w:num>
+  <w:num w:numId="12">
+    <w:abstractNumId w:val="28"/>
+  </w:num>
+  <w:num w:numId="13">
     <w:abstractNumId w:val="8"/>
   </w:num>
-  <w:num w:numId="11">
+  <w:num w:numId="14">
+    <w:abstractNumId w:val="5"/>
+  </w:num>
+  <w:num w:numId="15">
+    <w:abstractNumId w:val="31"/>
+  </w:num>
+  <w:num w:numId="16">
+    <w:abstractNumId w:val="9"/>
+  </w:num>
+  <w:num w:numId="17">
+    <w:abstractNumId w:val="10"/>
+  </w:num>
+  <w:num w:numId="18">
+    <w:abstractNumId w:val="16"/>
+  </w:num>
+  <w:num w:numId="19">
+    <w:abstractNumId w:val="24"/>
+  </w:num>
+  <w:num w:numId="20">
     <w:abstractNumId w:val="1"/>
   </w:num>
-  <w:num w:numId="12">
+  <w:num w:numId="21">
+    <w:abstractNumId w:val="11"/>
+  </w:num>
+  <w:num w:numId="22">
+    <w:abstractNumId w:val="27"/>
+  </w:num>
+  <w:num w:numId="23">
+    <w:abstractNumId w:val="25"/>
+  </w:num>
+  <w:num w:numId="24">
+    <w:abstractNumId w:val="23"/>
+  </w:num>
+  <w:num w:numId="25">
+    <w:abstractNumId w:val="3"/>
+  </w:num>
+  <w:num w:numId="26">
+    <w:abstractNumId w:val="18"/>
+  </w:num>
+  <w:num w:numId="27">
+    <w:abstractNumId w:val="7"/>
+  </w:num>
+  <w:num w:numId="28">
+    <w:abstractNumId w:val="12"/>
+  </w:num>
+  <w:num w:numId="29">
+    <w:abstractNumId w:val="29"/>
+  </w:num>
+  <w:num w:numId="30">
     <w:abstractNumId w:val="14"/>
   </w:num>
-  <w:num w:numId="13">
-    <w:abstractNumId w:val="5"/>
+  <w:num w:numId="31">
+    <w:abstractNumId w:val="22"/>
   </w:num>
-  <w:num w:numId="14">
-    <w:abstractNumId w:val="3"/>
-  </w:num>
-  <w:num w:numId="15">
-    <w:abstractNumId w:val="16"/>
-  </w:num>
-  <w:num w:numId="16">
-    <w:abstractNumId w:val="6"/>
-  </w:num>
-  <w:num w:numId="17">
-    <w:abstractNumId w:val="7"/>
+  <w:num w:numId="32">
+    <w:abstractNumId w:val="26"/>
   </w:num>
 </w:numbering>
 </file>
 
 <file path=word/styles.xml><?xml version="1.0" encoding="utf-8"?>
-<w:styles xmlns:mc="http://schemas.openxmlformats.org/markup-compatibility/2006" xmlns:r="http://schemas.openxmlformats.org/officeDocument/2006/relationships" xmlns:w="http://schemas.openxmlformats.org/wordprocessingml/2006/main" xmlns:w14="http://schemas.microsoft.com/office/word/2010/wordml" mc:Ignorable="w14">
+<w:styles xmlns:mc="http://schemas.openxmlformats.org/markup-compatibility/2006" xmlns:r="http://schemas.openxmlformats.org/officeDocument/2006/relationships" xmlns:w="http://schemas.openxmlformats.org/wordprocessingml/2006/main" xmlns:w14="http://schemas.microsoft.com/office/word/2010/wordml" xmlns:w15="http://schemas.microsoft.com/office/word/2012/wordml" xmlns:w16cid="http://schemas.microsoft.com/office/word/2016/wordml/cid" xmlns:w16se="http://schemas.microsoft.com/office/word/2015/wordml/symex" mc:Ignorable="w14 w15 w16se w16cid">
   <w:docDefaults>
     <w:rPrDefault>
       <w:rPr>
@@ -5463,153 +7103,391 @@
       </w:pPr>
     </w:pPrDefault>
   </w:docDefaults>
-  <w:latentStyles w:defLockedState="0" w:defUIPriority="99" w:defSemiHidden="1" w:defUnhideWhenUsed="1" w:defQFormat="0" w:count="267">
-    <w:lsdException w:name="Normal" w:semiHidden="0" w:uiPriority="0" w:unhideWhenUsed="0" w:qFormat="1"/>
-    <w:lsdException w:name="heading 1" w:semiHidden="0" w:uiPriority="9" w:unhideWhenUsed="0" w:qFormat="1"/>
-    <w:lsdException w:name="heading 2" w:uiPriority="9" w:qFormat="1"/>
-    <w:lsdException w:name="heading 3" w:uiPriority="9" w:qFormat="1"/>
-    <w:lsdException w:name="heading 4" w:uiPriority="9" w:qFormat="1"/>
-    <w:lsdException w:name="heading 5" w:uiPriority="9" w:qFormat="1"/>
-    <w:lsdException w:name="heading 6" w:uiPriority="9" w:qFormat="1"/>
-    <w:lsdException w:name="heading 7" w:uiPriority="9" w:qFormat="1"/>
-    <w:lsdException w:name="heading 8" w:uiPriority="9" w:qFormat="1"/>
-    <w:lsdException w:name="heading 9" w:uiPriority="9" w:qFormat="1"/>
-    <w:lsdException w:name="toc 1" w:uiPriority="39"/>
-    <w:lsdException w:name="toc 2" w:uiPriority="39"/>
-    <w:lsdException w:name="toc 3" w:uiPriority="39"/>
-    <w:lsdException w:name="toc 4" w:uiPriority="39"/>
-    <w:lsdException w:name="toc 5" w:uiPriority="39"/>
-    <w:lsdException w:name="toc 6" w:uiPriority="39"/>
-    <w:lsdException w:name="toc 7" w:uiPriority="39"/>
-    <w:lsdException w:name="toc 8" w:uiPriority="39"/>
-    <w:lsdException w:name="toc 9" w:uiPriority="39"/>
-    <w:lsdException w:name="caption" w:uiPriority="35" w:qFormat="1"/>
-    <w:lsdException w:name="Title" w:semiHidden="0" w:uiPriority="10" w:unhideWhenUsed="0" w:qFormat="1"/>
-    <w:lsdException w:name="Default Paragraph Font" w:uiPriority="1"/>
-    <w:lsdException w:name="Subtitle" w:semiHidden="0" w:uiPriority="11" w:unhideWhenUsed="0" w:qFormat="1"/>
-    <w:lsdException w:name="Strong" w:semiHidden="0" w:uiPriority="22" w:unhideWhenUsed="0" w:qFormat="1"/>
-    <w:lsdException w:name="Emphasis" w:semiHidden="0" w:uiPriority="20" w:unhideWhenUsed="0" w:qFormat="1"/>
-    <w:lsdException w:name="Table Grid" w:semiHidden="0" w:uiPriority="59" w:unhideWhenUsed="0"/>
-    <w:lsdException w:name="Placeholder Text" w:unhideWhenUsed="0"/>
-    <w:lsdException w:name="No Spacing" w:semiHidden="0" w:uiPriority="1" w:unhideWhenUsed="0" w:qFormat="1"/>
-    <w:lsdException w:name="Light Shading" w:semiHidden="0" w:uiPriority="60" w:unhideWhenUsed="0"/>
-    <w:lsdException w:name="Light List" w:semiHidden="0" w:uiPriority="61" w:unhideWhenUsed="0"/>
-    <w:lsdException w:name="Light Grid" w:semiHidden="0" w:uiPriority="62" w:unhideWhenUsed="0"/>
-    <w:lsdException w:name="Medium Shading 1" w:semiHidden="0" w:uiPriority="63" w:unhideWhenUsed="0"/>
-    <w:lsdException w:name="Medium Shading 2" w:semiHidden="0" w:uiPriority="64" w:unhideWhenUsed="0"/>
-    <w:lsdException w:name="Medium List 1" w:semiHidden="0" w:uiPriority="65" w:unhideWhenUsed="0"/>
-    <w:lsdException w:name="Medium List 2" w:semiHidden="0" w:uiPriority="66" w:unhideWhenUsed="0"/>
-    <w:lsdException w:name="Medium Grid 1" w:semiHidden="0" w:uiPriority="67" w:unhideWhenUsed="0"/>
-    <w:lsdException w:name="Medium Grid 2" w:semiHidden="0" w:uiPriority="68" w:unhideWhenUsed="0"/>
-    <w:lsdException w:name="Medium Grid 3" w:semiHidden="0" w:uiPriority="69" w:unhideWhenUsed="0"/>
-    <w:lsdException w:name="Dark List" w:semiHidden="0" w:uiPriority="70" w:unhideWhenUsed="0"/>
-    <w:lsdException w:name="Colorful Shading" w:semiHidden="0" w:uiPriority="71" w:unhideWhenUsed="0"/>
-    <w:lsdException w:name="Colorful List" w:semiHidden="0" w:uiPriority="72" w:unhideWhenUsed="0"/>
-    <w:lsdException w:name="Colorful Grid" w:semiHidden="0" w:uiPriority="73" w:unhideWhenUsed="0"/>
-    <w:lsdException w:name="Light Shading Accent 1" w:semiHidden="0" w:uiPriority="60" w:unhideWhenUsed="0"/>
-    <w:lsdException w:name="Light List Accent 1" w:semiHidden="0" w:uiPriority="61" w:unhideWhenUsed="0"/>
-    <w:lsdException w:name="Light Grid Accent 1" w:semiHidden="0" w:uiPriority="62" w:unhideWhenUsed="0"/>
-    <w:lsdException w:name="Medium Shading 1 Accent 1" w:semiHidden="0" w:uiPriority="63" w:unhideWhenUsed="0"/>
-    <w:lsdException w:name="Medium Shading 2 Accent 1" w:semiHidden="0" w:uiPriority="64" w:unhideWhenUsed="0"/>
-    <w:lsdException w:name="Medium List 1 Accent 1" w:semiHidden="0" w:uiPriority="65" w:unhideWhenUsed="0"/>
-    <w:lsdException w:name="Revision" w:unhideWhenUsed="0"/>
-    <w:lsdException w:name="List Paragraph" w:semiHidden="0" w:uiPriority="34" w:unhideWhenUsed="0" w:qFormat="1"/>
-    <w:lsdException w:name="Quote" w:semiHidden="0" w:uiPriority="29" w:unhideWhenUsed="0" w:qFormat="1"/>
-    <w:lsdException w:name="Intense Quote" w:semiHidden="0" w:uiPriority="30" w:unhideWhenUsed="0" w:qFormat="1"/>
-    <w:lsdException w:name="Medium List 2 Accent 1" w:semiHidden="0" w:uiPriority="66" w:unhideWhenUsed="0"/>
-    <w:lsdException w:name="Medium Grid 1 Accent 1" w:semiHidden="0" w:uiPriority="67" w:unhideWhenUsed="0"/>
-    <w:lsdException w:name="Medium Grid 2 Accent 1" w:semiHidden="0" w:uiPriority="68" w:unhideWhenUsed="0"/>
-    <w:lsdException w:name="Medium Grid 3 Accent 1" w:semiHidden="0" w:uiPriority="69" w:unhideWhenUsed="0"/>
-    <w:lsdException w:name="Dark List Accent 1" w:semiHidden="0" w:uiPriority="70" w:unhideWhenUsed="0"/>
-    <w:lsdException w:name="Colorful Shading Accent 1" w:semiHidden="0" w:uiPriority="71" w:unhideWhenUsed="0"/>
-    <w:lsdException w:name="Colorful List Accent 1" w:semiHidden="0" w:uiPriority="72" w:unhideWhenUsed="0"/>
-    <w:lsdException w:name="Colorful Grid Accent 1" w:semiHidden="0" w:uiPriority="73" w:unhideWhenUsed="0"/>
-    <w:lsdException w:name="Light Shading Accent 2" w:semiHidden="0" w:uiPriority="60" w:unhideWhenUsed="0"/>
-    <w:lsdException w:name="Light List Accent 2" w:semiHidden="0" w:uiPriority="61" w:unhideWhenUsed="0"/>
-    <w:lsdException w:name="Light Grid Accent 2" w:semiHidden="0" w:uiPriority="62" w:unhideWhenUsed="0"/>
-    <w:lsdException w:name="Medium Shading 1 Accent 2" w:semiHidden="0" w:uiPriority="63" w:unhideWhenUsed="0"/>
-    <w:lsdException w:name="Medium Shading 2 Accent 2" w:semiHidden="0" w:uiPriority="64" w:unhideWhenUsed="0"/>
-    <w:lsdException w:name="Medium List 1 Accent 2" w:semiHidden="0" w:uiPriority="65" w:unhideWhenUsed="0"/>
-    <w:lsdException w:name="Medium List 2 Accent 2" w:semiHidden="0" w:uiPriority="66" w:unhideWhenUsed="0"/>
-    <w:lsdException w:name="Medium Grid 1 Accent 2" w:semiHidden="0" w:uiPriority="67" w:unhideWhenUsed="0"/>
-    <w:lsdException w:name="Medium Grid 2 Accent 2" w:semiHidden="0" w:uiPriority="68" w:unhideWhenUsed="0"/>
-    <w:lsdException w:name="Medium Grid 3 Accent 2" w:semiHidden="0" w:uiPriority="69" w:unhideWhenUsed="0"/>
-    <w:lsdException w:name="Dark List Accent 2" w:semiHidden="0" w:uiPriority="70" w:unhideWhenUsed="0"/>
-    <w:lsdException w:name="Colorful Shading Accent 2" w:semiHidden="0" w:uiPriority="71" w:unhideWhenUsed="0"/>
-    <w:lsdException w:name="Colorful List Accent 2" w:semiHidden="0" w:uiPriority="72" w:unhideWhenUsed="0"/>
-    <w:lsdException w:name="Colorful Grid Accent 2" w:semiHidden="0" w:uiPriority="73" w:unhideWhenUsed="0"/>
-    <w:lsdException w:name="Light Shading Accent 3" w:semiHidden="0" w:uiPriority="60" w:unhideWhenUsed="0"/>
-    <w:lsdException w:name="Light List Accent 3" w:semiHidden="0" w:uiPriority="61" w:unhideWhenUsed="0"/>
-    <w:lsdException w:name="Light Grid Accent 3" w:semiHidden="0" w:uiPriority="62" w:unhideWhenUsed="0"/>
-    <w:lsdException w:name="Medium Shading 1 Accent 3" w:semiHidden="0" w:uiPriority="63" w:unhideWhenUsed="0"/>
-    <w:lsdException w:name="Medium Shading 2 Accent 3" w:semiHidden="0" w:uiPriority="64" w:unhideWhenUsed="0"/>
-    <w:lsdException w:name="Medium List 1 Accent 3" w:semiHidden="0" w:uiPriority="65" w:unhideWhenUsed="0"/>
-    <w:lsdException w:name="Medium List 2 Accent 3" w:semiHidden="0" w:uiPriority="66" w:unhideWhenUsed="0"/>
-    <w:lsdException w:name="Medium Grid 1 Accent 3" w:semiHidden="0" w:uiPriority="67" w:unhideWhenUsed="0"/>
-    <w:lsdException w:name="Medium Grid 2 Accent 3" w:semiHidden="0" w:uiPriority="68" w:unhideWhenUsed="0"/>
-    <w:lsdException w:name="Medium Grid 3 Accent 3" w:semiHidden="0" w:uiPriority="69" w:unhideWhenUsed="0"/>
-    <w:lsdException w:name="Dark List Accent 3" w:semiHidden="0" w:uiPriority="70" w:unhideWhenUsed="0"/>
-    <w:lsdException w:name="Colorful Shading Accent 3" w:semiHidden="0" w:uiPriority="71" w:unhideWhenUsed="0"/>
-    <w:lsdException w:name="Colorful List Accent 3" w:semiHidden="0" w:uiPriority="72" w:unhideWhenUsed="0"/>
-    <w:lsdException w:name="Colorful Grid Accent 3" w:semiHidden="0" w:uiPriority="73" w:unhideWhenUsed="0"/>
-    <w:lsdException w:name="Light Shading Accent 4" w:semiHidden="0" w:uiPriority="60" w:unhideWhenUsed="0"/>
-    <w:lsdException w:name="Light List Accent 4" w:semiHidden="0" w:uiPriority="61" w:unhideWhenUsed="0"/>
-    <w:lsdException w:name="Light Grid Accent 4" w:semiHidden="0" w:uiPriority="62" w:unhideWhenUsed="0"/>
-    <w:lsdException w:name="Medium Shading 1 Accent 4" w:semiHidden="0" w:uiPriority="63" w:unhideWhenUsed="0"/>
-    <w:lsdException w:name="Medium Shading 2 Accent 4" w:semiHidden="0" w:uiPriority="64" w:unhideWhenUsed="0"/>
-    <w:lsdException w:name="Medium List 1 Accent 4" w:semiHidden="0" w:uiPriority="65" w:unhideWhenUsed="0"/>
-    <w:lsdException w:name="Medium List 2 Accent 4" w:semiHidden="0" w:uiPriority="66" w:unhideWhenUsed="0"/>
-    <w:lsdException w:name="Medium Grid 1 Accent 4" w:semiHidden="0" w:uiPriority="67" w:unhideWhenUsed="0"/>
-    <w:lsdException w:name="Medium Grid 2 Accent 4" w:semiHidden="0" w:uiPriority="68" w:unhideWhenUsed="0"/>
-    <w:lsdException w:name="Medium Grid 3 Accent 4" w:semiHidden="0" w:uiPriority="69" w:unhideWhenUsed="0"/>
-    <w:lsdException w:name="Dark List Accent 4" w:semiHidden="0" w:uiPriority="70" w:unhideWhenUsed="0"/>
-    <w:lsdException w:name="Colorful Shading Accent 4" w:semiHidden="0" w:uiPriority="71" w:unhideWhenUsed="0"/>
-    <w:lsdException w:name="Colorful List Accent 4" w:semiHidden="0" w:uiPriority="72" w:unhideWhenUsed="0"/>
-    <w:lsdException w:name="Colorful Grid Accent 4" w:semiHidden="0" w:uiPriority="73" w:unhideWhenUsed="0"/>
-    <w:lsdException w:name="Light Shading Accent 5" w:semiHidden="0" w:uiPriority="60" w:unhideWhenUsed="0"/>
-    <w:lsdException w:name="Light List Accent 5" w:semiHidden="0" w:uiPriority="61" w:unhideWhenUsed="0"/>
-    <w:lsdException w:name="Light Grid Accent 5" w:semiHidden="0" w:uiPriority="62" w:unhideWhenUsed="0"/>
-    <w:lsdException w:name="Medium Shading 1 Accent 5" w:semiHidden="0" w:uiPriority="63" w:unhideWhenUsed="0"/>
-    <w:lsdException w:name="Medium Shading 2 Accent 5" w:semiHidden="0" w:uiPriority="64" w:unhideWhenUsed="0"/>
-    <w:lsdException w:name="Medium List 1 Accent 5" w:semiHidden="0" w:uiPriority="65" w:unhideWhenUsed="0"/>
-    <w:lsdException w:name="Medium List 2 Accent 5" w:semiHidden="0" w:uiPriority="66" w:unhideWhenUsed="0"/>
-    <w:lsdException w:name="Medium Grid 1 Accent 5" w:semiHidden="0" w:uiPriority="67" w:unhideWhenUsed="0"/>
-    <w:lsdException w:name="Medium Grid 2 Accent 5" w:semiHidden="0" w:uiPriority="68" w:unhideWhenUsed="0"/>
-    <w:lsdException w:name="Medium Grid 3 Accent 5" w:semiHidden="0" w:uiPriority="69" w:unhideWhenUsed="0"/>
-    <w:lsdException w:name="Dark List Accent 5" w:semiHidden="0" w:uiPriority="70" w:unhideWhenUsed="0"/>
-    <w:lsdException w:name="Colorful Shading Accent 5" w:semiHidden="0" w:uiPriority="71" w:unhideWhenUsed="0"/>
-    <w:lsdException w:name="Colorful List Accent 5" w:semiHidden="0" w:uiPriority="72" w:unhideWhenUsed="0"/>
-    <w:lsdException w:name="Colorful Grid Accent 5" w:semiHidden="0" w:uiPriority="73" w:unhideWhenUsed="0"/>
-    <w:lsdException w:name="Light Shading Accent 6" w:semiHidden="0" w:uiPriority="60" w:unhideWhenUsed="0"/>
-    <w:lsdException w:name="Light List Accent 6" w:semiHidden="0" w:uiPriority="61" w:unhideWhenUsed="0"/>
-    <w:lsdException w:name="Light Grid Accent 6" w:semiHidden="0" w:uiPriority="62" w:unhideWhenUsed="0"/>
-    <w:lsdException w:name="Medium Shading 1 Accent 6" w:semiHidden="0" w:uiPriority="63" w:unhideWhenUsed="0"/>
-    <w:lsdException w:name="Medium Shading 2 Accent 6" w:semiHidden="0" w:uiPriority="64" w:unhideWhenUsed="0"/>
-    <w:lsdException w:name="Medium List 1 Accent 6" w:semiHidden="0" w:uiPriority="65" w:unhideWhenUsed="0"/>
-    <w:lsdException w:name="Medium List 2 Accent 6" w:semiHidden="0" w:uiPriority="66" w:unhideWhenUsed="0"/>
-    <w:lsdException w:name="Medium Grid 1 Accent 6" w:semiHidden="0" w:uiPriority="67" w:unhideWhenUsed="0"/>
-    <w:lsdException w:name="Medium Grid 2 Accent 6" w:semiHidden="0" w:uiPriority="68" w:unhideWhenUsed="0"/>
-    <w:lsdException w:name="Medium Grid 3 Accent 6" w:semiHidden="0" w:uiPriority="69" w:unhideWhenUsed="0"/>
-    <w:lsdException w:name="Dark List Accent 6" w:semiHidden="0" w:uiPriority="70" w:unhideWhenUsed="0"/>
-    <w:lsdException w:name="Colorful Shading Accent 6" w:semiHidden="0" w:uiPriority="71" w:unhideWhenUsed="0"/>
-    <w:lsdException w:name="Colorful List Accent 6" w:semiHidden="0" w:uiPriority="72" w:unhideWhenUsed="0"/>
-    <w:lsdException w:name="Colorful Grid Accent 6" w:semiHidden="0" w:uiPriority="73" w:unhideWhenUsed="0"/>
-    <w:lsdException w:name="Subtle Emphasis" w:semiHidden="0" w:uiPriority="19" w:unhideWhenUsed="0" w:qFormat="1"/>
-    <w:lsdException w:name="Intense Emphasis" w:semiHidden="0" w:uiPriority="21" w:unhideWhenUsed="0" w:qFormat="1"/>
-    <w:lsdException w:name="Subtle Reference" w:semiHidden="0" w:uiPriority="31" w:unhideWhenUsed="0" w:qFormat="1"/>
-    <w:lsdException w:name="Intense Reference" w:semiHidden="0" w:uiPriority="32" w:unhideWhenUsed="0" w:qFormat="1"/>
-    <w:lsdException w:name="Book Title" w:semiHidden="0" w:uiPriority="33" w:unhideWhenUsed="0" w:qFormat="1"/>
-    <w:lsdException w:name="Bibliography" w:uiPriority="37"/>
-    <w:lsdException w:name="TOC Heading" w:uiPriority="39" w:qFormat="1"/>
+  <w:latentStyles w:defLockedState="0" w:defUIPriority="99" w:defSemiHidden="0" w:defUnhideWhenUsed="0" w:defQFormat="0" w:count="375">
+    <w:lsdException w:name="Normal" w:uiPriority="0" w:qFormat="1"/>
+    <w:lsdException w:name="heading 1" w:uiPriority="9" w:qFormat="1"/>
+    <w:lsdException w:name="heading 2" w:semiHidden="1" w:uiPriority="9" w:unhideWhenUsed="1" w:qFormat="1"/>
+    <w:lsdException w:name="heading 3" w:semiHidden="1" w:uiPriority="9" w:unhideWhenUsed="1" w:qFormat="1"/>
+    <w:lsdException w:name="heading 4" w:semiHidden="1" w:uiPriority="9" w:unhideWhenUsed="1" w:qFormat="1"/>
+    <w:lsdException w:name="heading 5" w:semiHidden="1" w:uiPriority="9" w:unhideWhenUsed="1" w:qFormat="1"/>
+    <w:lsdException w:name="heading 6" w:semiHidden="1" w:uiPriority="9" w:unhideWhenUsed="1" w:qFormat="1"/>
+    <w:lsdException w:name="heading 7" w:semiHidden="1" w:uiPriority="9" w:unhideWhenUsed="1" w:qFormat="1"/>
+    <w:lsdException w:name="heading 8" w:semiHidden="1" w:uiPriority="9" w:unhideWhenUsed="1" w:qFormat="1"/>
+    <w:lsdException w:name="heading 9" w:semiHidden="1" w:uiPriority="9" w:unhideWhenUsed="1" w:qFormat="1"/>
+    <w:lsdException w:name="index 1" w:semiHidden="1" w:unhideWhenUsed="1"/>
+    <w:lsdException w:name="index 2" w:semiHidden="1" w:unhideWhenUsed="1"/>
+    <w:lsdException w:name="index 3" w:semiHidden="1" w:unhideWhenUsed="1"/>
+    <w:lsdException w:name="index 4" w:semiHidden="1" w:unhideWhenUsed="1"/>
+    <w:lsdException w:name="index 5" w:semiHidden="1" w:unhideWhenUsed="1"/>
+    <w:lsdException w:name="index 6" w:semiHidden="1" w:unhideWhenUsed="1"/>
+    <w:lsdException w:name="index 7" w:semiHidden="1" w:unhideWhenUsed="1"/>
+    <w:lsdException w:name="index 8" w:semiHidden="1" w:unhideWhenUsed="1"/>
+    <w:lsdException w:name="index 9" w:semiHidden="1" w:unhideWhenUsed="1"/>
+    <w:lsdException w:name="toc 1" w:semiHidden="1" w:uiPriority="39" w:unhideWhenUsed="1"/>
+    <w:lsdException w:name="toc 2" w:semiHidden="1" w:uiPriority="39" w:unhideWhenUsed="1"/>
+    <w:lsdException w:name="toc 3" w:semiHidden="1" w:uiPriority="39" w:unhideWhenUsed="1"/>
+    <w:lsdException w:name="toc 4" w:semiHidden="1" w:uiPriority="39" w:unhideWhenUsed="1"/>
+    <w:lsdException w:name="toc 5" w:semiHidden="1" w:uiPriority="39" w:unhideWhenUsed="1"/>
+    <w:lsdException w:name="toc 6" w:semiHidden="1" w:uiPriority="39" w:unhideWhenUsed="1"/>
+    <w:lsdException w:name="toc 7" w:semiHidden="1" w:uiPriority="39" w:unhideWhenUsed="1"/>
+    <w:lsdException w:name="toc 8" w:semiHidden="1" w:uiPriority="39" w:unhideWhenUsed="1"/>
+    <w:lsdException w:name="toc 9" w:semiHidden="1" w:uiPriority="39" w:unhideWhenUsed="1"/>
+    <w:lsdException w:name="Normal Indent" w:semiHidden="1" w:unhideWhenUsed="1"/>
+    <w:lsdException w:name="footnote text" w:semiHidden="1" w:unhideWhenUsed="1"/>
+    <w:lsdException w:name="annotation text" w:semiHidden="1" w:unhideWhenUsed="1"/>
+    <w:lsdException w:name="header" w:semiHidden="1" w:unhideWhenUsed="1"/>
+    <w:lsdException w:name="footer" w:semiHidden="1" w:unhideWhenUsed="1"/>
+    <w:lsdException w:name="index heading" w:semiHidden="1" w:unhideWhenUsed="1"/>
+    <w:lsdException w:name="caption" w:semiHidden="1" w:uiPriority="35" w:unhideWhenUsed="1" w:qFormat="1"/>
+    <w:lsdException w:name="table of figures" w:semiHidden="1" w:unhideWhenUsed="1"/>
+    <w:lsdException w:name="envelope address" w:semiHidden="1" w:unhideWhenUsed="1"/>
+    <w:lsdException w:name="envelope return" w:semiHidden="1" w:unhideWhenUsed="1"/>
+    <w:lsdException w:name="footnote reference" w:semiHidden="1" w:unhideWhenUsed="1"/>
+    <w:lsdException w:name="annotation reference" w:semiHidden="1" w:unhideWhenUsed="1"/>
+    <w:lsdException w:name="line number" w:semiHidden="1" w:unhideWhenUsed="1"/>
+    <w:lsdException w:name="page number" w:semiHidden="1" w:unhideWhenUsed="1"/>
+    <w:lsdException w:name="endnote reference" w:semiHidden="1" w:unhideWhenUsed="1"/>
+    <w:lsdException w:name="endnote text" w:semiHidden="1" w:unhideWhenUsed="1"/>
+    <w:lsdException w:name="table of authorities" w:semiHidden="1" w:unhideWhenUsed="1"/>
+    <w:lsdException w:name="macro" w:semiHidden="1" w:unhideWhenUsed="1"/>
+    <w:lsdException w:name="toa heading" w:semiHidden="1" w:unhideWhenUsed="1"/>
+    <w:lsdException w:name="List" w:semiHidden="1" w:unhideWhenUsed="1"/>
+    <w:lsdException w:name="List Bullet" w:semiHidden="1" w:unhideWhenUsed="1"/>
+    <w:lsdException w:name="List Number" w:semiHidden="1" w:unhideWhenUsed="1"/>
+    <w:lsdException w:name="List 2" w:semiHidden="1" w:unhideWhenUsed="1"/>
+    <w:lsdException w:name="List 3" w:semiHidden="1" w:unhideWhenUsed="1"/>
+    <w:lsdException w:name="List 4" w:semiHidden="1" w:unhideWhenUsed="1"/>
+    <w:lsdException w:name="List 5" w:semiHidden="1" w:unhideWhenUsed="1"/>
+    <w:lsdException w:name="List Bullet 2" w:semiHidden="1" w:unhideWhenUsed="1"/>
+    <w:lsdException w:name="List Bullet 3" w:semiHidden="1" w:unhideWhenUsed="1"/>
+    <w:lsdException w:name="List Bullet 4" w:semiHidden="1" w:unhideWhenUsed="1"/>
+    <w:lsdException w:name="List Bullet 5" w:semiHidden="1" w:unhideWhenUsed="1"/>
+    <w:lsdException w:name="List Number 2" w:semiHidden="1" w:unhideWhenUsed="1"/>
+    <w:lsdException w:name="List Number 3" w:semiHidden="1" w:unhideWhenUsed="1"/>
+    <w:lsdException w:name="List Number 4" w:semiHidden="1" w:unhideWhenUsed="1"/>
+    <w:lsdException w:name="List Number 5" w:semiHidden="1" w:unhideWhenUsed="1"/>
+    <w:lsdException w:name="Title" w:uiPriority="10" w:qFormat="1"/>
+    <w:lsdException w:name="Closing" w:semiHidden="1" w:unhideWhenUsed="1"/>
+    <w:lsdException w:name="Signature" w:semiHidden="1" w:unhideWhenUsed="1"/>
+    <w:lsdException w:name="Default Paragraph Font" w:semiHidden="1" w:uiPriority="1" w:unhideWhenUsed="1"/>
+    <w:lsdException w:name="Body Text" w:semiHidden="1" w:unhideWhenUsed="1"/>
+    <w:lsdException w:name="Body Text Indent" w:semiHidden="1" w:unhideWhenUsed="1"/>
+    <w:lsdException w:name="List Continue" w:semiHidden="1" w:unhideWhenUsed="1"/>
+    <w:lsdException w:name="List Continue 2" w:semiHidden="1" w:unhideWhenUsed="1"/>
+    <w:lsdException w:name="List Continue 3" w:semiHidden="1" w:unhideWhenUsed="1"/>
+    <w:lsdException w:name="List Continue 4" w:semiHidden="1" w:unhideWhenUsed="1"/>
+    <w:lsdException w:name="List Continue 5" w:semiHidden="1" w:unhideWhenUsed="1"/>
+    <w:lsdException w:name="Message Header" w:semiHidden="1" w:unhideWhenUsed="1"/>
+    <w:lsdException w:name="Subtitle" w:uiPriority="11" w:qFormat="1"/>
+    <w:lsdException w:name="Salutation" w:semiHidden="1" w:unhideWhenUsed="1"/>
+    <w:lsdException w:name="Date" w:semiHidden="1" w:unhideWhenUsed="1"/>
+    <w:lsdException w:name="Body Text First Indent" w:semiHidden="1" w:unhideWhenUsed="1"/>
+    <w:lsdException w:name="Body Text First Indent 2" w:semiHidden="1" w:unhideWhenUsed="1"/>
+    <w:lsdException w:name="Note Heading" w:semiHidden="1" w:unhideWhenUsed="1"/>
+    <w:lsdException w:name="Body Text 2" w:semiHidden="1" w:unhideWhenUsed="1"/>
+    <w:lsdException w:name="Body Text 3" w:semiHidden="1" w:unhideWhenUsed="1"/>
+    <w:lsdException w:name="Body Text Indent 2" w:semiHidden="1" w:unhideWhenUsed="1"/>
+    <w:lsdException w:name="Body Text Indent 3" w:semiHidden="1" w:unhideWhenUsed="1"/>
+    <w:lsdException w:name="Block Text" w:semiHidden="1" w:unhideWhenUsed="1"/>
+    <w:lsdException w:name="Hyperlink" w:semiHidden="1" w:unhideWhenUsed="1"/>
+    <w:lsdException w:name="FollowedHyperlink" w:semiHidden="1" w:unhideWhenUsed="1"/>
+    <w:lsdException w:name="Strong" w:uiPriority="22" w:qFormat="1"/>
+    <w:lsdException w:name="Emphasis" w:uiPriority="20" w:qFormat="1"/>
+    <w:lsdException w:name="Document Map" w:semiHidden="1" w:unhideWhenUsed="1"/>
+    <w:lsdException w:name="Plain Text" w:semiHidden="1" w:unhideWhenUsed="1"/>
+    <w:lsdException w:name="E-mail Signature" w:semiHidden="1" w:unhideWhenUsed="1"/>
+    <w:lsdException w:name="HTML Top of Form" w:semiHidden="1" w:unhideWhenUsed="1"/>
+    <w:lsdException w:name="HTML Bottom of Form" w:semiHidden="1" w:unhideWhenUsed="1"/>
+    <w:lsdException w:name="Normal (Web)" w:semiHidden="1" w:unhideWhenUsed="1"/>
+    <w:lsdException w:name="HTML Acronym" w:semiHidden="1" w:unhideWhenUsed="1"/>
+    <w:lsdException w:name="HTML Address" w:semiHidden="1" w:unhideWhenUsed="1"/>
+    <w:lsdException w:name="HTML Cite" w:semiHidden="1" w:unhideWhenUsed="1"/>
+    <w:lsdException w:name="HTML Code" w:semiHidden="1" w:unhideWhenUsed="1"/>
+    <w:lsdException w:name="HTML Definition" w:semiHidden="1" w:unhideWhenUsed="1"/>
+    <w:lsdException w:name="HTML Keyboard" w:semiHidden="1" w:unhideWhenUsed="1"/>
+    <w:lsdException w:name="HTML Preformatted" w:semiHidden="1" w:unhideWhenUsed="1"/>
+    <w:lsdException w:name="HTML Sample" w:semiHidden="1" w:unhideWhenUsed="1"/>
+    <w:lsdException w:name="HTML Typewriter" w:semiHidden="1" w:unhideWhenUsed="1"/>
+    <w:lsdException w:name="HTML Variable" w:semiHidden="1" w:unhideWhenUsed="1"/>
+    <w:lsdException w:name="Normal Table" w:semiHidden="1" w:unhideWhenUsed="1"/>
+    <w:lsdException w:name="annotation subject" w:semiHidden="1" w:unhideWhenUsed="1"/>
+    <w:lsdException w:name="No List" w:semiHidden="1" w:unhideWhenUsed="1"/>
+    <w:lsdException w:name="Outline List 1" w:semiHidden="1" w:unhideWhenUsed="1"/>
+    <w:lsdException w:name="Outline List 2" w:semiHidden="1" w:unhideWhenUsed="1"/>
+    <w:lsdException w:name="Outline List 3" w:semiHidden="1" w:unhideWhenUsed="1"/>
+    <w:lsdException w:name="Table Simple 1" w:semiHidden="1" w:unhideWhenUsed="1"/>
+    <w:lsdException w:name="Table Simple 2" w:semiHidden="1" w:unhideWhenUsed="1"/>
+    <w:lsdException w:name="Table Simple 3" w:semiHidden="1" w:unhideWhenUsed="1"/>
+    <w:lsdException w:name="Table Classic 1" w:semiHidden="1" w:unhideWhenUsed="1"/>
+    <w:lsdException w:name="Table Classic 2" w:semiHidden="1" w:unhideWhenUsed="1"/>
+    <w:lsdException w:name="Table Classic 3" w:semiHidden="1" w:unhideWhenUsed="1"/>
+    <w:lsdException w:name="Table Classic 4" w:semiHidden="1" w:unhideWhenUsed="1"/>
+    <w:lsdException w:name="Table Colorful 1" w:semiHidden="1" w:unhideWhenUsed="1"/>
+    <w:lsdException w:name="Table Colorful 2" w:semiHidden="1" w:unhideWhenUsed="1"/>
+    <w:lsdException w:name="Table Colorful 3" w:semiHidden="1" w:unhideWhenUsed="1"/>
+    <w:lsdException w:name="Table Columns 1" w:semiHidden="1" w:unhideWhenUsed="1"/>
+    <w:lsdException w:name="Table Columns 2" w:semiHidden="1" w:unhideWhenUsed="1"/>
+    <w:lsdException w:name="Table Columns 3" w:semiHidden="1" w:unhideWhenUsed="1"/>
+    <w:lsdException w:name="Table Columns 4" w:semiHidden="1" w:unhideWhenUsed="1"/>
+    <w:lsdException w:name="Table Columns 5" w:semiHidden="1" w:unhideWhenUsed="1"/>
+    <w:lsdException w:name="Table Grid 1" w:semiHidden="1" w:unhideWhenUsed="1"/>
+    <w:lsdException w:name="Table Grid 2" w:semiHidden="1" w:unhideWhenUsed="1"/>
+    <w:lsdException w:name="Table Grid 3" w:semiHidden="1" w:unhideWhenUsed="1"/>
+    <w:lsdException w:name="Table Grid 4" w:semiHidden="1" w:unhideWhenUsed="1"/>
+    <w:lsdException w:name="Table Grid 5" w:semiHidden="1" w:unhideWhenUsed="1"/>
+    <w:lsdException w:name="Table Grid 6" w:semiHidden="1" w:unhideWhenUsed="1"/>
+    <w:lsdException w:name="Table Grid 7" w:semiHidden="1" w:unhideWhenUsed="1"/>
+    <w:lsdException w:name="Table Grid 8" w:semiHidden="1" w:unhideWhenUsed="1"/>
+    <w:lsdException w:name="Table List 1" w:semiHidden="1" w:unhideWhenUsed="1"/>
+    <w:lsdException w:name="Table List 2" w:semiHidden="1" w:unhideWhenUsed="1"/>
+    <w:lsdException w:name="Table List 3" w:semiHidden="1" w:unhideWhenUsed="1"/>
+    <w:lsdException w:name="Table List 4" w:semiHidden="1" w:unhideWhenUsed="1"/>
+    <w:lsdException w:name="Table List 5" w:semiHidden="1" w:unhideWhenUsed="1"/>
+    <w:lsdException w:name="Table List 6" w:semiHidden="1" w:unhideWhenUsed="1"/>
+    <w:lsdException w:name="Table List 7" w:semiHidden="1" w:unhideWhenUsed="1"/>
+    <w:lsdException w:name="Table List 8" w:semiHidden="1" w:unhideWhenUsed="1"/>
+    <w:lsdException w:name="Table 3D effects 1" w:semiHidden="1" w:unhideWhenUsed="1"/>
+    <w:lsdException w:name="Table 3D effects 2" w:semiHidden="1" w:unhideWhenUsed="1"/>
+    <w:lsdException w:name="Table 3D effects 3" w:semiHidden="1" w:unhideWhenUsed="1"/>
+    <w:lsdException w:name="Table Contemporary" w:semiHidden="1" w:unhideWhenUsed="1"/>
+    <w:lsdException w:name="Table Elegant" w:semiHidden="1" w:unhideWhenUsed="1"/>
+    <w:lsdException w:name="Table Professional" w:semiHidden="1" w:unhideWhenUsed="1"/>
+    <w:lsdException w:name="Table Subtle 1" w:semiHidden="1" w:unhideWhenUsed="1"/>
+    <w:lsdException w:name="Table Subtle 2" w:semiHidden="1" w:unhideWhenUsed="1"/>
+    <w:lsdException w:name="Table Web 1" w:semiHidden="1" w:unhideWhenUsed="1"/>
+    <w:lsdException w:name="Table Web 2" w:semiHidden="1" w:unhideWhenUsed="1"/>
+    <w:lsdException w:name="Table Web 3" w:semiHidden="1" w:unhideWhenUsed="1"/>
+    <w:lsdException w:name="Balloon Text" w:semiHidden="1" w:unhideWhenUsed="1"/>
+    <w:lsdException w:name="Table Grid" w:semiHidden="1" w:uiPriority="59" w:unhideWhenUsed="1"/>
+    <w:lsdException w:name="Table Theme" w:semiHidden="1" w:unhideWhenUsed="1"/>
+    <w:lsdException w:name="Placeholder Text" w:semiHidden="1"/>
+    <w:lsdException w:name="No Spacing" w:uiPriority="1" w:qFormat="1"/>
+    <w:lsdException w:name="Light Shading" w:uiPriority="60"/>
+    <w:lsdException w:name="Light List" w:uiPriority="61"/>
+    <w:lsdException w:name="Light Grid" w:uiPriority="62"/>
+    <w:lsdException w:name="Medium Shading 1" w:uiPriority="63"/>
+    <w:lsdException w:name="Medium Shading 2" w:uiPriority="64"/>
+    <w:lsdException w:name="Medium List 1" w:uiPriority="65"/>
+    <w:lsdException w:name="Medium List 2" w:uiPriority="66"/>
+    <w:lsdException w:name="Medium Grid 1" w:uiPriority="67"/>
+    <w:lsdException w:name="Medium Grid 2" w:uiPriority="68"/>
+    <w:lsdException w:name="Medium Grid 3" w:uiPriority="69"/>
+    <w:lsdException w:name="Dark List" w:uiPriority="70"/>
+    <w:lsdException w:name="Colorful Shading" w:uiPriority="71"/>
+    <w:lsdException w:name="Colorful List" w:uiPriority="72"/>
+    <w:lsdException w:name="Colorful Grid" w:uiPriority="73"/>
+    <w:lsdException w:name="Light Shading Accent 1" w:uiPriority="60"/>
+    <w:lsdException w:name="Light List Accent 1" w:uiPriority="61"/>
+    <w:lsdException w:name="Light Grid Accent 1" w:uiPriority="62"/>
+    <w:lsdException w:name="Medium Shading 1 Accent 1" w:uiPriority="63"/>
+    <w:lsdException w:name="Medium Shading 2 Accent 1" w:uiPriority="64"/>
+    <w:lsdException w:name="Medium List 1 Accent 1" w:uiPriority="65"/>
+    <w:lsdException w:name="Revision" w:semiHidden="1"/>
+    <w:lsdException w:name="List Paragraph" w:uiPriority="34" w:qFormat="1"/>
+    <w:lsdException w:name="Quote" w:uiPriority="29" w:qFormat="1"/>
+    <w:lsdException w:name="Intense Quote" w:uiPriority="30" w:qFormat="1"/>
+    <w:lsdException w:name="Medium List 2 Accent 1" w:uiPriority="66"/>
+    <w:lsdException w:name="Medium Grid 1 Accent 1" w:uiPriority="67"/>
+    <w:lsdException w:name="Medium Grid 2 Accent 1" w:uiPriority="68"/>
+    <w:lsdException w:name="Medium Grid 3 Accent 1" w:uiPriority="69"/>
+    <w:lsdException w:name="Dark List Accent 1" w:uiPriority="70"/>
+    <w:lsdException w:name="Colorful Shading Accent 1" w:uiPriority="71"/>
+    <w:lsdException w:name="Colorful List Accent 1" w:uiPriority="72"/>
+    <w:lsdException w:name="Colorful Grid Accent 1" w:uiPriority="73"/>
+    <w:lsdException w:name="Light Shading Accent 2" w:uiPriority="60"/>
+    <w:lsdException w:name="Light List Accent 2" w:uiPriority="61"/>
+    <w:lsdException w:name="Light Grid Accent 2" w:uiPriority="62"/>
+    <w:lsdException w:name="Medium Shading 1 Accent 2" w:uiPriority="63"/>
+    <w:lsdException w:name="Medium Shading 2 Accent 2" w:uiPriority="64"/>
+    <w:lsdException w:name="Medium List 1 Accent 2" w:uiPriority="65"/>
+    <w:lsdException w:name="Medium List 2 Accent 2" w:uiPriority="66"/>
+    <w:lsdException w:name="Medium Grid 1 Accent 2" w:uiPriority="67"/>
+    <w:lsdException w:name="Medium Grid 2 Accent 2" w:uiPriority="68"/>
+    <w:lsdException w:name="Medium Grid 3 Accent 2" w:uiPriority="69"/>
+    <w:lsdException w:name="Dark List Accent 2" w:uiPriority="70"/>
+    <w:lsdException w:name="Colorful Shading Accent 2" w:uiPriority="71"/>
+    <w:lsdException w:name="Colorful List Accent 2" w:uiPriority="72"/>
+    <w:lsdException w:name="Colorful Grid Accent 2" w:uiPriority="73"/>
+    <w:lsdException w:name="Light Shading Accent 3" w:uiPriority="60"/>
+    <w:lsdException w:name="Light List Accent 3" w:uiPriority="61"/>
+    <w:lsdException w:name="Light Grid Accent 3" w:uiPriority="62"/>
+    <w:lsdException w:name="Medium Shading 1 Accent 3" w:uiPriority="63"/>
+    <w:lsdException w:name="Medium Shading 2 Accent 3" w:uiPriority="64"/>
+    <w:lsdException w:name="Medium List 1 Accent 3" w:uiPriority="65"/>
+    <w:lsdException w:name="Medium List 2 Accent 3" w:uiPriority="66"/>
+    <w:lsdException w:name="Medium Grid 1 Accent 3" w:uiPriority="67"/>
+    <w:lsdException w:name="Medium Grid 2 Accent 3" w:uiPriority="68"/>
+    <w:lsdException w:name="Medium Grid 3 Accent 3" w:uiPriority="69"/>
+    <w:lsdException w:name="Dark List Accent 3" w:uiPriority="70"/>
+    <w:lsdException w:name="Colorful Shading Accent 3" w:uiPriority="71"/>
+    <w:lsdException w:name="Colorful List Accent 3" w:uiPriority="72"/>
+    <w:lsdException w:name="Colorful Grid Accent 3" w:uiPriority="73"/>
+    <w:lsdException w:name="Light Shading Accent 4" w:uiPriority="60"/>
+    <w:lsdException w:name="Light List Accent 4" w:uiPriority="61"/>
+    <w:lsdException w:name="Light Grid Accent 4" w:uiPriority="62"/>
+    <w:lsdException w:name="Medium Shading 1 Accent 4" w:uiPriority="63"/>
+    <w:lsdException w:name="Medium Shading 2 Accent 4" w:uiPriority="64"/>
+    <w:lsdException w:name="Medium List 1 Accent 4" w:uiPriority="65"/>
+    <w:lsdException w:name="Medium List 2 Accent 4" w:uiPriority="66"/>
+    <w:lsdException w:name="Medium Grid 1 Accent 4" w:uiPriority="67"/>
+    <w:lsdException w:name="Medium Grid 2 Accent 4" w:uiPriority="68"/>
+    <w:lsdException w:name="Medium Grid 3 Accent 4" w:uiPriority="69"/>
+    <w:lsdException w:name="Dark List Accent 4" w:uiPriority="70"/>
+    <w:lsdException w:name="Colorful Shading Accent 4" w:uiPriority="71"/>
+    <w:lsdException w:name="Colorful List Accent 4" w:uiPriority="72"/>
+    <w:lsdException w:name="Colorful Grid Accent 4" w:uiPriority="73"/>
+    <w:lsdException w:name="Light Shading Accent 5" w:uiPriority="60"/>
+    <w:lsdException w:name="Light List Accent 5" w:uiPriority="61"/>
+    <w:lsdException w:name="Light Grid Accent 5" w:uiPriority="62"/>
+    <w:lsdException w:name="Medium Shading 1 Accent 5" w:uiPriority="63"/>
+    <w:lsdException w:name="Medium Shading 2 Accent 5" w:uiPriority="64"/>
+    <w:lsdException w:name="Medium List 1 Accent 5" w:uiPriority="65"/>
+    <w:lsdException w:name="Medium List 2 Accent 5" w:uiPriority="66"/>
+    <w:lsdException w:name="Medium Grid 1 Accent 5" w:uiPriority="67"/>
+    <w:lsdException w:name="Medium Grid 2 Accent 5" w:uiPriority="68"/>
+    <w:lsdException w:name="Medium Grid 3 Accent 5" w:uiPriority="69"/>
+    <w:lsdException w:name="Dark List Accent 5" w:uiPriority="70"/>
+    <w:lsdException w:name="Colorful Shading Accent 5" w:uiPriority="71"/>
+    <w:lsdException w:name="Colorful List Accent 5" w:uiPriority="72"/>
+    <w:lsdException w:name="Colorful Grid Accent 5" w:uiPriority="73"/>
+    <w:lsdException w:name="Light Shading Accent 6" w:uiPriority="60"/>
+    <w:lsdException w:name="Light List Accent 6" w:uiPriority="61"/>
+    <w:lsdException w:name="Light Grid Accent 6" w:uiPriority="62"/>
+    <w:lsdException w:name="Medium Shading 1 Accent 6" w:uiPriority="63"/>
+    <w:lsdException w:name="Medium Shading 2 Accent 6" w:uiPriority="64"/>
+    <w:lsdException w:name="Medium List 1 Accent 6" w:uiPriority="65"/>
+    <w:lsdException w:name="Medium List 2 Accent 6" w:uiPriority="66"/>
+    <w:lsdException w:name="Medium Grid 1 Accent 6" w:uiPriority="67"/>
+    <w:lsdException w:name="Medium Grid 2 Accent 6" w:uiPriority="68"/>
+    <w:lsdException w:name="Medium Grid 3 Accent 6" w:uiPriority="69"/>
+    <w:lsdException w:name="Dark List Accent 6" w:uiPriority="70"/>
+    <w:lsdException w:name="Colorful Shading Accent 6" w:uiPriority="71"/>
+    <w:lsdException w:name="Colorful List Accent 6" w:uiPriority="72"/>
+    <w:lsdException w:name="Colorful Grid Accent 6" w:uiPriority="73"/>
+    <w:lsdException w:name="Subtle Emphasis" w:uiPriority="19" w:qFormat="1"/>
+    <w:lsdException w:name="Intense Emphasis" w:uiPriority="21" w:qFormat="1"/>
+    <w:lsdException w:name="Subtle Reference" w:uiPriority="31" w:qFormat="1"/>
+    <w:lsdException w:name="Intense Reference" w:uiPriority="32" w:qFormat="1"/>
+    <w:lsdException w:name="Book Title" w:uiPriority="33" w:qFormat="1"/>
+    <w:lsdException w:name="Bibliography" w:semiHidden="1" w:uiPriority="37" w:unhideWhenUsed="1"/>
+    <w:lsdException w:name="TOC Heading" w:semiHidden="1" w:uiPriority="39" w:unhideWhenUsed="1" w:qFormat="1"/>
+    <w:lsdException w:name="Plain Table 1" w:uiPriority="41"/>
+    <w:lsdException w:name="Plain Table 2" w:uiPriority="42"/>
+    <w:lsdException w:name="Plain Table 3" w:uiPriority="43"/>
+    <w:lsdException w:name="Plain Table 4" w:uiPriority="44"/>
+    <w:lsdException w:name="Plain Table 5" w:uiPriority="45"/>
+    <w:lsdException w:name="Grid Table Light" w:uiPriority="40"/>
+    <w:lsdException w:name="Grid Table 1 Light" w:uiPriority="46"/>
+    <w:lsdException w:name="Grid Table 2" w:uiPriority="47"/>
+    <w:lsdException w:name="Grid Table 3" w:uiPriority="48"/>
+    <w:lsdException w:name="Grid Table 4" w:uiPriority="49"/>
+    <w:lsdException w:name="Grid Table 5 Dark" w:uiPriority="50"/>
+    <w:lsdException w:name="Grid Table 6 Colorful" w:uiPriority="51"/>
+    <w:lsdException w:name="Grid Table 7 Colorful" w:uiPriority="52"/>
+    <w:lsdException w:name="Grid Table 1 Light Accent 1" w:uiPriority="46"/>
+    <w:lsdException w:name="Grid Table 2 Accent 1" w:uiPriority="47"/>
+    <w:lsdException w:name="Grid Table 3 Accent 1" w:uiPriority="48"/>
+    <w:lsdException w:name="Grid Table 4 Accent 1" w:uiPriority="49"/>
+    <w:lsdException w:name="Grid Table 5 Dark Accent 1" w:uiPriority="50"/>
+    <w:lsdException w:name="Grid Table 6 Colorful Accent 1" w:uiPriority="51"/>
+    <w:lsdException w:name="Grid Table 7 Colorful Accent 1" w:uiPriority="52"/>
+    <w:lsdException w:name="Grid Table 1 Light Accent 2" w:uiPriority="46"/>
+    <w:lsdException w:name="Grid Table 2 Accent 2" w:uiPriority="47"/>
+    <w:lsdException w:name="Grid Table 3 Accent 2" w:uiPriority="48"/>
+    <w:lsdException w:name="Grid Table 4 Accent 2" w:uiPriority="49"/>
+    <w:lsdException w:name="Grid Table 5 Dark Accent 2" w:uiPriority="50"/>
+    <w:lsdException w:name="Grid Table 6 Colorful Accent 2" w:uiPriority="51"/>
+    <w:lsdException w:name="Grid Table 7 Colorful Accent 2" w:uiPriority="52"/>
+    <w:lsdException w:name="Grid Table 1 Light Accent 3" w:uiPriority="46"/>
+    <w:lsdException w:name="Grid Table 2 Accent 3" w:uiPriority="47"/>
+    <w:lsdException w:name="Grid Table 3 Accent 3" w:uiPriority="48"/>
+    <w:lsdException w:name="Grid Table 4 Accent 3" w:uiPriority="49"/>
+    <w:lsdException w:name="Grid Table 5 Dark Accent 3" w:uiPriority="50"/>
+    <w:lsdException w:name="Grid Table 6 Colorful Accent 3" w:uiPriority="51"/>
+    <w:lsdException w:name="Grid Table 7 Colorful Accent 3" w:uiPriority="52"/>
+    <w:lsdException w:name="Grid Table 1 Light Accent 4" w:uiPriority="46"/>
+    <w:lsdException w:name="Grid Table 2 Accent 4" w:uiPriority="47"/>
+    <w:lsdException w:name="Grid Table 3 Accent 4" w:uiPriority="48"/>
+    <w:lsdException w:name="Grid Table 4 Accent 4" w:uiPriority="49"/>
+    <w:lsdException w:name="Grid Table 5 Dark Accent 4" w:uiPriority="50"/>
+    <w:lsdException w:name="Grid Table 6 Colorful Accent 4" w:uiPriority="51"/>
+    <w:lsdException w:name="Grid Table 7 Colorful Accent 4" w:uiPriority="52"/>
+    <w:lsdException w:name="Grid Table 1 Light Accent 5" w:uiPriority="46"/>
+    <w:lsdException w:name="Grid Table 2 Accent 5" w:uiPriority="47"/>
+    <w:lsdException w:name="Grid Table 3 Accent 5" w:uiPriority="48"/>
+    <w:lsdException w:name="Grid Table 4 Accent 5" w:uiPriority="49"/>
+    <w:lsdException w:name="Grid Table 5 Dark Accent 5" w:uiPriority="50"/>
+    <w:lsdException w:name="Grid Table 6 Colorful Accent 5" w:uiPriority="51"/>
+    <w:lsdException w:name="Grid Table 7 Colorful Accent 5" w:uiPriority="52"/>
+    <w:lsdException w:name="Grid Table 1 Light Accent 6" w:uiPriority="46"/>
+    <w:lsdException w:name="Grid Table 2 Accent 6" w:uiPriority="47"/>
+    <w:lsdException w:name="Grid Table 3 Accent 6" w:uiPriority="48"/>
+    <w:lsdException w:name="Grid Table 4 Accent 6" w:uiPriority="49"/>
+    <w:lsdException w:name="Grid Table 5 Dark Accent 6" w:uiPriority="50"/>
+    <w:lsdException w:name="Grid Table 6 Colorful Accent 6" w:uiPriority="51"/>
+    <w:lsdException w:name="Grid Table 7 Colorful Accent 6" w:uiPriority="52"/>
+    <w:lsdException w:name="List Table 1 Light" w:uiPriority="46"/>
+    <w:lsdException w:name="List Table 2" w:uiPriority="47"/>
+    <w:lsdException w:name="List Table 3" w:uiPriority="48"/>
+    <w:lsdException w:name="List Table 4" w:uiPriority="49"/>
+    <w:lsdException w:name="List Table 5 Dark" w:uiPriority="50"/>
+    <w:lsdException w:name="List Table 6 Colorful" w:uiPriority="51"/>
+    <w:lsdException w:name="List Table 7 Colorful" w:uiPriority="52"/>
+    <w:lsdException w:name="List Table 1 Light Accent 1" w:uiPriority="46"/>
+    <w:lsdException w:name="List Table 2 Accent 1" w:uiPriority="47"/>
+    <w:lsdException w:name="List Table 3 Accent 1" w:uiPriority="48"/>
+    <w:lsdException w:name="List Table 4 Accent 1" w:uiPriority="49"/>
+    <w:lsdException w:name="List Table 5 Dark Accent 1" w:uiPriority="50"/>
+    <w:lsdException w:name="List Table 6 Colorful Accent 1" w:uiPriority="51"/>
+    <w:lsdException w:name="List Table 7 Colorful Accent 1" w:uiPriority="52"/>
+    <w:lsdException w:name="List Table 1 Light Accent 2" w:uiPriority="46"/>
+    <w:lsdException w:name="List Table 2 Accent 2" w:uiPriority="47"/>
+    <w:lsdException w:name="List Table 3 Accent 2" w:uiPriority="48"/>
+    <w:lsdException w:name="List Table 4 Accent 2" w:uiPriority="49"/>
+    <w:lsdException w:name="List Table 5 Dark Accent 2" w:uiPriority="50"/>
+    <w:lsdException w:name="List Table 6 Colorful Accent 2" w:uiPriority="51"/>
+    <w:lsdException w:name="List Table 7 Colorful Accent 2" w:uiPriority="52"/>
+    <w:lsdException w:name="List Table 1 Light Accent 3" w:uiPriority="46"/>
+    <w:lsdException w:name="List Table 2 Accent 3" w:uiPriority="47"/>
+    <w:lsdException w:name="List Table 3 Accent 3" w:uiPriority="48"/>
+    <w:lsdException w:name="List Table 4 Accent 3" w:uiPriority="49"/>
+    <w:lsdException w:name="List Table 5 Dark Accent 3" w:uiPriority="50"/>
+    <w:lsdException w:name="List Table 6 Colorful Accent 3" w:uiPriority="51"/>
+    <w:lsdException w:name="List Table 7 Colorful Accent 3" w:uiPriority="52"/>
+    <w:lsdException w:name="List Table 1 Light Accent 4" w:uiPriority="46"/>
+    <w:lsdException w:name="List Table 2 Accent 4" w:uiPriority="47"/>
+    <w:lsdException w:name="List Table 3 Accent 4" w:uiPriority="48"/>
+    <w:lsdException w:name="List Table 4 Accent 4" w:uiPriority="49"/>
+    <w:lsdException w:name="List Table 5 Dark Accent 4" w:uiPriority="50"/>
+    <w:lsdException w:name="List Table 6 Colorful Accent 4" w:uiPriority="51"/>
+    <w:lsdException w:name="List Table 7 Colorful Accent 4" w:uiPriority="52"/>
+    <w:lsdException w:name="List Table 1 Light Accent 5" w:uiPriority="46"/>
+    <w:lsdException w:name="List Table 2 Accent 5" w:uiPriority="47"/>
+    <w:lsdException w:name="List Table 3 Accent 5" w:uiPriority="48"/>
+    <w:lsdException w:name="List Table 4 Accent 5" w:uiPriority="49"/>
+    <w:lsdException w:name="List Table 5 Dark Accent 5" w:uiPriority="50"/>
+    <w:lsdException w:name="List Table 6 Colorful Accent 5" w:uiPriority="51"/>
+    <w:lsdException w:name="List Table 7 Colorful Accent 5" w:uiPriority="52"/>
+    <w:lsdException w:name="List Table 1 Light Accent 6" w:uiPriority="46"/>
+    <w:lsdException w:name="List Table 2 Accent 6" w:uiPriority="47"/>
+    <w:lsdException w:name="List Table 3 Accent 6" w:uiPriority="48"/>
+    <w:lsdException w:name="List Table 4 Accent 6" w:uiPriority="49"/>
+    <w:lsdException w:name="List Table 5 Dark Accent 6" w:uiPriority="50"/>
+    <w:lsdException w:name="List Table 6 Colorful Accent 6" w:uiPriority="51"/>
+    <w:lsdException w:name="List Table 7 Colorful Accent 6" w:uiPriority="52"/>
+    <w:lsdException w:name="Mention" w:semiHidden="1" w:unhideWhenUsed="1"/>
+    <w:lsdException w:name="Smart Hyperlink" w:semiHidden="1" w:unhideWhenUsed="1"/>
+    <w:lsdException w:name="Hashtag" w:semiHidden="1" w:unhideWhenUsed="1"/>
+    <w:lsdException w:name="Unresolved Mention" w:semiHidden="1" w:unhideWhenUsed="1"/>
   </w:latentStyles>
   <w:style w:type="paragraph" w:default="1" w:styleId="Normal">
     <w:name w:val="Normal"/>
     <w:qFormat/>
   </w:style>
-  <w:style w:type="paragraph" w:styleId="Cabealho1">
+  <w:style w:type="paragraph" w:styleId="Ttulo1">
     <w:name w:val="heading 1"/>
     <w:basedOn w:val="Normal"/>
-    <w:link w:val="Cabealho1Carcter"/>
+    <w:link w:val="Ttulo1Char"/>
     <w:uiPriority w:val="9"/>
     <w:qFormat/>
     <w:rsid w:val="00155FA4"/>
@@ -5627,10 +7505,10 @@
       <w:lang w:eastAsia="pt-BR"/>
     </w:rPr>
   </w:style>
-  <w:style w:type="paragraph" w:styleId="Cabealho3">
+  <w:style w:type="paragraph" w:styleId="Ttulo3">
     <w:name w:val="heading 3"/>
     <w:basedOn w:val="Normal"/>
-    <w:link w:val="Cabealho3Carcter"/>
+    <w:link w:val="Ttulo3Char"/>
     <w:uiPriority w:val="9"/>
     <w:qFormat/>
     <w:rsid w:val="00155FA4"/>
@@ -5647,7 +7525,7 @@
       <w:lang w:eastAsia="pt-BR"/>
     </w:rPr>
   </w:style>
-  <w:style w:type="character" w:default="1" w:styleId="Tipodeletrapredefinidodopargrafo">
+  <w:style w:type="character" w:default="1" w:styleId="Fontepargpadro">
     <w:name w:val="Default Paragraph Font"/>
     <w:uiPriority w:val="1"/>
     <w:semiHidden/>
@@ -5685,10 +7563,10 @@
       <w:contextualSpacing/>
     </w:pPr>
   </w:style>
-  <w:style w:type="character" w:customStyle="1" w:styleId="Cabealho1Carcter">
-    <w:name w:val="Cabeçalho 1 Carácter"/>
-    <w:basedOn w:val="Tipodeletrapredefinidodopargrafo"/>
-    <w:link w:val="Cabealho1"/>
+  <w:style w:type="character" w:customStyle="1" w:styleId="Ttulo1Char">
+    <w:name w:val="Título 1 Char"/>
+    <w:basedOn w:val="Fontepargpadro"/>
+    <w:link w:val="Ttulo1"/>
     <w:uiPriority w:val="9"/>
     <w:rsid w:val="00155FA4"/>
     <w:rPr>
@@ -5701,10 +7579,10 @@
       <w:lang w:eastAsia="pt-BR"/>
     </w:rPr>
   </w:style>
-  <w:style w:type="character" w:customStyle="1" w:styleId="Cabealho3Carcter">
-    <w:name w:val="Cabeçalho 3 Carácter"/>
-    <w:basedOn w:val="Tipodeletrapredefinidodopargrafo"/>
-    <w:link w:val="Cabealho3"/>
+  <w:style w:type="character" w:customStyle="1" w:styleId="Ttulo3Char">
+    <w:name w:val="Título 3 Char"/>
+    <w:basedOn w:val="Fontepargpadro"/>
+    <w:link w:val="Ttulo3"/>
     <w:uiPriority w:val="9"/>
     <w:rsid w:val="00155FA4"/>
     <w:rPr>
@@ -5718,7 +7596,7 @@
   </w:style>
   <w:style w:type="character" w:styleId="Forte">
     <w:name w:val="Strong"/>
-    <w:basedOn w:val="Tipodeletrapredefinidodopargrafo"/>
+    <w:basedOn w:val="Fontepargpadro"/>
     <w:uiPriority w:val="22"/>
     <w:qFormat/>
     <w:rsid w:val="00155FA4"/>
@@ -5747,7 +7625,7 @@
   <w:style w:type="paragraph" w:styleId="Textodebalo">
     <w:name w:val="Balloon Text"/>
     <w:basedOn w:val="Normal"/>
-    <w:link w:val="TextodebaloCarcter"/>
+    <w:link w:val="TextodebaloChar"/>
     <w:uiPriority w:val="99"/>
     <w:semiHidden/>
     <w:unhideWhenUsed/>
@@ -5761,340 +7639,9 @@
       <w:szCs w:val="16"/>
     </w:rPr>
   </w:style>
-  <w:style w:type="character" w:customStyle="1" w:styleId="TextodebaloCarcter">
-    <w:name w:val="Texto de balão Carácter"/>
-    <w:basedOn w:val="Tipodeletrapredefinidodopargrafo"/>
-    <w:link w:val="Textodebalo"/>
-    <w:uiPriority w:val="99"/>
-    <w:semiHidden/>
-    <w:rsid w:val="00E419DD"/>
-    <w:rPr>
-      <w:rFonts w:ascii="Tahoma" w:hAnsi="Tahoma" w:cs="Tahoma"/>
-      <w:sz w:val="16"/>
-      <w:szCs w:val="16"/>
-    </w:rPr>
-  </w:style>
-</w:styles>
-</file>
-
-<file path=word/stylesWithEffects.xml><?xml version="1.0" encoding="utf-8"?>
-<w:styles xmlns:wpc="http://schemas.microsoft.com/office/word/2010/wordprocessingCanvas" xmlns:mc="http://schemas.openxmlformats.org/markup-compatibility/2006" xmlns:o="urn:schemas-microsoft-com:office:office" xmlns:r="http://schemas.openxmlformats.org/officeDocument/2006/relationships" xmlns:m="http://schemas.openxmlformats.org/officeDocument/2006/math" xmlns:v="urn:schemas-microsoft-com:vml" xmlns:wp14="http://schemas.microsoft.com/office/word/2010/wordprocessingDrawing" xmlns:wp="http://schemas.openxmlformats.org/drawingml/2006/wordprocessingDrawing" xmlns:w10="urn:schemas-microsoft-com:office:word" xmlns:w="http://schemas.openxmlformats.org/wordprocessingml/2006/main" xmlns:w14="http://schemas.microsoft.com/office/word/2010/wordml" xmlns:wpg="http://schemas.microsoft.com/office/word/2010/wordprocessingGroup" xmlns:wpi="http://schemas.microsoft.com/office/word/2010/wordprocessingInk" xmlns:wne="http://schemas.microsoft.com/office/word/2006/wordml" xmlns:wps="http://schemas.microsoft.com/office/word/2010/wordprocessingShape" mc:Ignorable="w14 wp14">
-  <w:docDefaults>
-    <w:rPrDefault>
-      <w:rPr>
-        <w:rFonts w:asciiTheme="minorHAnsi" w:eastAsiaTheme="minorHAnsi" w:hAnsiTheme="minorHAnsi" w:cstheme="minorBidi"/>
-        <w:sz w:val="22"/>
-        <w:szCs w:val="22"/>
-        <w:lang w:val="pt-BR" w:eastAsia="en-US" w:bidi="ar-SA"/>
-      </w:rPr>
-    </w:rPrDefault>
-    <w:pPrDefault>
-      <w:pPr>
-        <w:spacing w:after="200" w:line="276" w:lineRule="auto"/>
-      </w:pPr>
-    </w:pPrDefault>
-  </w:docDefaults>
-  <w:latentStyles w:defLockedState="0" w:defUIPriority="99" w:defSemiHidden="1" w:defUnhideWhenUsed="1" w:defQFormat="0" w:count="267">
-    <w:lsdException w:name="Normal" w:semiHidden="0" w:uiPriority="0" w:unhideWhenUsed="0" w:qFormat="1"/>
-    <w:lsdException w:name="heading 1" w:semiHidden="0" w:uiPriority="9" w:unhideWhenUsed="0" w:qFormat="1"/>
-    <w:lsdException w:name="heading 2" w:uiPriority="9" w:qFormat="1"/>
-    <w:lsdException w:name="heading 3" w:uiPriority="9" w:qFormat="1"/>
-    <w:lsdException w:name="heading 4" w:uiPriority="9" w:qFormat="1"/>
-    <w:lsdException w:name="heading 5" w:uiPriority="9" w:qFormat="1"/>
-    <w:lsdException w:name="heading 6" w:uiPriority="9" w:qFormat="1"/>
-    <w:lsdException w:name="heading 7" w:uiPriority="9" w:qFormat="1"/>
-    <w:lsdException w:name="heading 8" w:uiPriority="9" w:qFormat="1"/>
-    <w:lsdException w:name="heading 9" w:uiPriority="9" w:qFormat="1"/>
-    <w:lsdException w:name="toc 1" w:uiPriority="39"/>
-    <w:lsdException w:name="toc 2" w:uiPriority="39"/>
-    <w:lsdException w:name="toc 3" w:uiPriority="39"/>
-    <w:lsdException w:name="toc 4" w:uiPriority="39"/>
-    <w:lsdException w:name="toc 5" w:uiPriority="39"/>
-    <w:lsdException w:name="toc 6" w:uiPriority="39"/>
-    <w:lsdException w:name="toc 7" w:uiPriority="39"/>
-    <w:lsdException w:name="toc 8" w:uiPriority="39"/>
-    <w:lsdException w:name="toc 9" w:uiPriority="39"/>
-    <w:lsdException w:name="caption" w:uiPriority="35" w:qFormat="1"/>
-    <w:lsdException w:name="Title" w:semiHidden="0" w:uiPriority="10" w:unhideWhenUsed="0" w:qFormat="1"/>
-    <w:lsdException w:name="Default Paragraph Font" w:uiPriority="1"/>
-    <w:lsdException w:name="Subtitle" w:semiHidden="0" w:uiPriority="11" w:unhideWhenUsed="0" w:qFormat="1"/>
-    <w:lsdException w:name="Strong" w:semiHidden="0" w:uiPriority="22" w:unhideWhenUsed="0" w:qFormat="1"/>
-    <w:lsdException w:name="Emphasis" w:semiHidden="0" w:uiPriority="20" w:unhideWhenUsed="0" w:qFormat="1"/>
-    <w:lsdException w:name="Table Grid" w:semiHidden="0" w:uiPriority="59" w:unhideWhenUsed="0"/>
-    <w:lsdException w:name="Placeholder Text" w:unhideWhenUsed="0"/>
-    <w:lsdException w:name="No Spacing" w:semiHidden="0" w:uiPriority="1" w:unhideWhenUsed="0" w:qFormat="1"/>
-    <w:lsdException w:name="Light Shading" w:semiHidden="0" w:uiPriority="60" w:unhideWhenUsed="0"/>
-    <w:lsdException w:name="Light List" w:semiHidden="0" w:uiPriority="61" w:unhideWhenUsed="0"/>
-    <w:lsdException w:name="Light Grid" w:semiHidden="0" w:uiPriority="62" w:unhideWhenUsed="0"/>
-    <w:lsdException w:name="Medium Shading 1" w:semiHidden="0" w:uiPriority="63" w:unhideWhenUsed="0"/>
-    <w:lsdException w:name="Medium Shading 2" w:semiHidden="0" w:uiPriority="64" w:unhideWhenUsed="0"/>
-    <w:lsdException w:name="Medium List 1" w:semiHidden="0" w:uiPriority="65" w:unhideWhenUsed="0"/>
-    <w:lsdException w:name="Medium List 2" w:semiHidden="0" w:uiPriority="66" w:unhideWhenUsed="0"/>
-    <w:lsdException w:name="Medium Grid 1" w:semiHidden="0" w:uiPriority="67" w:unhideWhenUsed="0"/>
-    <w:lsdException w:name="Medium Grid 2" w:semiHidden="0" w:uiPriority="68" w:unhideWhenUsed="0"/>
-    <w:lsdException w:name="Medium Grid 3" w:semiHidden="0" w:uiPriority="69" w:unhideWhenUsed="0"/>
-    <w:lsdException w:name="Dark List" w:semiHidden="0" w:uiPriority="70" w:unhideWhenUsed="0"/>
-    <w:lsdException w:name="Colorful Shading" w:semiHidden="0" w:uiPriority="71" w:unhideWhenUsed="0"/>
-    <w:lsdException w:name="Colorful List" w:semiHidden="0" w:uiPriority="72" w:unhideWhenUsed="0"/>
-    <w:lsdException w:name="Colorful Grid" w:semiHidden="0" w:uiPriority="73" w:unhideWhenUsed="0"/>
-    <w:lsdException w:name="Light Shading Accent 1" w:semiHidden="0" w:uiPriority="60" w:unhideWhenUsed="0"/>
-    <w:lsdException w:name="Light List Accent 1" w:semiHidden="0" w:uiPriority="61" w:unhideWhenUsed="0"/>
-    <w:lsdException w:name="Light Grid Accent 1" w:semiHidden="0" w:uiPriority="62" w:unhideWhenUsed="0"/>
-    <w:lsdException w:name="Medium Shading 1 Accent 1" w:semiHidden="0" w:uiPriority="63" w:unhideWhenUsed="0"/>
-    <w:lsdException w:name="Medium Shading 2 Accent 1" w:semiHidden="0" w:uiPriority="64" w:unhideWhenUsed="0"/>
-    <w:lsdException w:name="Medium List 1 Accent 1" w:semiHidden="0" w:uiPriority="65" w:unhideWhenUsed="0"/>
-    <w:lsdException w:name="Revision" w:unhideWhenUsed="0"/>
-    <w:lsdException w:name="List Paragraph" w:semiHidden="0" w:uiPriority="34" w:unhideWhenUsed="0" w:qFormat="1"/>
-    <w:lsdException w:name="Quote" w:semiHidden="0" w:uiPriority="29" w:unhideWhenUsed="0" w:qFormat="1"/>
-    <w:lsdException w:name="Intense Quote" w:semiHidden="0" w:uiPriority="30" w:unhideWhenUsed="0" w:qFormat="1"/>
-    <w:lsdException w:name="Medium List 2 Accent 1" w:semiHidden="0" w:uiPriority="66" w:unhideWhenUsed="0"/>
-    <w:lsdException w:name="Medium Grid 1 Accent 1" w:semiHidden="0" w:uiPriority="67" w:unhideWhenUsed="0"/>
-    <w:lsdException w:name="Medium Grid 2 Accent 1" w:semiHidden="0" w:uiPriority="68" w:unhideWhenUsed="0"/>
-    <w:lsdException w:name="Medium Grid 3 Accent 1" w:semiHidden="0" w:uiPriority="69" w:unhideWhenUsed="0"/>
-    <w:lsdException w:name="Dark List Accent 1" w:semiHidden="0" w:uiPriority="70" w:unhideWhenUsed="0"/>
-    <w:lsdException w:name="Colorful Shading Accent 1" w:semiHidden="0" w:uiPriority="71" w:unhideWhenUsed="0"/>
-    <w:lsdException w:name="Colorful List Accent 1" w:semiHidden="0" w:uiPriority="72" w:unhideWhenUsed="0"/>
-    <w:lsdException w:name="Colorful Grid Accent 1" w:semiHidden="0" w:uiPriority="73" w:unhideWhenUsed="0"/>
-    <w:lsdException w:name="Light Shading Accent 2" w:semiHidden="0" w:uiPriority="60" w:unhideWhenUsed="0"/>
-    <w:lsdException w:name="Light List Accent 2" w:semiHidden="0" w:uiPriority="61" w:unhideWhenUsed="0"/>
-    <w:lsdException w:name="Light Grid Accent 2" w:semiHidden="0" w:uiPriority="62" w:unhideWhenUsed="0"/>
-    <w:lsdException w:name="Medium Shading 1 Accent 2" w:semiHidden="0" w:uiPriority="63" w:unhideWhenUsed="0"/>
-    <w:lsdException w:name="Medium Shading 2 Accent 2" w:semiHidden="0" w:uiPriority="64" w:unhideWhenUsed="0"/>
-    <w:lsdException w:name="Medium List 1 Accent 2" w:semiHidden="0" w:uiPriority="65" w:unhideWhenUsed="0"/>
-    <w:lsdException w:name="Medium List 2 Accent 2" w:semiHidden="0" w:uiPriority="66" w:unhideWhenUsed="0"/>
-    <w:lsdException w:name="Medium Grid 1 Accent 2" w:semiHidden="0" w:uiPriority="67" w:unhideWhenUsed="0"/>
-    <w:lsdException w:name="Medium Grid 2 Accent 2" w:semiHidden="0" w:uiPriority="68" w:unhideWhenUsed="0"/>
-    <w:lsdException w:name="Medium Grid 3 Accent 2" w:semiHidden="0" w:uiPriority="69" w:unhideWhenUsed="0"/>
-    <w:lsdException w:name="Dark List Accent 2" w:semiHidden="0" w:uiPriority="70" w:unhideWhenUsed="0"/>
-    <w:lsdException w:name="Colorful Shading Accent 2" w:semiHidden="0" w:uiPriority="71" w:unhideWhenUsed="0"/>
-    <w:lsdException w:name="Colorful List Accent 2" w:semiHidden="0" w:uiPriority="72" w:unhideWhenUsed="0"/>
-    <w:lsdException w:name="Colorful Grid Accent 2" w:semiHidden="0" w:uiPriority="73" w:unhideWhenUsed="0"/>
-    <w:lsdException w:name="Light Shading Accent 3" w:semiHidden="0" w:uiPriority="60" w:unhideWhenUsed="0"/>
-    <w:lsdException w:name="Light List Accent 3" w:semiHidden="0" w:uiPriority="61" w:unhideWhenUsed="0"/>
-    <w:lsdException w:name="Light Grid Accent 3" w:semiHidden="0" w:uiPriority="62" w:unhideWhenUsed="0"/>
-    <w:lsdException w:name="Medium Shading 1 Accent 3" w:semiHidden="0" w:uiPriority="63" w:unhideWhenUsed="0"/>
-    <w:lsdException w:name="Medium Shading 2 Accent 3" w:semiHidden="0" w:uiPriority="64" w:unhideWhenUsed="0"/>
-    <w:lsdException w:name="Medium List 1 Accent 3" w:semiHidden="0" w:uiPriority="65" w:unhideWhenUsed="0"/>
-    <w:lsdException w:name="Medium List 2 Accent 3" w:semiHidden="0" w:uiPriority="66" w:unhideWhenUsed="0"/>
-    <w:lsdException w:name="Medium Grid 1 Accent 3" w:semiHidden="0" w:uiPriority="67" w:unhideWhenUsed="0"/>
-    <w:lsdException w:name="Medium Grid 2 Accent 3" w:semiHidden="0" w:uiPriority="68" w:unhideWhenUsed="0"/>
-    <w:lsdException w:name="Medium Grid 3 Accent 3" w:semiHidden="0" w:uiPriority="69" w:unhideWhenUsed="0"/>
-    <w:lsdException w:name="Dark List Accent 3" w:semiHidden="0" w:uiPriority="70" w:unhideWhenUsed="0"/>
-    <w:lsdException w:name="Colorful Shading Accent 3" w:semiHidden="0" w:uiPriority="71" w:unhideWhenUsed="0"/>
-    <w:lsdException w:name="Colorful List Accent 3" w:semiHidden="0" w:uiPriority="72" w:unhideWhenUsed="0"/>
-    <w:lsdException w:name="Colorful Grid Accent 3" w:semiHidden="0" w:uiPriority="73" w:unhideWhenUsed="0"/>
-    <w:lsdException w:name="Light Shading Accent 4" w:semiHidden="0" w:uiPriority="60" w:unhideWhenUsed="0"/>
-    <w:lsdException w:name="Light List Accent 4" w:semiHidden="0" w:uiPriority="61" w:unhideWhenUsed="0"/>
-    <w:lsdException w:name="Light Grid Accent 4" w:semiHidden="0" w:uiPriority="62" w:unhideWhenUsed="0"/>
-    <w:lsdException w:name="Medium Shading 1 Accent 4" w:semiHidden="0" w:uiPriority="63" w:unhideWhenUsed="0"/>
-    <w:lsdException w:name="Medium Shading 2 Accent 4" w:semiHidden="0" w:uiPriority="64" w:unhideWhenUsed="0"/>
-    <w:lsdException w:name="Medium List 1 Accent 4" w:semiHidden="0" w:uiPriority="65" w:unhideWhenUsed="0"/>
-    <w:lsdException w:name="Medium List 2 Accent 4" w:semiHidden="0" w:uiPriority="66" w:unhideWhenUsed="0"/>
-    <w:lsdException w:name="Medium Grid 1 Accent 4" w:semiHidden="0" w:uiPriority="67" w:unhideWhenUsed="0"/>
-    <w:lsdException w:name="Medium Grid 2 Accent 4" w:semiHidden="0" w:uiPriority="68" w:unhideWhenUsed="0"/>
-    <w:lsdException w:name="Medium Grid 3 Accent 4" w:semiHidden="0" w:uiPriority="69" w:unhideWhenUsed="0"/>
-    <w:lsdException w:name="Dark List Accent 4" w:semiHidden="0" w:uiPriority="70" w:unhideWhenUsed="0"/>
-    <w:lsdException w:name="Colorful Shading Accent 4" w:semiHidden="0" w:uiPriority="71" w:unhideWhenUsed="0"/>
-    <w:lsdException w:name="Colorful List Accent 4" w:semiHidden="0" w:uiPriority="72" w:unhideWhenUsed="0"/>
-    <w:lsdException w:name="Colorful Grid Accent 4" w:semiHidden="0" w:uiPriority="73" w:unhideWhenUsed="0"/>
-    <w:lsdException w:name="Light Shading Accent 5" w:semiHidden="0" w:uiPriority="60" w:unhideWhenUsed="0"/>
-    <w:lsdException w:name="Light List Accent 5" w:semiHidden="0" w:uiPriority="61" w:unhideWhenUsed="0"/>
-    <w:lsdException w:name="Light Grid Accent 5" w:semiHidden="0" w:uiPriority="62" w:unhideWhenUsed="0"/>
-    <w:lsdException w:name="Medium Shading 1 Accent 5" w:semiHidden="0" w:uiPriority="63" w:unhideWhenUsed="0"/>
-    <w:lsdException w:name="Medium Shading 2 Accent 5" w:semiHidden="0" w:uiPriority="64" w:unhideWhenUsed="0"/>
-    <w:lsdException w:name="Medium List 1 Accent 5" w:semiHidden="0" w:uiPriority="65" w:unhideWhenUsed="0"/>
-    <w:lsdException w:name="Medium List 2 Accent 5" w:semiHidden="0" w:uiPriority="66" w:unhideWhenUsed="0"/>
-    <w:lsdException w:name="Medium Grid 1 Accent 5" w:semiHidden="0" w:uiPriority="67" w:unhideWhenUsed="0"/>
-    <w:lsdException w:name="Medium Grid 2 Accent 5" w:semiHidden="0" w:uiPriority="68" w:unhideWhenUsed="0"/>
-    <w:lsdException w:name="Medium Grid 3 Accent 5" w:semiHidden="0" w:uiPriority="69" w:unhideWhenUsed="0"/>
-    <w:lsdException w:name="Dark List Accent 5" w:semiHidden="0" w:uiPriority="70" w:unhideWhenUsed="0"/>
-    <w:lsdException w:name="Colorful Shading Accent 5" w:semiHidden="0" w:uiPriority="71" w:unhideWhenUsed="0"/>
-    <w:lsdException w:name="Colorful List Accent 5" w:semiHidden="0" w:uiPriority="72" w:unhideWhenUsed="0"/>
-    <w:lsdException w:name="Colorful Grid Accent 5" w:semiHidden="0" w:uiPriority="73" w:unhideWhenUsed="0"/>
-    <w:lsdException w:name="Light Shading Accent 6" w:semiHidden="0" w:uiPriority="60" w:unhideWhenUsed="0"/>
-    <w:lsdException w:name="Light List Accent 6" w:semiHidden="0" w:uiPriority="61" w:unhideWhenUsed="0"/>
-    <w:lsdException w:name="Light Grid Accent 6" w:semiHidden="0" w:uiPriority="62" w:unhideWhenUsed="0"/>
-    <w:lsdException w:name="Medium Shading 1 Accent 6" w:semiHidden="0" w:uiPriority="63" w:unhideWhenUsed="0"/>
-    <w:lsdException w:name="Medium Shading 2 Accent 6" w:semiHidden="0" w:uiPriority="64" w:unhideWhenUsed="0"/>
-    <w:lsdException w:name="Medium List 1 Accent 6" w:semiHidden="0" w:uiPriority="65" w:unhideWhenUsed="0"/>
-    <w:lsdException w:name="Medium List 2 Accent 6" w:semiHidden="0" w:uiPriority="66" w:unhideWhenUsed="0"/>
-    <w:lsdException w:name="Medium Grid 1 Accent 6" w:semiHidden="0" w:uiPriority="67" w:unhideWhenUsed="0"/>
-    <w:lsdException w:name="Medium Grid 2 Accent 6" w:semiHidden="0" w:uiPriority="68" w:unhideWhenUsed="0"/>
-    <w:lsdException w:name="Medium Grid 3 Accent 6" w:semiHidden="0" w:uiPriority="69" w:unhideWhenUsed="0"/>
-    <w:lsdException w:name="Dark List Accent 6" w:semiHidden="0" w:uiPriority="70" w:unhideWhenUsed="0"/>
-    <w:lsdException w:name="Colorful Shading Accent 6" w:semiHidden="0" w:uiPriority="71" w:unhideWhenUsed="0"/>
-    <w:lsdException w:name="Colorful List Accent 6" w:semiHidden="0" w:uiPriority="72" w:unhideWhenUsed="0"/>
-    <w:lsdException w:name="Colorful Grid Accent 6" w:semiHidden="0" w:uiPriority="73" w:unhideWhenUsed="0"/>
-    <w:lsdException w:name="Subtle Emphasis" w:semiHidden="0" w:uiPriority="19" w:unhideWhenUsed="0" w:qFormat="1"/>
-    <w:lsdException w:name="Intense Emphasis" w:semiHidden="0" w:uiPriority="21" w:unhideWhenUsed="0" w:qFormat="1"/>
-    <w:lsdException w:name="Subtle Reference" w:semiHidden="0" w:uiPriority="31" w:unhideWhenUsed="0" w:qFormat="1"/>
-    <w:lsdException w:name="Intense Reference" w:semiHidden="0" w:uiPriority="32" w:unhideWhenUsed="0" w:qFormat="1"/>
-    <w:lsdException w:name="Book Title" w:semiHidden="0" w:uiPriority="33" w:unhideWhenUsed="0" w:qFormat="1"/>
-    <w:lsdException w:name="Bibliography" w:uiPriority="37"/>
-    <w:lsdException w:name="TOC Heading" w:uiPriority="39" w:qFormat="1"/>
-  </w:latentStyles>
-  <w:style w:type="paragraph" w:default="1" w:styleId="Normal">
-    <w:name w:val="Normal"/>
-    <w:qFormat/>
-  </w:style>
-  <w:style w:type="paragraph" w:styleId="Cabealho1">
-    <w:name w:val="heading 1"/>
-    <w:basedOn w:val="Normal"/>
-    <w:link w:val="Cabealho1Carcter"/>
-    <w:uiPriority w:val="9"/>
-    <w:qFormat/>
-    <w:rsid w:val="00155FA4"/>
-    <w:pPr>
-      <w:spacing w:before="100" w:beforeAutospacing="1" w:after="100" w:afterAutospacing="1" w:line="240" w:lineRule="auto"/>
-      <w:outlineLvl w:val="0"/>
-    </w:pPr>
-    <w:rPr>
-      <w:rFonts w:ascii="Times New Roman" w:eastAsia="Times New Roman" w:hAnsi="Times New Roman" w:cs="Times New Roman"/>
-      <w:b/>
-      <w:bCs/>
-      <w:kern w:val="36"/>
-      <w:sz w:val="48"/>
-      <w:szCs w:val="48"/>
-      <w:lang w:eastAsia="pt-BR"/>
-    </w:rPr>
-  </w:style>
-  <w:style w:type="paragraph" w:styleId="Cabealho3">
-    <w:name w:val="heading 3"/>
-    <w:basedOn w:val="Normal"/>
-    <w:link w:val="Cabealho3Carcter"/>
-    <w:uiPriority w:val="9"/>
-    <w:qFormat/>
-    <w:rsid w:val="00155FA4"/>
-    <w:pPr>
-      <w:spacing w:before="100" w:beforeAutospacing="1" w:after="100" w:afterAutospacing="1" w:line="240" w:lineRule="auto"/>
-      <w:outlineLvl w:val="2"/>
-    </w:pPr>
-    <w:rPr>
-      <w:rFonts w:ascii="Times New Roman" w:eastAsia="Times New Roman" w:hAnsi="Times New Roman" w:cs="Times New Roman"/>
-      <w:b/>
-      <w:bCs/>
-      <w:sz w:val="27"/>
-      <w:szCs w:val="27"/>
-      <w:lang w:eastAsia="pt-BR"/>
-    </w:rPr>
-  </w:style>
-  <w:style w:type="character" w:default="1" w:styleId="Tipodeletrapredefinidodopargrafo">
-    <w:name w:val="Default Paragraph Font"/>
-    <w:uiPriority w:val="1"/>
-    <w:semiHidden/>
-    <w:unhideWhenUsed/>
-  </w:style>
-  <w:style w:type="table" w:default="1" w:styleId="Tabelanormal">
-    <w:name w:val="Normal Table"/>
-    <w:uiPriority w:val="99"/>
-    <w:semiHidden/>
-    <w:unhideWhenUsed/>
-    <w:tblPr>
-      <w:tblInd w:w="0" w:type="dxa"/>
-      <w:tblCellMar>
-        <w:top w:w="0" w:type="dxa"/>
-        <w:left w:w="108" w:type="dxa"/>
-        <w:bottom w:w="0" w:type="dxa"/>
-        <w:right w:w="108" w:type="dxa"/>
-      </w:tblCellMar>
-    </w:tblPr>
-  </w:style>
-  <w:style w:type="numbering" w:default="1" w:styleId="Semlista">
-    <w:name w:val="No List"/>
-    <w:uiPriority w:val="99"/>
-    <w:semiHidden/>
-    <w:unhideWhenUsed/>
-  </w:style>
-  <w:style w:type="paragraph" w:styleId="PargrafodaLista">
-    <w:name w:val="List Paragraph"/>
-    <w:basedOn w:val="Normal"/>
-    <w:uiPriority w:val="34"/>
-    <w:qFormat/>
-    <w:rsid w:val="00DA552A"/>
-    <w:pPr>
-      <w:ind w:left="720"/>
-      <w:contextualSpacing/>
-    </w:pPr>
-  </w:style>
-  <w:style w:type="character" w:customStyle="1" w:styleId="Cabealho1Carcter">
-    <w:name w:val="Cabeçalho 1 Carácter"/>
-    <w:basedOn w:val="Tipodeletrapredefinidodopargrafo"/>
-    <w:link w:val="Cabealho1"/>
-    <w:uiPriority w:val="9"/>
-    <w:rsid w:val="00155FA4"/>
-    <w:rPr>
-      <w:rFonts w:ascii="Times New Roman" w:eastAsia="Times New Roman" w:hAnsi="Times New Roman" w:cs="Times New Roman"/>
-      <w:b/>
-      <w:bCs/>
-      <w:kern w:val="36"/>
-      <w:sz w:val="48"/>
-      <w:szCs w:val="48"/>
-      <w:lang w:eastAsia="pt-BR"/>
-    </w:rPr>
-  </w:style>
-  <w:style w:type="character" w:customStyle="1" w:styleId="Cabealho3Carcter">
-    <w:name w:val="Cabeçalho 3 Carácter"/>
-    <w:basedOn w:val="Tipodeletrapredefinidodopargrafo"/>
-    <w:link w:val="Cabealho3"/>
-    <w:uiPriority w:val="9"/>
-    <w:rsid w:val="00155FA4"/>
-    <w:rPr>
-      <w:rFonts w:ascii="Times New Roman" w:eastAsia="Times New Roman" w:hAnsi="Times New Roman" w:cs="Times New Roman"/>
-      <w:b/>
-      <w:bCs/>
-      <w:sz w:val="27"/>
-      <w:szCs w:val="27"/>
-      <w:lang w:eastAsia="pt-BR"/>
-    </w:rPr>
-  </w:style>
-  <w:style w:type="character" w:styleId="Forte">
-    <w:name w:val="Strong"/>
-    <w:basedOn w:val="Tipodeletrapredefinidodopargrafo"/>
-    <w:uiPriority w:val="22"/>
-    <w:qFormat/>
-    <w:rsid w:val="00155FA4"/>
-    <w:rPr>
-      <w:b/>
-      <w:bCs/>
-    </w:rPr>
-  </w:style>
-  <w:style w:type="paragraph" w:styleId="NormalWeb">
-    <w:name w:val="Normal (Web)"/>
-    <w:basedOn w:val="Normal"/>
-    <w:uiPriority w:val="99"/>
-    <w:semiHidden/>
-    <w:unhideWhenUsed/>
-    <w:rsid w:val="00155FA4"/>
-    <w:pPr>
-      <w:spacing w:before="100" w:beforeAutospacing="1" w:after="100" w:afterAutospacing="1" w:line="240" w:lineRule="auto"/>
-    </w:pPr>
-    <w:rPr>
-      <w:rFonts w:ascii="Times New Roman" w:eastAsia="Times New Roman" w:hAnsi="Times New Roman" w:cs="Times New Roman"/>
-      <w:sz w:val="24"/>
-      <w:szCs w:val="24"/>
-      <w:lang w:eastAsia="pt-BR"/>
-    </w:rPr>
-  </w:style>
-  <w:style w:type="paragraph" w:styleId="Textodebalo">
-    <w:name w:val="Balloon Text"/>
-    <w:basedOn w:val="Normal"/>
-    <w:link w:val="TextodebaloCarcter"/>
-    <w:uiPriority w:val="99"/>
-    <w:semiHidden/>
-    <w:unhideWhenUsed/>
-    <w:rsid w:val="00E419DD"/>
-    <w:pPr>
-      <w:spacing w:after="0" w:line="240" w:lineRule="auto"/>
-    </w:pPr>
-    <w:rPr>
-      <w:rFonts w:ascii="Tahoma" w:hAnsi="Tahoma" w:cs="Tahoma"/>
-      <w:sz w:val="16"/>
-      <w:szCs w:val="16"/>
-    </w:rPr>
-  </w:style>
-  <w:style w:type="character" w:customStyle="1" w:styleId="TextodebaloCarcter">
-    <w:name w:val="Texto de balão Carácter"/>
-    <w:basedOn w:val="Tipodeletrapredefinidodopargrafo"/>
+  <w:style w:type="character" w:customStyle="1" w:styleId="TextodebaloChar">
+    <w:name w:val="Texto de balão Char"/>
+    <w:basedOn w:val="Fontepargpadro"/>
     <w:link w:val="Textodebalo"/>
     <w:uiPriority w:val="99"/>
     <w:semiHidden/>
